--- a/content/cattwyk/2026-10-17/Cattwyk_Pruefpaket_PPWR-Radar_2026-10-17.docx
+++ b/content/cattwyk/2026-10-17/Cattwyk_Pruefpaket_PPWR-Radar_2026-10-17.docx
@@ -134,7 +134,7 @@
           <w:sz w:val="20"/>
           <w:szCs w:val="20"/>
         </w:rPr>
-        <w:t xml:space="preserve">Teil B – Einzelprüfung: 49 Datensätze mit konkreter Frage an die Kanzlei, je eine Karte mit drei Kästchen, darunter 17 neue Praxisfragen zur Rechtsentwicklung seit Juli 2026.</w:t>
+        <w:t xml:space="preserve">Teil B – Einzelprüfung: 63 Datensätze mit konkreter Frage an die Kanzlei, je eine Karte mit drei Kästchen, darunter 18 neue Praxisfragen zur Rechtsentwicklung seit Juli 2026.</w:t>
       </w:r>
     </w:p>
     <w:p>
@@ -19674,7 +19674,7 @@
           <w:sz w:val="20"/>
           <w:szCs w:val="20"/>
         </w:rPr>
-        <w:t xml:space="preserve">49 Datensätze mit einer konkreten Frage an die Kanzlei. Je Karte: unsere Aussage, die Fundstellen, der offene Punkt, drei Kästchen. Wenn Sie „Ändern“ wählen, genügt ein Satz in der Anmerkungszeile; wir formulieren den Datensatz um und legen ihn Ihnen erneut vor.</w:t>
+        <w:t xml:space="preserve">63 Datensätze mit einer konkreten Frage an die Kanzlei. Je Karte: unsere Aussage, die Fundstellen, der offene Punkt, drei Kästchen. Wenn Sie „Ändern“ wählen, genügt ein Satz in der Anmerkungszeile; wir formulieren den Datensatz um und legen ihn Ihnen erneut vor.</w:t>
       </w:r>
     </w:p>
     <w:p>
@@ -19692,7 +19692,7 @@
           <w:sz w:val="26"/>
           <w:szCs w:val="26"/>
         </w:rPr>
-        <w:t xml:space="preserve">B.1 Neu seit Juli 2026 (17 Praxisfragen)</w:t>
+        <w:t xml:space="preserve">B.1 Neu seit Juli 2026 (18 Praxisfragen)</w:t>
       </w:r>
     </w:p>
     <w:p>
@@ -21417,7 +21417,7 @@
           <w:sz w:val="22"/>
           <w:szCs w:val="22"/>
         </w:rPr>
-        <w:t xml:space="preserve">B18  </w:t>
+        <w:t xml:space="preserve">A36  </w:t>
       </w:r>
       <w:r>
         <w:rPr>
@@ -21427,7 +21427,7 @@
           <w:sz w:val="22"/>
           <w:szCs w:val="22"/>
         </w:rPr>
-        <w:t xml:space="preserve">Vollständigkeitserklärung für 2026: Welche Regeln gelten für das Übergangsjahr?</w:t>
+        <w:t xml:space="preserve">Verlag oder Versandhändler: Umschlag, Karton, Folie – welche Pflichten je Verpackung?</w:t>
       </w:r>
     </w:p>
     <w:p>
@@ -21441,7 +21441,7 @@
           <w:sz w:val="17"/>
           <w:szCs w:val="17"/>
         </w:rPr>
-        <w:t xml:space="preserve">Block B – PPWR × VerpackDG · Rollen / EPR · rechtsverbindlich · Bezug: #33</w:t>
+        <w:t xml:space="preserve">Block A – Rollen-Grenzfälle · Rollen / EPR · unverbindliche Auslegung · Bezug: #06, #07, #31, #32, #38, #18</w:t>
       </w:r>
     </w:p>
     <w:p>
@@ -21464,7 +21464,7 @@
           <w:sz w:val="19"/>
           <w:szCs w:val="19"/>
         </w:rPr>
-        <w:t xml:space="preserve">Unser Wirtschaftsprüfer fragt, ob wir für 2026 zwei Vollständigkeitserklärungen brauchen, eine nach altem und eine nach neuem Recht. Wie läuft das?</w:t>
+        <w:t xml:space="preserve">Wir sind ein Verlag und verschicken Zeitschriften und Bücher an Leser, teils in Folie eingeschweißt, teils im Umschlag oder Buchkarton. Betrifft uns die PPWR, und was müssen wir für welche Verpackung tun?</w:t>
       </w:r>
     </w:p>
     <w:p>
@@ -21487,7 +21487,7 @@
           <w:sz w:val="19"/>
           <w:szCs w:val="19"/>
         </w:rPr>
-        <w:t xml:space="preserve">Einordnung: Für das Bezugsjahr 2026 ist nach den Hinweisen der ZSVR nur eine Vollständigkeitserklärung je Hersteller zu hinterlegen, und zwar nach § 10 VerpackDG (§ 68 Abs. 5 VerpackDG). Die Prüfleitlinien vom 19.11.2024 gelten für das gesamte Jahr 2026 fort, ab dem 12.08.2026 sinngemäß. Für Mengen bis zum 11.08.2026 richten sich Herstellereigenschaft und Verpackungsarten nach dem VerpackG und dem alten Katalog, ab dem 12.08.2026 nach PPWR, VerpackDG und dem neuen Katalog; bestandskräftige Einordnungsentscheidungen bleiben wirksam (§ 68 Abs. 15 VerpackDG). Folge: Eine Erklärung, aber zwei Bewertungsmaßstäbe innerhalb des Jahres; Ihr Prüfer muss die Mengen entsprechend trennen. Neu ist außerdem die Schulungspflicht für registrierte Prüfer: Bestandsprüfer müssen den Nachweis bis zum 31.12.2027 erbringen, sonst wird die Registrierung ab dem 01.01.2028 aufgehoben (§ 56 Abs. 4, § 68 Abs. 16 VerpackDG). Quellen: §§ 10, 56 Abs. 4, 68 Abs. 5, 15 und 16 VerpackDG; ZSVR-Hinweise VE 2026 (Behördeninformation). Grenze: Neue Prüfleitlinien erscheinen erst für das Bezugsjahr 2027;</w:t>
+        <w:t xml:space="preserve">Einordnung: Betroffen sind Sie nicht wegen der Zeitschriften und Bücher, sondern wegen der Verpackung darum herum. Umschlag, Buchkarton, Folie und Füllmaterial sind E-Commerce-Verpackung und damit Transportverpackung (Art. 3 Abs. 1 Nr. 1 PPWR; FAQ 2. Ed. Kap. II FAQ 4); nach dem Katalog der ZSVR sind Versandverpackungen an Endkunden systembeteiligungspflichtig. Briefumschläge mit Rechnungen oder Korrespondenz sind keine Verpackung. Die Rolle bestimmt sich je Verpackung: Fertig gekaufte formstabile Umschläge und Kartons eines deutschen Lieferanten sind mit der Herstellung fertig; Erzeuger und Hersteller ist der Lieferant (Art. 3 Abs. 1 Nr. 13, Nr. 15 lit. a; ZSVR „Abgrenzung“; FAQ Kap. II FAQ 5). Sie sind dafür Vertreiber mit der Pflicht, die Registrierung des Lieferanten zu prüfen (Art. 19, § 13 Abs. 3 VerpackDG). Folie, die Sie oder Ihre Druckerei um die Zeitschrift schweißen, entsteht nach der ZSVR-Lesart erst bei der Anwendung; wer einschweißt und erstmals bereitstellt, ist Erzeuger und Hersteller.</w:t>
       </w:r>
     </w:p>
     <w:p>
@@ -21510,7 +21510,7 @@
           <w:sz w:val="19"/>
           <w:szCs w:val="19"/>
         </w:rPr>
-        <w:t xml:space="preserve">§ 10 VerpackDG (BGBl. 2026 I Nr. 207); § 68 Abs. 5 VerpackDG; § 56 Abs. 4 Satz 3 und 4 VerpackDG; § 68 Abs. 16 VerpackDG; ZSVR: „Aktuelle Hinweise zur Prüfung der Vollständigkeitserklärung 2026 und Schulungspflicht VE-Prüfung 2026“ (verpackungsregister.org, Behördeninformation, keine Rechtsnorm)</w:t>
+        <w:t xml:space="preserve">Art. 3 Abs. 1 Nr. 1, Nr. 13, Nr. 15 lit. a und Nr. 18 PPWR (VO (EU) 2025/40); Art. 15 Abs. 2, Art. 19, Art. 24 PPWR; §§ 6, 7, 13 Abs. 3, 68 Abs. 2 VerpackDG (BGBl. 2026 I Nr. 207); Kommissions-FAQ zur PPWR, 2. Edition (03.08.2026), Kap. II FAQ 4 und 5 (unverbindliche Auslegung der EU-Kommission); ZSVR: „Abgrenzung Erzeuger &amp; Hersteller“ und „Versand- und Onlinehandel“ (verpackungsregister.org, Behördeninformation, keine Rechtsnorm); ZSVR: Katalog systembeteiligungspflichtiger Verpackungen, Allgemeiner Teil, Stand 08/2026</w:t>
       </w:r>
     </w:p>
     <w:p>
@@ -21534,7 +21534,7 @@
           <w:sz w:val="19"/>
           <w:szCs w:val="19"/>
         </w:rPr>
-        <w:t xml:space="preserve">Grundlage ZSVR-Hinweise 2026 (PDF undatiert, verbreitet 13.08.2026); Normzitate § 68 Abs. 5 Satz 4, § 56 Abs. 4, § 68 Abs. 16 VerpackDG am Volltext prüfen. Ergänzt B05/B06.</w:t>
+        <w:t xml:space="preserve">Musterfall für die Verpackungs-Ebene (Regeln D1–D4). Beruht auf der ZSVR-Unterscheidung formstabil/flexibel und der Kommissions-FAQ 2. Ed.; Divergenz beim Zusammenfügen (A30/A31) und Lohnfertigung (A02) offen. Mit Regeln D1–D5 gemeinsam prüfen.</w:t>
       </w:r>
     </w:p>
     <w:tbl>
@@ -21699,7 +21699,7 @@
           <w:sz w:val="22"/>
           <w:szCs w:val="22"/>
         </w:rPr>
-        <w:t xml:space="preserve">B19  </w:t>
+        <w:t xml:space="preserve">B18  </w:t>
       </w:r>
       <w:r>
         <w:rPr>
@@ -21709,7 +21709,7 @@
           <w:sz w:val="22"/>
           <w:szCs w:val="22"/>
         </w:rPr>
-        <w:t xml:space="preserve">Mindeststandard 2026 veröffentlicht: Was ändert sich für die Ökomodulation?</w:t>
+        <w:t xml:space="preserve">Vollständigkeitserklärung für 2026: Welche Regeln gelten für das Übergangsjahr?</w:t>
       </w:r>
     </w:p>
     <w:p>
@@ -21723,7 +21723,7 @@
           <w:sz w:val="17"/>
           <w:szCs w:val="17"/>
         </w:rPr>
-        <w:t xml:space="preserve">Block B – PPWR × VerpackDG · Rollen / EPR · rechtsverbindlich · Bezug: #35, #12</w:t>
+        <w:t xml:space="preserve">Block B – PPWR × VerpackDG · Rollen / EPR · rechtsverbindlich · Bezug: #33</w:t>
       </w:r>
     </w:p>
     <w:p>
@@ -21746,7 +21746,7 @@
           <w:sz w:val="19"/>
           <w:szCs w:val="19"/>
         </w:rPr>
-        <w:t xml:space="preserve">Die ZSVR hat einen neuen Mindeststandard veröffentlicht. Gilt der schon, und was heißt das für unsere Beteiligungsentgelte?</w:t>
+        <w:t xml:space="preserve">Unser Wirtschaftsprüfer fragt, ob wir für 2026 zwei Vollständigkeitserklärungen brauchen, eine nach altem und eine nach neuem Recht. Wie läuft das?</w:t>
       </w:r>
     </w:p>
     <w:p>
@@ -21769,7 +21769,7 @@
           <w:sz w:val="19"/>
           <w:szCs w:val="19"/>
         </w:rPr>
-        <w:t xml:space="preserve">Einordnung: ZSVR und Umweltbundesamt haben am 31.08.2026 den Mindeststandard 2026 nach § 26 Abs. 3 VerpackDG veröffentlicht. Er gilt für Verpackungen, die im Kalenderjahr nach der Veröffentlichung, also 2027, in Verkehr gebracht werden. Die Methodik bleibt unverändert; Gestaltungsparameter wurden ergänzt und zusammengefasst, recyclingunverträgliche Merkmale führen weiterhin zu einer Recyclingfähigkeit von null Prozent, pauschale Materialboni gibt es nicht. Folge: Die Systeme müssen ihre Beteiligungsentgelte nach § 26 VerpackDG an der Recyclingfähigkeit ausrichten; bis die delegierten Rechtsakte nach Art. 6 Abs. 4 PPWR (Leistungsklassen A bis C) gelten, bleiben Verordnungen zur Ökomodulierung nach § 26a VerpackDG an den Mindeststandard gebunden. Prüfen Sie Ihre Verpackungen für 2027 gegen den neuen Katalog der Gestaltungsparameter. Quellen: §§ 26, 26a VerpackDG; Art. 6 Abs. 4 PPWR; Mindeststandard 2026 (ZSVR/UBA, Verwaltungsvorschrift). Grenze: Der Mindeststandard ist kein Gesetz, sondern eine Verwaltungsvorschrift; eine Rechtsverordnung nach § 26a VerpackDG liegt noch nicht vor.</w:t>
+        <w:t xml:space="preserve">Einordnung: Für das Bezugsjahr 2026 ist nach den Hinweisen der ZSVR nur eine Vollständigkeitserklärung je Hersteller zu hinterlegen, und zwar nach § 10 VerpackDG (§ 68 Abs. 5 VerpackDG). Die Prüfleitlinien vom 19.11.2024 gelten für das gesamte Jahr 2026 fort, ab dem 12.08.2026 sinngemäß. Für Mengen bis zum 11.08.2026 richten sich Herstellereigenschaft und Verpackungsarten nach dem VerpackG und dem alten Katalog, ab dem 12.08.2026 nach PPWR, VerpackDG und dem neuen Katalog; bestandskräftige Einordnungsentscheidungen bleiben wirksam (§ 68 Abs. 15 VerpackDG). Folge: Eine Erklärung, aber zwei Bewertungsmaßstäbe innerhalb des Jahres; Ihr Prüfer muss die Mengen entsprechend trennen. Neu ist außerdem die Schulungspflicht für registrierte Prüfer: Bestandsprüfer müssen den Nachweis bis zum 31.12.2027 erbringen, sonst wird die Registrierung ab dem 01.01.2028 aufgehoben (§ 56 Abs. 4, § 68 Abs. 16 VerpackDG). Quellen: §§ 10, 56 Abs. 4, 68 Abs. 5, 15 und 16 VerpackDG; ZSVR-Hinweise VE 2026 (Behördeninformation). Grenze: Neue Prüfleitlinien erscheinen erst für das Bezugsjahr 2027;</w:t>
       </w:r>
     </w:p>
     <w:p>
@@ -21792,7 +21792,7 @@
           <w:sz w:val="19"/>
           <w:szCs w:val="19"/>
         </w:rPr>
-        <w:t xml:space="preserve">§ 26 Abs. 3 VerpackDG (BGBl. 2026 I Nr. 207); § 26a VerpackDG; Art. 6 Abs. 4 PPWR (VO (EU) 2025/40); ZSVR/UBA: „Mindeststandard für die Bemessung der Recyclingfähigkeit systembeteiligungspflichtiger Verpackungen gemäß § 26 Abs. 3 VerpackDG“, Osnabrück 31.08.2026 (Verwaltungsvorschrift, Behördeninformation)</w:t>
+        <w:t xml:space="preserve">§ 10 VerpackDG (BGBl. 2026 I Nr. 207); § 68 Abs. 5 VerpackDG; § 56 Abs. 4 Satz 3 und 4 VerpackDG; § 68 Abs. 16 VerpackDG; ZSVR: „Aktuelle Hinweise zur Prüfung der Vollständigkeitserklärung 2026 und Schulungspflicht VE-Prüfung 2026“ (verpackungsregister.org, Behördeninformation, keine Rechtsnorm)</w:t>
       </w:r>
     </w:p>
     <w:p>
@@ -21816,7 +21816,7 @@
           <w:sz w:val="19"/>
           <w:szCs w:val="19"/>
         </w:rPr>
-        <w:t xml:space="preserve">Mindeststandard ist Verwaltungsvorschrift nach § 26 Abs. 3 VerpackDG; Verhältnis zu künftigen Verordnungen nach § 26a und zu den delegierten Rechtsakten nach Art. 6 Abs. 4 PPWR prüfen. Ergänzt B15/#35.</w:t>
+        <w:t xml:space="preserve">Grundlage ZSVR-Hinweise 2026 (PDF undatiert, verbreitet 13.08.2026); Normzitate § 68 Abs. 5 Satz 4, § 56 Abs. 4, § 68 Abs. 16 VerpackDG am Volltext prüfen. Ergänzt B05/B06.</w:t>
       </w:r>
     </w:p>
     <w:tbl>
@@ -21981,7 +21981,7 @@
           <w:sz w:val="22"/>
           <w:szCs w:val="22"/>
         </w:rPr>
-        <w:t xml:space="preserve">B20  </w:t>
+        <w:t xml:space="preserve">B19  </w:t>
       </w:r>
       <w:r>
         <w:rPr>
@@ -21991,7 +21991,7 @@
           <w:sz w:val="22"/>
           <w:szCs w:val="22"/>
         </w:rPr>
-        <w:t xml:space="preserve">Permanenttragetaschen: Systembeteiligungspflichtig trotz Mehrfachnutzung?</w:t>
+        <w:t xml:space="preserve">Mindeststandard 2026 veröffentlicht: Was ändert sich für die Ökomodulation?</w:t>
       </w:r>
     </w:p>
     <w:p>
@@ -22005,7 +22005,7 @@
           <w:sz w:val="17"/>
           <w:szCs w:val="17"/>
         </w:rPr>
-        <w:t xml:space="preserve">Block B – PPWR × VerpackDG · Rollen / EPR · rechtsverbindlich · Bezug: #32</w:t>
+        <w:t xml:space="preserve">Block B – PPWR × VerpackDG · Rollen / EPR · rechtsverbindlich · Bezug: #35, #12</w:t>
       </w:r>
     </w:p>
     <w:p>
@@ -22028,7 +22028,7 @@
           <w:sz w:val="19"/>
           <w:szCs w:val="19"/>
         </w:rPr>
-        <w:t xml:space="preserve">Wir geben an der Kasse stabile Mehrfach-Tragetaschen aus recyceltem PET ab. Sind das Produkte oder lizenzpflichtige Verpackungen?</w:t>
+        <w:t xml:space="preserve">Die ZSVR hat einen neuen Mindeststandard veröffentlicht. Gilt der schon, und was heißt das für unsere Beteiligungsentgelte?</w:t>
       </w:r>
     </w:p>
     <w:p>
@@ -22051,7 +22051,7 @@
           <w:sz w:val="19"/>
           <w:szCs w:val="19"/>
         </w:rPr>
-        <w:t xml:space="preserve">Einordnung: Das Bundesverwaltungsgericht hat am 23.07.2026 entschieden, dass eine Permanenttragetasche, die am Verkaufsort zum Transport der gekauften Waren abgegeben wird, systembeteiligungspflichtige Verpackung ist, unabhängig von Material, Haltbarkeit, Zweitnutzung und davon, ob sie entgeltlich oder unentgeltlich abgegeben wird (10 C 6.25, zu § 3 Abs. 8, § 7 VerpackG). Maßgeblich ist die Zweckbestimmung zum Transport am Verkaufsort. Die Definitionen des VerpackDG (§ 3 Abs. 6, § 7 Abs. 1) sind insoweit inhaltsgleich. Folge: Wer solche Taschen als Letztvertreiber oder Hersteller erstmals in Verkehr bringt, muss sie registrieren und an einem System beteiligen. Die ZSVR weist darauf hin, dass sich daraus auch rückwirkende Beteiligungspflichten ergeben können und Prüfer der Vollständigkeitserklärung dies künftig kontrollieren. Quellen: § 3 Abs. 6, § 7 Abs. 1 VerpackDG; BVerwG 10 C 6.25; ZSVR-PM 23.07.2026. Grenze: Das Urteil ist zum alten Recht ergangen; die Übertragung auf das VerpackDG ist naheliegend, aber noch nicht gerichtlich bestätigt.</w:t>
+        <w:t xml:space="preserve">Einordnung: ZSVR und Umweltbundesamt haben am 31.08.2026 den Mindeststandard 2026 nach § 26 Abs. 3 VerpackDG veröffentlicht. Er gilt für Verpackungen, die im Kalenderjahr nach der Veröffentlichung, also 2027, in Verkehr gebracht werden. Die Methodik bleibt unverändert; Gestaltungsparameter wurden ergänzt und zusammengefasst, recyclingunverträgliche Merkmale führen weiterhin zu einer Recyclingfähigkeit von null Prozent, pauschale Materialboni gibt es nicht. Folge: Die Systeme müssen ihre Beteiligungsentgelte nach § 26 VerpackDG an der Recyclingfähigkeit ausrichten; bis die delegierten Rechtsakte nach Art. 6 Abs. 4 PPWR (Leistungsklassen A bis C) gelten, bleiben Verordnungen zur Ökomodulierung nach § 26a VerpackDG an den Mindeststandard gebunden. Prüfen Sie Ihre Verpackungen für 2027 gegen den neuen Katalog der Gestaltungsparameter. Quellen: §§ 26, 26a VerpackDG; Art. 6 Abs. 4 PPWR; Mindeststandard 2026 (ZSVR/UBA, Verwaltungsvorschrift). Grenze: Der Mindeststandard ist kein Gesetz, sondern eine Verwaltungsvorschrift; eine Rechtsverordnung nach § 26a VerpackDG liegt noch nicht vor.</w:t>
       </w:r>
     </w:p>
     <w:p>
@@ -22074,7 +22074,7 @@
           <w:sz w:val="19"/>
           <w:szCs w:val="19"/>
         </w:rPr>
-        <w:t xml:space="preserve">§ 3 Abs. 6 und § 7 Abs. 1 VerpackDG (BGBl. 2026 I Nr. 207); BVerwG, Urteil vom 23.07.2026 – 10 C 6.25 (Pressemitteilung Nr. 57/2026; ergangen zu § 3 Abs. 8, § 7 VerpackG); ZSVR-Pressemitteilung vom 23.07.2026 (Behördeninformation)</w:t>
+        <w:t xml:space="preserve">§ 26 Abs. 3 VerpackDG (BGBl. 2026 I Nr. 207); § 26a VerpackDG; Art. 6 Abs. 4 PPWR (VO (EU) 2025/40); ZSVR/UBA: „Mindeststandard für die Bemessung der Recyclingfähigkeit systembeteiligungspflichtiger Verpackungen gemäß § 26 Abs. 3 VerpackDG“, Osnabrück 31.08.2026 (Verwaltungsvorschrift, Behördeninformation)</w:t>
       </w:r>
     </w:p>
     <w:p>
@@ -22098,7 +22098,7 @@
           <w:sz w:val="19"/>
           <w:szCs w:val="19"/>
         </w:rPr>
-        <w:t xml:space="preserve">BVerwG-Urteil 23.07.2026 ergangen zu § 3 Abs. 8, § 7 VerpackG; Übertragung auf § 3 Abs. 6, § 7 Abs. 1 VerpackDG ist unsere Zuordnung, nicht die des Gerichts. Rückwirkende Beteiligungspflichten laut ZSVR möglich.</w:t>
+        <w:t xml:space="preserve">Mindeststandard ist Verwaltungsvorschrift nach § 26 Abs. 3 VerpackDG; Verhältnis zu künftigen Verordnungen nach § 26a und zu den delegierten Rechtsakten nach Art. 6 Abs. 4 PPWR prüfen. Ergänzt B15/#35.</w:t>
       </w:r>
     </w:p>
     <w:tbl>
@@ -22263,7 +22263,7 @@
           <w:sz w:val="22"/>
           <w:szCs w:val="22"/>
         </w:rPr>
-        <w:t xml:space="preserve">B21  </w:t>
+        <w:t xml:space="preserve">B20  </w:t>
       </w:r>
       <w:r>
         <w:rPr>
@@ -22273,7 +22273,7 @@
           <w:sz w:val="22"/>
           <w:szCs w:val="22"/>
         </w:rPr>
-        <w:t xml:space="preserve">Neuer Katalog 2026: E-Commerce-Verpackungen immer systembeteiligungspflichtig?</w:t>
+        <w:t xml:space="preserve">Permanenttragetaschen: Systembeteiligungspflichtig trotz Mehrfachnutzung?</w:t>
       </w:r>
     </w:p>
     <w:p>
@@ -22310,7 +22310,7 @@
           <w:sz w:val="19"/>
           <w:szCs w:val="19"/>
         </w:rPr>
-        <w:t xml:space="preserve">Wir versenden ausschließlich an Gewerbekunden. Trotzdem sagt die ZSVR, unsere Versandkartons seien systembeteiligungspflichtig. Wie passt das?</w:t>
+        <w:t xml:space="preserve">Wir geben an der Kasse stabile Mehrfach-Tragetaschen aus recyceltem PET ab. Sind das Produkte oder lizenzpflichtige Verpackungen?</w:t>
       </w:r>
     </w:p>
     <w:p>
@@ -22333,7 +22333,7 @@
           <w:sz w:val="19"/>
           <w:szCs w:val="19"/>
         </w:rPr>
-        <w:t xml:space="preserve">Einordnung: Der zum 12.08.2026 neu gefasste Allgemeine Teil des Katalogs stellt auf eine Gesamtmarktbetrachtung ab: Entscheidend ist, wo Verpackungen einer Art typischerweise als Abfall anfallen, nicht die individuelle Vertriebsstruktur eines Unternehmens. Transportverpackungen für den Versand an Endkunden gelten danach als systembeteiligungspflichtig, Transportverpackungen für die Speditionslogistik in der Regel nicht; Serviceverpackungen sind stets pflichtig. Das VG Osnabrück hat diese typisierende Betrachtung am 30.09.2026 bestätigt und den Katalog als norminterpretierende Verwaltungsvorschrift eingeordnet (7 A 112/24, nicht rechtskräftig). Folge: Versandkartons an gewerbliche Kunden sind systembeteiligungspflichtig, wenn sie einer Katalogposition entsprechen, die typischerweise beim privaten Endverbraucher oder vergleichbaren Anfallstellen (§ 3 Abs. 7 VerpackDG) anfällt. Eine Befreiung über den Nachweis eigener B2B-Kunden ist nicht vorgesehen; eine herstellereigene Rücknahme ist keine Branchenlösung nach § 8 VerpackDG. Quellen: § 3 Abs. 6 und 7, § 7 Abs. 1, § 8 VerpackDG;</w:t>
+        <w:t xml:space="preserve">Einordnung: Das Bundesverwaltungsgericht hat am 23.07.2026 entschieden, dass eine Permanenttragetasche, die am Verkaufsort zum Transport der gekauften Waren abgegeben wird, systembeteiligungspflichtige Verpackung ist, unabhängig von Material, Haltbarkeit, Zweitnutzung und davon, ob sie entgeltlich oder unentgeltlich abgegeben wird (10 C 6.25, zu § 3 Abs. 8, § 7 VerpackG). Maßgeblich ist die Zweckbestimmung zum Transport am Verkaufsort. Die Definitionen des VerpackDG (§ 3 Abs. 6, § 7 Abs. 1) sind insoweit inhaltsgleich. Folge: Wer solche Taschen als Letztvertreiber oder Hersteller erstmals in Verkehr bringt, muss sie registrieren und an einem System beteiligen. Die ZSVR weist darauf hin, dass sich daraus auch rückwirkende Beteiligungspflichten ergeben können und Prüfer der Vollständigkeitserklärung dies künftig kontrollieren. Quellen: § 3 Abs. 6, § 7 Abs. 1 VerpackDG; BVerwG 10 C 6.25; ZSVR-PM 23.07.2026. Grenze: Das Urteil ist zum alten Recht ergangen; die Übertragung auf das VerpackDG ist naheliegend, aber noch nicht gerichtlich bestätigt.</w:t>
       </w:r>
     </w:p>
     <w:p>
@@ -22356,7 +22356,7 @@
           <w:sz w:val="19"/>
           <w:szCs w:val="19"/>
         </w:rPr>
-        <w:t xml:space="preserve">§ 3 Abs. 6 und 7 VerpackDG (BGBl. 2026 I Nr. 207); § 7 Abs. 1 Satz 1, § 8, § 54 Abs. 1 Satz 2 Nr. 33 VerpackDG; ZSVR: Katalog systembeteiligungspflichtiger Verpackungen, Allgemeiner Teil, Stand 08/2026, gültig ab 12.08.2026 (Verwaltungsvorschrift, Behördeninformation); VG Osnabrück, Urteil vom 30.09.2026 – 7 A 112/24 (nicht rechtskräftig)</w:t>
+        <w:t xml:space="preserve">§ 3 Abs. 6 und § 7 Abs. 1 VerpackDG (BGBl. 2026 I Nr. 207); BVerwG, Urteil vom 23.07.2026 – 10 C 6.25 (Pressemitteilung Nr. 57/2026; ergangen zu § 3 Abs. 8, § 7 VerpackG); ZSVR-Pressemitteilung vom 23.07.2026 (Behördeninformation)</w:t>
       </w:r>
     </w:p>
     <w:p>
@@ -22380,7 +22380,7 @@
           <w:sz w:val="19"/>
           <w:szCs w:val="19"/>
         </w:rPr>
-        <w:t xml:space="preserve">Katalog Allgemeiner Teil Stand 08/2026 ist norminterpretierende Verwaltungsvorschrift (§ 54 Abs. 1 Satz 2 Nr. 33 VerpackDG); VG Osnabrück 30.09.2026 nicht rechtskräftig. Verhältnis zu B12 prüfen.</w:t>
+        <w:t xml:space="preserve">BVerwG-Urteil 23.07.2026 ergangen zu § 3 Abs. 8, § 7 VerpackG; Übertragung auf § 3 Abs. 6, § 7 Abs. 1 VerpackDG ist unsere Zuordnung, nicht die des Gerichts. Rückwirkende Beteiligungspflichten laut ZSVR möglich.</w:t>
       </w:r>
     </w:p>
     <w:tbl>
@@ -22545,7 +22545,7 @@
           <w:sz w:val="22"/>
           <w:szCs w:val="22"/>
         </w:rPr>
-        <w:t xml:space="preserve">C13  </w:t>
+        <w:t xml:space="preserve">B21  </w:t>
       </w:r>
       <w:r>
         <w:rPr>
@@ -22555,7 +22555,7 @@
           <w:sz w:val="22"/>
           <w:szCs w:val="22"/>
         </w:rPr>
-        <w:t xml:space="preserve">Berichtigung der deutschen Fassung: Art. 29 Abs. 4 lit. b PPWR sagt jetzt „Waren“</w:t>
+        <w:t xml:space="preserve">Neuer Katalog 2026: E-Commerce-Verpackungen immer systembeteiligungspflichtig?</w:t>
       </w:r>
     </w:p>
     <w:p>
@@ -22569,7 +22569,7 @@
           <w:sz w:val="17"/>
           <w:szCs w:val="17"/>
         </w:rPr>
-        <w:t xml:space="preserve">Block C – Konformität, Stoffe, Mehrweg · Mehrweg · rechtsverbindlich · Bezug: #27</w:t>
+        <w:t xml:space="preserve">Block B – PPWR × VerpackDG · Rollen / EPR · rechtsverbindlich · Bezug: #32</w:t>
       </w:r>
     </w:p>
     <w:p>
@@ -22592,7 +22592,7 @@
           <w:sz w:val="19"/>
           <w:szCs w:val="19"/>
         </w:rPr>
-        <w:t xml:space="preserve">In unserem Ausdruck der PPWR steht bei den Mehrweg-Ausnahmen für Transportverpackungen „Rohstoffe“. Gilt die Ausnahme nur für Rohstofftransporte?</w:t>
+        <w:t xml:space="preserve">Wir versenden ausschließlich an Gewerbekunden. Trotzdem sagt die ZSVR, unsere Versandkartons seien systembeteiligungspflichtig. Wie passt das?</w:t>
       </w:r>
     </w:p>
     <w:p>
@@ -22615,7 +22615,7 @@
           <w:sz w:val="19"/>
           <w:szCs w:val="19"/>
         </w:rPr>
-        <w:t xml:space="preserve">Einordnung: Nein. Die deutsche Sprachfassung des Art. 29 Abs. 4 lit. b PPWR enthielt einen Übersetzungsfehler, der mit Berichtigung vom 04.08.2026 (ABl. L 2026/90654) korrigiert wurde: Die Ausnahme von den Mehrwegquoten gilt für Transportverpackungen, die für den Transport großer Maschinen, Ausrüstungen und „Waren“ verwendet werden, für die die Verpackung nach den individuellen Anforderungen des beauftragenden Wirtschaftsakteurs konzipiert ist; bisher stand dort „Rohstoffe“. Die anderen Sprachfassungen waren bereits korrekt. Folge: Maßgefertigte Transportverpackungen für individuelle Güter aller Art fallen unter die Ausnahme, nicht nur Rohstofftransporte. Prüfen Sie, ob Ihre Transportverpackungen kundenspezifisch konzipiert sind; dann greift Art. 29 Abs. 4 lit. b. Quellen: Art. 29 Abs. 4 lit. b PPWR in der berichtigten Fassung; ABl. L 2026/90654. Grenze: Die Berichtigung ändert nichts an den übrigen Voraussetzungen der Mehrwegquoten ab 2030 (vgl. #27) und an der Ausnahme für Palettenwicklungen und Umreifungsbänder (vgl. C11).</w:t>
+        <w:t xml:space="preserve">Einordnung: Der zum 12.08.2026 neu gefasste Allgemeine Teil des Katalogs stellt auf eine Gesamtmarktbetrachtung ab: Entscheidend ist, wo Verpackungen einer Art typischerweise als Abfall anfallen, nicht die individuelle Vertriebsstruktur eines Unternehmens. Transportverpackungen für den Versand an Endkunden gelten danach als systembeteiligungspflichtig, Transportverpackungen für die Speditionslogistik in der Regel nicht; Serviceverpackungen sind stets pflichtig. Das VG Osnabrück hat diese typisierende Betrachtung am 30.09.2026 bestätigt und den Katalog als norminterpretierende Verwaltungsvorschrift eingeordnet (7 A 112/24, nicht rechtskräftig). Folge: Versandkartons an gewerbliche Kunden sind systembeteiligungspflichtig, wenn sie einer Katalogposition entsprechen, die typischerweise beim privaten Endverbraucher oder vergleichbaren Anfallstellen (§ 3 Abs. 7 VerpackDG) anfällt. Eine Befreiung über den Nachweis eigener B2B-Kunden ist nicht vorgesehen; eine herstellereigene Rücknahme ist keine Branchenlösung nach § 8 VerpackDG. Quellen: § 3 Abs. 6 und 7, § 7 Abs. 1, § 8 VerpackDG;</w:t>
       </w:r>
     </w:p>
     <w:p>
@@ -22638,7 +22638,7 @@
           <w:sz w:val="19"/>
           <w:szCs w:val="19"/>
         </w:rPr>
-        <w:t xml:space="preserve">Art. 29 Abs. 4 lit. b PPWR (VO (EU) 2025/40); Berichtigung der Verordnung (EU) 2025/40, ABl. L 2026/90654 vom 04.08.2026 (deutsche Sprachfassung, rechtsverbindlich)</w:t>
+        <w:t xml:space="preserve">§ 3 Abs. 6 und 7 VerpackDG (BGBl. 2026 I Nr. 207); § 7 Abs. 1 Satz 1, § 8, § 54 Abs. 1 Satz 2 Nr. 33 VerpackDG; ZSVR: Katalog systembeteiligungspflichtiger Verpackungen, Allgemeiner Teil, Stand 08/2026, gültig ab 12.08.2026 (Verwaltungsvorschrift, Behördeninformation); VG Osnabrück, Urteil vom 30.09.2026 – 7 A 112/24 (nicht rechtskräftig)</w:t>
       </w:r>
     </w:p>
     <w:p>
@@ -22662,7 +22662,7 @@
           <w:sz w:val="19"/>
           <w:szCs w:val="19"/>
         </w:rPr>
-        <w:t xml:space="preserve">Berichtigung ABl. L 2026/90654 vom 04.08.2026 betrifft nur die deutsche Sprachfassung. Datensatz #27 und Glossar-/Erklärtexte, die „Rohstoffe“ zitieren, anpassen.</w:t>
+        <w:t xml:space="preserve">Katalog Allgemeiner Teil Stand 08/2026 ist norminterpretierende Verwaltungsvorschrift (§ 54 Abs. 1 Satz 2 Nr. 33 VerpackDG); VG Osnabrück 30.09.2026 nicht rechtskräftig. Verhältnis zu B12 prüfen.</w:t>
       </w:r>
     </w:p>
     <w:tbl>
@@ -22827,7 +22827,7 @@
           <w:sz w:val="22"/>
           <w:szCs w:val="22"/>
         </w:rPr>
-        <w:t xml:space="preserve">C14  </w:t>
+        <w:t xml:space="preserve">C13  </w:t>
       </w:r>
       <w:r>
         <w:rPr>
@@ -22837,7 +22837,7 @@
           <w:sz w:val="22"/>
           <w:szCs w:val="22"/>
         </w:rPr>
-        <w:t xml:space="preserve">Kennzeichnungspflichten: Verschieben sich die Termine 2028/2029?</w:t>
+        <w:t xml:space="preserve">Berichtigung der deutschen Fassung: Art. 29 Abs. 4 lit. b PPWR sagt jetzt „Waren“</w:t>
       </w:r>
     </w:p>
     <w:p>
@@ -22851,7 +22851,7 @@
           <w:sz w:val="17"/>
           <w:szCs w:val="17"/>
         </w:rPr>
-        <w:t xml:space="preserve">Block C – Konformität, Stoffe, Mehrweg · Kennzeichnung · rechtsverbindlich · Bezug: #19, #20, #21</w:t>
+        <w:t xml:space="preserve">Block C – Konformität, Stoffe, Mehrweg · Mehrweg · rechtsverbindlich · Bezug: #27</w:t>
       </w:r>
     </w:p>
     <w:p>
@@ -22874,7 +22874,7 @@
           <w:sz w:val="19"/>
           <w:szCs w:val="19"/>
         </w:rPr>
-        <w:t xml:space="preserve">Wir planen unsere Verpackungsdrucke für 2028. Steht das harmonisierte Sortierlabel wirklich zum 12.08.2028 fest?</w:t>
+        <w:t xml:space="preserve">In unserem Ausdruck der PPWR steht bei den Mehrweg-Ausnahmen für Transportverpackungen „Rohstoffe“. Gilt die Ausnahme nur für Rohstofftransporte?</w:t>
       </w:r>
     </w:p>
     <w:p>
@@ -22897,7 +22897,7 @@
           <w:sz w:val="19"/>
           <w:szCs w:val="19"/>
         </w:rPr>
-        <w:t xml:space="preserve">Einordnung: Die Kommission hätte die Durchführungsrechtsakte zu den harmonisierten Kennzeichnungen (Art. 12 Abs. 6, Art. 13 Abs. 2 PPWR) bis zum 12.08.2026 erlassen müssen. Das ist nicht geschehen; der Entwurf ist als Initiative 19243 angekündigt, die Annahme für das vierte Quartal 2026 geplant. Die Kennzeichnungspflichten gelten nach der Verordnung ab dem 12.08.2028 (Materialkennzeichnung, freiwillige Rezyklat- und Bio-Labels) bzw. 12.02.2029 (Mehrweg-Kennzeichnung) oder 24 bzw. 30 Monate nach Geltungsbeginn des Durchführungsakts, je nachdem, welcher Zeitpunkt der spätere ist. Folge: Wird der Durchführungsakt erst Ende 2026 oder 2027 wirksam, verschieben sich die Pflichten rechnerisch in das Jahr 2029. Die Termine 2028 sind damit Mindestdaten, keine festen Stichtage. Planen Sie Druckvorlagen so, dass das Label nach Veröffentlichung der Spezifikationen nachgezogen werden kann. Unverändert gilt bereits seit dem 12.08.2026 das Irreführungsverbot des Art. 12 Abs. 8. Quellen: Art. 12 Abs. 1, 2, 4, 6, 8, Art. 13 PPWR; Initiative 19243; Kommissions-FAQ 2. Ed. Kap. VIII (unverbindlich).</w:t>
+        <w:t xml:space="preserve">Einordnung: Nein. Die deutsche Sprachfassung des Art. 29 Abs. 4 lit. b PPWR enthielt einen Übersetzungsfehler, der mit Berichtigung vom 04.08.2026 (ABl. L 2026/90654) korrigiert wurde: Die Ausnahme von den Mehrwegquoten gilt für Transportverpackungen, die für den Transport großer Maschinen, Ausrüstungen und „Waren“ verwendet werden, für die die Verpackung nach den individuellen Anforderungen des beauftragenden Wirtschaftsakteurs konzipiert ist; bisher stand dort „Rohstoffe“. Die anderen Sprachfassungen waren bereits korrekt. Folge: Maßgefertigte Transportverpackungen für individuelle Güter aller Art fallen unter die Ausnahme, nicht nur Rohstofftransporte. Prüfen Sie, ob Ihre Transportverpackungen kundenspezifisch konzipiert sind; dann greift Art. 29 Abs. 4 lit. b. Quellen: Art. 29 Abs. 4 lit. b PPWR in der berichtigten Fassung; ABl. L 2026/90654. Grenze: Die Berichtigung ändert nichts an den übrigen Voraussetzungen der Mehrwegquoten ab 2030 (vgl. #27) und an der Ausnahme für Palettenwicklungen und Umreifungsbänder (vgl. C11).</w:t>
       </w:r>
     </w:p>
     <w:p>
@@ -22920,7 +22920,7 @@
           <w:sz w:val="19"/>
           <w:szCs w:val="19"/>
         </w:rPr>
-        <w:t xml:space="preserve">Art. 12 Abs. 1, 2, 4, 6 und 7 PPWR (VO (EU) 2025/40); Art. 13 Abs. 1 und 2 PPWR; Europäische Kommission, Have your say, Initiative 19243 „Packaging and packaging waste – new Commission implementing rules on harmonised labels“ (Entwurf angekündigt, Annahme geplant Q4 2026); Kommissions-FAQ zur PPWR, 2. Edition (03.08.2026), Kap. VIII FAQ 1–4 (unverbindliche Auslegung der EU-Kommission)</w:t>
+        <w:t xml:space="preserve">Art. 29 Abs. 4 lit. b PPWR (VO (EU) 2025/40); Berichtigung der Verordnung (EU) 2025/40, ABl. L 2026/90654 vom 04.08.2026 (deutsche Sprachfassung, rechtsverbindlich)</w:t>
       </w:r>
     </w:p>
     <w:p>
@@ -22944,7 +22944,7 @@
           <w:sz w:val="19"/>
           <w:szCs w:val="19"/>
         </w:rPr>
-        <w:t xml:space="preserve">Durchführungsakt nach Art. 12 Abs. 6 / Art. 13 Abs. 2 verfehlt die Frist 12.08.2026 (Have-your-say-Initiative 19243, Annahme geplant Q4 2026). Folgetermine über „je nachdem, welcher Zeitpunkt der spätere ist“ errechnen; exakte Wortlaute Art. 12 Abs. 1, 2, 4 und Art. 13 Abs. 1 am Volltext pinnen. Datensätze #19–#21 angepasst.</w:t>
+        <w:t xml:space="preserve">Berichtigung ABl. L 2026/90654 vom 04.08.2026 betrifft nur die deutsche Sprachfassung. Datensatz #27 und Glossar-/Erklärtexte, die „Rohstoffe“ zitieren, anpassen.</w:t>
       </w:r>
     </w:p>
     <w:tbl>
@@ -23109,7 +23109,7 @@
           <w:sz w:val="22"/>
           <w:szCs w:val="22"/>
         </w:rPr>
-        <w:t xml:space="preserve">C15  </w:t>
+        <w:t xml:space="preserve">C14  </w:t>
       </w:r>
       <w:r>
         <w:rPr>
@@ -23119,7 +23119,7 @@
           <w:sz w:val="22"/>
           <w:szCs w:val="22"/>
         </w:rPr>
-        <w:t xml:space="preserve">Lagerware von vor dem 12.08.2026: Umetikettieren oder Begleitdokument?</w:t>
+        <w:t xml:space="preserve">Kennzeichnungspflichten: Verschieben sich die Termine 2028/2029?</w:t>
       </w:r>
     </w:p>
     <w:p>
@@ -23133,7 +23133,7 @@
           <w:sz w:val="17"/>
           <w:szCs w:val="17"/>
         </w:rPr>
-        <w:t xml:space="preserve">Block C – Konformität, Stoffe, Mehrweg · Konformität · unverbindliche Auslegung · Bezug: #10, #07</w:t>
+        <w:t xml:space="preserve">Block C – Konformität, Stoffe, Mehrweg · Kennzeichnung · rechtsverbindlich · Bezug: #19, #20, #21</w:t>
       </w:r>
     </w:p>
     <w:p>
@@ -23156,7 +23156,7 @@
           <w:sz w:val="19"/>
           <w:szCs w:val="19"/>
         </w:rPr>
-        <w:t xml:space="preserve">Wir haben Verpackungen im Lager, die vor dem 12. August produziert wurden, aber noch nicht verkauft sind. Müssen wir die jetzt alle mit Erzeugerangaben nachkennzeichnen?</w:t>
+        <w:t xml:space="preserve">Wir planen unsere Verpackungsdrucke für 2028. Steht das harmonisierte Sortierlabel wirklich zum 12.08.2028 fest?</w:t>
       </w:r>
     </w:p>
     <w:p>
@@ -23179,7 +23179,7 @@
           <w:sz w:val="19"/>
           <w:szCs w:val="19"/>
         </w:rPr>
-        <w:t xml:space="preserve">Einordnung: Vor dem 12.08.2026 produzierte, aber noch nicht in Verkehr gebrachte Verpackungen unterliegen beim Inverkehrbringen den Anforderungen der PPWR (Art. 3 Abs. 1 Nr. 10 und 11; vgl. C01). Die Kommission hat in der 2. Edition ihrer FAQ (Kap. X FAQ 5) aber klargestellt, dass sie keine Vernichtung, Umarbeitung oder Umetikettierung solcher Bestände erwartet: Die Angaben zur Erzeugeridentifikation nach Art. 15 Abs. 5 und 6 dürfen für diese Ware über Begleitdokumente erfolgen; eine Einzelstückkennzeichnung verlangt Art. 15 Abs. 5 ohnehin nicht, eine Chargennummer genügt. Ist der Lieferant nicht mehr erreichbar, erwartet die Kommission „best efforts“. Bereits in Verkehr gebrachte Ware darf ohnehin am Markt bleiben. Folge: Dokumentieren Sie je Charge Erzeugername, Marke, Anschrift und Kontaktweg in den Lieferpapieren und halten Sie die Konformitätsangaben nach Art. 5 bereit; eine physische Nachkennzeichnung des Lagerbestands ist nach Kommissionslesart nicht erforderlich. Quellen: Art. 3 Abs. 1 Nr. 10 und 11, Art. 15 Abs. 5 und 6 PPWR; Kommissions-FAQ 2. Ed. Kap.</w:t>
+        <w:t xml:space="preserve">Einordnung: Die Kommission hätte die Durchführungsrechtsakte zu den harmonisierten Kennzeichnungen (Art. 12 Abs. 6, Art. 13 Abs. 2 PPWR) bis zum 12.08.2026 erlassen müssen. Das ist nicht geschehen; der Entwurf ist als Initiative 19243 angekündigt, die Annahme für das vierte Quartal 2026 geplant. Die Kennzeichnungspflichten gelten nach der Verordnung ab dem 12.08.2028 (Materialkennzeichnung, freiwillige Rezyklat- und Bio-Labels) bzw. 12.02.2029 (Mehrweg-Kennzeichnung) oder 24 bzw. 30 Monate nach Geltungsbeginn des Durchführungsakts, je nachdem, welcher Zeitpunkt der spätere ist. Folge: Wird der Durchführungsakt erst Ende 2026 oder 2027 wirksam, verschieben sich die Pflichten rechnerisch in das Jahr 2029. Die Termine 2028 sind damit Mindestdaten, keine festen Stichtage. Planen Sie Druckvorlagen so, dass das Label nach Veröffentlichung der Spezifikationen nachgezogen werden kann. Unverändert gilt bereits seit dem 12.08.2026 das Irreführungsverbot des Art. 12 Abs. 8. Quellen: Art. 12 Abs. 1, 2, 4, 6, 8, Art. 13 PPWR; Initiative 19243; Kommissions-FAQ 2. Ed. Kap. VIII (unverbindlich).</w:t>
       </w:r>
     </w:p>
     <w:p>
@@ -23202,7 +23202,7 @@
           <w:sz w:val="19"/>
           <w:szCs w:val="19"/>
         </w:rPr>
-        <w:t xml:space="preserve">Art. 3 Abs. 1 Nr. 10 und 11 PPWR (VO (EU) 2025/40); Art. 15 Abs. 5 und 6 PPWR; Kommissions-FAQ zur PPWR, 2. Edition (03.08.2026), Kap. X FAQ 5 (unverbindliche Auslegung der EU-Kommission)</w:t>
+        <w:t xml:space="preserve">Art. 12 Abs. 1, 2, 4, 6 und 7 PPWR (VO (EU) 2025/40); Art. 13 Abs. 1 und 2 PPWR; Europäische Kommission, Have your say, Initiative 19243 „Packaging and packaging waste – new Commission implementing rules on harmonised labels“ (Entwurf angekündigt, Annahme geplant Q4 2026); Kommissions-FAQ zur PPWR, 2. Edition (03.08.2026), Kap. VIII FAQ 1–4 (unverbindliche Auslegung der EU-Kommission)</w:t>
       </w:r>
     </w:p>
     <w:p>
@@ -23226,7 +23226,7 @@
           <w:sz w:val="19"/>
           <w:szCs w:val="19"/>
         </w:rPr>
-        <w:t xml:space="preserve">Kommissions-FAQ 2. Ed. Kap. X FAQ 5 ist pragmatischer als unsere Lesart in #10 und C01 (kein Abverkaufsprivileg): keine Vernichtung/Umetikettierung, Art. 15 Abs. 5/6 per Begleitdokument. Spannung zu #10 für Cattwyk aufbereiten.</w:t>
+        <w:t xml:space="preserve">Durchführungsakt nach Art. 12 Abs. 6 / Art. 13 Abs. 2 verfehlt die Frist 12.08.2026 (Have-your-say-Initiative 19243, Annahme geplant Q4 2026). Folgetermine über „je nachdem, welcher Zeitpunkt der spätere ist“ errechnen; exakte Wortlaute Art. 12 Abs. 1, 2, 4 und Art. 13 Abs. 1 am Volltext pinnen. Datensätze #19–#21 angepasst.</w:t>
       </w:r>
     </w:p>
     <w:tbl>
@@ -23391,7 +23391,7 @@
           <w:sz w:val="22"/>
           <w:szCs w:val="22"/>
         </w:rPr>
-        <w:t xml:space="preserve">C16  </w:t>
+        <w:t xml:space="preserve">C15  </w:t>
       </w:r>
       <w:r>
         <w:rPr>
@@ -23401,7 +23401,7 @@
           <w:sz w:val="22"/>
           <w:szCs w:val="22"/>
         </w:rPr>
-        <w:t xml:space="preserve">Konformitätserklärung: Eine je Verpackungseinheit, und darf sie der Bevollmächtigte ausstellen?</w:t>
+        <w:t xml:space="preserve">Lagerware von vor dem 12.08.2026: Umetikettieren oder Begleitdokument?</w:t>
       </w:r>
     </w:p>
     <w:p>
@@ -23415,7 +23415,7 @@
           <w:sz w:val="17"/>
           <w:szCs w:val="17"/>
         </w:rPr>
-        <w:t xml:space="preserve">Block C – Konformität, Stoffe, Mehrweg · Konformität · unverbindliche Auslegung · Bezug: #06, #05, #37</w:t>
+        <w:t xml:space="preserve">Block C – Konformität, Stoffe, Mehrweg · Konformität · unverbindliche Auslegung · Bezug: #10, #07</w:t>
       </w:r>
     </w:p>
     <w:p>
@@ -23438,7 +23438,7 @@
           <w:sz w:val="19"/>
           <w:szCs w:val="19"/>
         </w:rPr>
-        <w:t xml:space="preserve">Brauchen wir für jeden Karton, jede Folie und jedes Etikett eine eigene Konformitätserklärung? Und darf unser Bevollmächtigter die unterschreiben?</w:t>
+        <w:t xml:space="preserve">Wir haben Verpackungen im Lager, die vor dem 12. August produziert wurden, aber noch nicht verkauft sind. Müssen wir die jetzt alle mit Erzeugerangaben nachkennzeichnen?</w:t>
       </w:r>
     </w:p>
     <w:p>
@@ -23461,7 +23461,7 @@
           <w:sz w:val="19"/>
           <w:szCs w:val="19"/>
         </w:rPr>
-        <w:t xml:space="preserve">Einordnung: Nach der Kommissions-FAQ kann eine Konformitätsbewertung und eine Konformitätserklärung die gesamte Verpackungseinheit abdecken, also alle Bestandteile, die zusammen in Verkehr gebracht werden (2. Ed. Kap. XV FAQ 5). Die Erklärung ist in der Sprache des Mitgliedstaats abzufassen, in dem die Verpackung bereitgestellt wird; in Deutschland genügt Deutsch oder Englisch (§ 62 VerpackDG). Prüfungen und Zertifizierungen dürfen an Labore delegiert werden, die Erstellung der technischen Dokumentation nach Anhang VII bleibt Sache des Erzeugers (Kap. XV FAQ 8). Ein Bevollmächtigter nach Art. 17 PPWR darf die Konformitätserklärung mit schriftlichem Mandat ausstellen (Kap. XV FAQ 14). Importeure müssen sicherstellen, dass der Drittlandserzeuger Konformitätsbewertung und Erklärung vorgenommen hat (Kap. X FAQ 9, Art. 18 PPWR). Folge: Eine Erklärung je Verpackungseinheit statt je Bestandteil ist zulässig; die Aufbewahrungsfrist beträgt fünf Jahre bei Einweg- und zehn Jahre bei Mehrwegverpackungen (Art. 15 Abs. 3). Quellen: Art. 15 Abs. 3, 17, 18, 38, 39, Anhang VII und VIII PPWR;</w:t>
+        <w:t xml:space="preserve">Einordnung: Vor dem 12.08.2026 produzierte, aber noch nicht in Verkehr gebrachte Verpackungen unterliegen beim Inverkehrbringen den Anforderungen der PPWR (Art. 3 Abs. 1 Nr. 10 und 11; vgl. C01). Die Kommission hat in der 2. Edition ihrer FAQ (Kap. X FAQ 5) aber klargestellt, dass sie keine Vernichtung, Umarbeitung oder Umetikettierung solcher Bestände erwartet: Die Angaben zur Erzeugeridentifikation nach Art. 15 Abs. 5 und 6 dürfen für diese Ware über Begleitdokumente erfolgen; eine Einzelstückkennzeichnung verlangt Art. 15 Abs. 5 ohnehin nicht, eine Chargennummer genügt. Ist der Lieferant nicht mehr erreichbar, erwartet die Kommission „best efforts“. Bereits in Verkehr gebrachte Ware darf ohnehin am Markt bleiben. Folge: Dokumentieren Sie je Charge Erzeugername, Marke, Anschrift und Kontaktweg in den Lieferpapieren und halten Sie die Konformitätsangaben nach Art. 5 bereit; eine physische Nachkennzeichnung des Lagerbestands ist nach Kommissionslesart nicht erforderlich. Quellen: Art. 3 Abs. 1 Nr. 10 und 11, Art. 15 Abs. 5 und 6 PPWR; Kommissions-FAQ 2. Ed. Kap.</w:t>
       </w:r>
     </w:p>
     <w:p>
@@ -23484,7 +23484,7 @@
           <w:sz w:val="19"/>
           <w:szCs w:val="19"/>
         </w:rPr>
-        <w:t xml:space="preserve">Art. 15 Abs. 3 PPWR (VO (EU) 2025/40); Art. 17 PPWR; Art. 18 PPWR; Art. 38 und 39 i. V. m. Anhang VII und VIII PPWR; § 62 VerpackDG (BGBl. 2026 I Nr. 207); Kommissions-FAQ zur PPWR, 2. Edition (03.08.2026), Kap. XV FAQ 5, 8 und 14 sowie Kap. X FAQ 9 (unverbindliche Auslegung der EU-Kommission)</w:t>
+        <w:t xml:space="preserve">Art. 3 Abs. 1 Nr. 10 und 11 PPWR (VO (EU) 2025/40); Art. 15 Abs. 5 und 6 PPWR; Kommissions-FAQ zur PPWR, 2. Edition (03.08.2026), Kap. X FAQ 5 (unverbindliche Auslegung der EU-Kommission)</w:t>
       </w:r>
     </w:p>
     <w:p>
@@ -23508,7 +23508,7 @@
           <w:sz w:val="19"/>
           <w:szCs w:val="19"/>
         </w:rPr>
-        <w:t xml:space="preserve">Kommissions-FAQ 2. Ed. Kap. XV FAQ 5/8/14 und Kap. X FAQ 9. Ergänzt C03/C04; Aussage „TD-Erstellung nicht delegierbar“ gegen Art. 17 Abs. 2 PPWR pinnen. Relevanz für Dokumenten-Generator (Ebene Verpackungseinheit).</w:t>
+        <w:t xml:space="preserve">Kommissions-FAQ 2. Ed. Kap. X FAQ 5 ist pragmatischer als unsere Lesart in #10 und C01 (kein Abverkaufsprivileg): keine Vernichtung/Umetikettierung, Art. 15 Abs. 5/6 per Begleitdokument. Spannung zu #10 für Cattwyk aufbereiten.</w:t>
       </w:r>
     </w:p>
     <w:tbl>
@@ -23673,7 +23673,7 @@
           <w:sz w:val="22"/>
           <w:szCs w:val="22"/>
         </w:rPr>
-        <w:t xml:space="preserve">C17  </w:t>
+        <w:t xml:space="preserve">C16  </w:t>
       </w:r>
       <w:r>
         <w:rPr>
@@ -23683,7 +23683,7 @@
           <w:sz w:val="22"/>
           <w:szCs w:val="22"/>
         </w:rPr>
-        <w:t xml:space="preserve">Marktüberwachung ab Tag eins: Droht sofort ein Vertriebsverbot?</w:t>
+        <w:t xml:space="preserve">Konformitätserklärung: Eine je Verpackungseinheit, und darf sie der Bevollmächtigte ausstellen?</w:t>
       </w:r>
     </w:p>
     <w:p>
@@ -23697,7 +23697,7 @@
           <w:sz w:val="17"/>
           <w:szCs w:val="17"/>
         </w:rPr>
-        <w:t xml:space="preserve">Block C – Konformität, Stoffe, Mehrweg · Konformität · unverbindliche Auslegung · Bezug: #04, #06</w:t>
+        <w:t xml:space="preserve">Block C – Konformität, Stoffe, Mehrweg · Konformität · unverbindliche Auslegung · Bezug: #06, #05, #37</w:t>
       </w:r>
     </w:p>
     <w:p>
@@ -23720,7 +23720,7 @@
           <w:sz w:val="19"/>
           <w:szCs w:val="19"/>
         </w:rPr>
-        <w:t xml:space="preserve">Wenn unsere Konformitätserklärung noch nicht fertig ist, kann die Behörde unsere Verpackungen sofort vom Markt nehmen?</w:t>
+        <w:t xml:space="preserve">Brauchen wir für jeden Karton, jede Folie und jedes Etikett eine eigene Konformitätserklärung? Und darf unser Bevollmächtigter die unterschreiben?</w:t>
       </w:r>
     </w:p>
     <w:p>
@@ -23743,7 +23743,7 @@
           <w:sz w:val="19"/>
           <w:szCs w:val="19"/>
         </w:rPr>
-        <w:t xml:space="preserve">Einordnung: Nach Art. 62 PPWR fordert die Marktüberwachungsbehörde bei formaler Nichtkonformität, etwa fehlender Konformitätserklärung oder technischer Dokumentation, den Wirtschaftsakteur zunächst auf, den Mangel zu beheben. Weitergehende Maßnahmen bis zur Rücknahme vom Markt folgen erst, wenn die Nichtkonformität fortbesteht. Die Kommission hat in ihrer FAQ (2. Ed. Kap. XVI FAQ 1) klargestellt, dass eine Nichtkonformität ab dem 12.08.2026 nicht automatisch zu einem Vertriebsverbot führt, und den Behörden einen unterstützenden Ansatz empfohlen. In Deutschland sind die Bußgeldtatbestände für Verstöße gegen die PPWR (§ 66 Abs. 2 VerpackDG) erst ab dem 12.02.2027 anwendbar (§ 68 Abs. 17). Folge: Sie haben eine Abhilfephase, aber keine Freistellung. Nutzen Sie die Zeit bis Februar 2027, um Dokumentation und Erklärung zu vervollständigen; die Pflicht selbst gilt seit dem 12.08.2026. Quellen: Art. 62 PPWR; § 66 Abs. 2, § 68 Abs. 17 VerpackDG; Kommissions-FAQ 2. Ed. Kap. XVI (unverbindlich). Grenze: Die Übergangsregel des § 68 Abs. 17 betrifft nur die Bußgeldtatbestände des Abs. 2;</w:t>
+        <w:t xml:space="preserve">Einordnung: Nach der Kommissions-FAQ kann eine Konformitätsbewertung und eine Konformitätserklärung die gesamte Verpackungseinheit abdecken, also alle Bestandteile, die zusammen in Verkehr gebracht werden (2. Ed. Kap. XV FAQ 5). Die Erklärung ist in der Sprache des Mitgliedstaats abzufassen, in dem die Verpackung bereitgestellt wird; in Deutschland genügt Deutsch oder Englisch (§ 62 VerpackDG). Prüfungen und Zertifizierungen dürfen an Labore delegiert werden, die Erstellung der technischen Dokumentation nach Anhang VII bleibt Sache des Erzeugers (Kap. XV FAQ 8). Ein Bevollmächtigter nach Art. 17 PPWR darf die Konformitätserklärung mit schriftlichem Mandat ausstellen (Kap. XV FAQ 14). Importeure müssen sicherstellen, dass der Drittlandserzeuger Konformitätsbewertung und Erklärung vorgenommen hat (Kap. X FAQ 9, Art. 18 PPWR). Folge: Eine Erklärung je Verpackungseinheit statt je Bestandteil ist zulässig; die Aufbewahrungsfrist beträgt fünf Jahre bei Einweg- und zehn Jahre bei Mehrwegverpackungen (Art. 15 Abs. 3). Quellen: Art. 15 Abs. 3, 17, 18, 38, 39, Anhang VII und VIII PPWR;</w:t>
       </w:r>
     </w:p>
     <w:p>
@@ -23766,7 +23766,7 @@
           <w:sz w:val="19"/>
           <w:szCs w:val="19"/>
         </w:rPr>
-        <w:t xml:space="preserve">Art. 62 PPWR (VO (EU) 2025/40); § 66 Abs. 2 und § 68 Abs. 17 VerpackDG (BGBl. 2026 I Nr. 207); Kommissions-FAQ zur PPWR, 2. Edition (03.08.2026), Kap. XVI FAQ 1 (unverbindliche Auslegung der EU-Kommission)</w:t>
+        <w:t xml:space="preserve">Art. 15 Abs. 3 PPWR (VO (EU) 2025/40); Art. 17 PPWR; Art. 18 PPWR; Art. 38 und 39 i. V. m. Anhang VII und VIII PPWR; § 62 VerpackDG (BGBl. 2026 I Nr. 207); Kommissions-FAQ zur PPWR, 2. Edition (03.08.2026), Kap. XV FAQ 5, 8 und 14 sowie Kap. X FAQ 9 (unverbindliche Auslegung der EU-Kommission)</w:t>
       </w:r>
     </w:p>
     <w:p>
@@ -23790,7 +23790,7 @@
           <w:sz w:val="19"/>
           <w:szCs w:val="19"/>
         </w:rPr>
-        <w:t xml:space="preserve">Kommissions-FAQ 2. Ed. Kap. XVI FAQ 1 (Art. 62, „supportive approach“) plus Instagram-Äußerung der Kommission vom 12.08.2026 (keine förmliche Mitteilung gefunden). Nationale Ebene: § 68 Abs. 17 VerpackDG unverändert. Ergänzt B04.</w:t>
+        <w:t xml:space="preserve">Kommissions-FAQ 2. Ed. Kap. XV FAQ 5/8/14 und Kap. X FAQ 9. Ergänzt C03/C04; Aussage „TD-Erstellung nicht delegierbar“ gegen Art. 17 Abs. 2 PPWR pinnen. Relevanz für Dokumenten-Generator (Ebene Verpackungseinheit).</w:t>
       </w:r>
     </w:p>
     <w:tbl>
@@ -23955,7 +23955,7 @@
           <w:sz w:val="22"/>
           <w:szCs w:val="22"/>
         </w:rPr>
-        <w:t xml:space="preserve">C18  </w:t>
+        <w:t xml:space="preserve">C17  </w:t>
       </w:r>
       <w:r>
         <w:rPr>
@@ -23965,7 +23965,7 @@
           <w:sz w:val="22"/>
           <w:szCs w:val="22"/>
         </w:rPr>
-        <w:t xml:space="preserve">Rezyklatanteil Kunststoff: Welche Rechtsakte fehlen noch, und wann kommen sie?</w:t>
+        <w:t xml:space="preserve">Marktüberwachung ab Tag eins: Droht sofort ein Vertriebsverbot?</w:t>
       </w:r>
     </w:p>
     <w:p>
@@ -23979,7 +23979,7 @@
           <w:sz w:val="17"/>
           <w:szCs w:val="17"/>
         </w:rPr>
-        <w:t xml:space="preserve">Block C – Konformität, Stoffe, Mehrweg · Stoffrecht · rechtsverbindlich · Bezug: #14</w:t>
+        <w:t xml:space="preserve">Block C – Konformität, Stoffe, Mehrweg · Konformität · unverbindliche Auslegung · Bezug: #04, #06</w:t>
       </w:r>
     </w:p>
     <w:p>
@@ -24002,7 +24002,7 @@
           <w:sz w:val="19"/>
           <w:szCs w:val="19"/>
         </w:rPr>
-        <w:t xml:space="preserve">Ab 2030 müssen unsere Kunststoffverpackungen Rezyklat enthalten. Nach welcher Methode wird das berechnet, und ist das schon geregelt?</w:t>
+        <w:t xml:space="preserve">Wenn unsere Konformitätserklärung noch nicht fertig ist, kann die Behörde unsere Verpackungen sofort vom Markt nehmen?</w:t>
       </w:r>
     </w:p>
     <w:p>
@@ -24025,7 +24025,7 @@
           <w:sz w:val="19"/>
           <w:szCs w:val="19"/>
         </w:rPr>
-        <w:t xml:space="preserve">Einordnung: Die Mindestrezyklatanteile des Art. 7 Abs. 1 PPWR gelten ab dem 01.01.2030 (vgl. #14). Die Berechnungs- und Nachweismethodik (Art. 7 Abs. 8), die Nachhaltigkeitskriterien für Recyclingtechnologien (Art. 7 Abs. 9) und die Bedingungen für die Anrechnung von Rezyklat aus Drittstaaten (Art. 7 Abs. 10) muss die Kommission bis zum 31.12.2026 festlegen. Dazu laufen seit August 2026 drei Verfahren; die Sondierung endete am 16.09.2026, Rechtsaktentwürfe liegen noch nicht vor, die Annahme ist für das vierte Quartal 2026 geplant. Folge: Für die Planung Ihrer Rezyklatbeschaffung stehen heute nur die Zielwerte fest, nicht die Methode. Ob chemisches Recycling angerechnet wird und unter welchen Bedingungen Importrezyklat zählt, entscheidet sich mit diesen Rechtsakten. Quellen: Art. 7 PPWR; Initiativen 18753, 19033, 18752 (Vorstufe). Grenze: Für PET-Einweggetränkeflaschen gelten bereits die nationale Quote des § 45 VerpackDG und die SUPD-Berechnungsmethode (vgl. C10, C12).</w:t>
+        <w:t xml:space="preserve">Einordnung: Nach Art. 62 PPWR fordert die Marktüberwachungsbehörde bei formaler Nichtkonformität, etwa fehlender Konformitätserklärung oder technischer Dokumentation, den Wirtschaftsakteur zunächst auf, den Mangel zu beheben. Weitergehende Maßnahmen bis zur Rücknahme vom Markt folgen erst, wenn die Nichtkonformität fortbesteht. Die Kommission hat in ihrer FAQ (2. Ed. Kap. XVI FAQ 1) klargestellt, dass eine Nichtkonformität ab dem 12.08.2026 nicht automatisch zu einem Vertriebsverbot führt, und den Behörden einen unterstützenden Ansatz empfohlen. In Deutschland sind die Bußgeldtatbestände für Verstöße gegen die PPWR (§ 66 Abs. 2 VerpackDG) erst ab dem 12.02.2027 anwendbar (§ 68 Abs. 17). Folge: Sie haben eine Abhilfephase, aber keine Freistellung. Nutzen Sie die Zeit bis Februar 2027, um Dokumentation und Erklärung zu vervollständigen; die Pflicht selbst gilt seit dem 12.08.2026. Quellen: Art. 62 PPWR; § 66 Abs. 2, § 68 Abs. 17 VerpackDG; Kommissions-FAQ 2. Ed. Kap. XVI (unverbindlich). Grenze: Die Übergangsregel des § 68 Abs. 17 betrifft nur die Bußgeldtatbestände des Abs. 2;</w:t>
       </w:r>
     </w:p>
     <w:p>
@@ -24048,7 +24048,7 @@
           <w:sz w:val="19"/>
           <w:szCs w:val="19"/>
         </w:rPr>
-        <w:t xml:space="preserve">Art. 7 Abs. 1, 8, 9 und 10 PPWR (VO (EU) 2025/40); Europäische Kommission, Have your say, Initiativen 18753 (Art. 7 Abs. 8, Berechnung und Verifizierung), 19033 (Art. 7 Abs. 9, Nachhaltigkeitskriterien Recyclingtechnologien) und 18752 (Art. 7 Abs. 10, Drittlandsrezyklat), Call for Evidence 14.08.–16.09.2026 (Vorstufe, nicht erlassen)</w:t>
+        <w:t xml:space="preserve">Art. 62 PPWR (VO (EU) 2025/40); § 66 Abs. 2 und § 68 Abs. 17 VerpackDG (BGBl. 2026 I Nr. 207); Kommissions-FAQ zur PPWR, 2. Edition (03.08.2026), Kap. XVI FAQ 1 (unverbindliche Auslegung der EU-Kommission)</w:t>
       </w:r>
     </w:p>
     <w:p>
@@ -24072,7 +24072,7 @@
           <w:sz w:val="19"/>
           <w:szCs w:val="19"/>
         </w:rPr>
-        <w:t xml:space="preserve">Drei Kommissions-Initiativen (18753, 19033, 18752) im Call-for-Evidence-Stadium, Annahme geplant Q4 2026, gesetzliche Frist 31.12.2026. Ergänzt #14, C10, C12.</w:t>
+        <w:t xml:space="preserve">Kommissions-FAQ 2. Ed. Kap. XVI FAQ 1 (Art. 62, „supportive approach“) plus Instagram-Äußerung der Kommission vom 12.08.2026 (keine förmliche Mitteilung gefunden). Nationale Ebene: § 68 Abs. 17 VerpackDG unverändert. Ergänzt B04.</w:t>
       </w:r>
     </w:p>
     <w:tbl>
@@ -24237,7 +24237,7 @@
           <w:sz w:val="22"/>
           <w:szCs w:val="22"/>
         </w:rPr>
-        <w:t xml:space="preserve">C19  </w:t>
+        <w:t xml:space="preserve">C18  </w:t>
       </w:r>
       <w:r>
         <w:rPr>
@@ -24247,7 +24247,7 @@
           <w:sz w:val="22"/>
           <w:szCs w:val="22"/>
         </w:rPr>
-        <w:t xml:space="preserve">Herstellerregister: Kommt ein einheitliches EU-Meldeformat?</w:t>
+        <w:t xml:space="preserve">Rezyklatanteil Kunststoff: Welche Rechtsakte fehlen noch, und wann kommen sie?</w:t>
       </w:r>
     </w:p>
     <w:p>
@@ -24261,7 +24261,7 @@
           <w:sz w:val="17"/>
           <w:szCs w:val="17"/>
         </w:rPr>
-        <w:t xml:space="preserve">Block C – Konformität, Stoffe, Mehrweg · Rollen / EPR · rechtsverbindlich · Bezug: #31</w:t>
+        <w:t xml:space="preserve">Block C – Konformität, Stoffe, Mehrweg · Stoffrecht · rechtsverbindlich · Bezug: #14</w:t>
       </w:r>
     </w:p>
     <w:p>
@@ -24284,7 +24284,7 @@
           <w:sz w:val="19"/>
           <w:szCs w:val="19"/>
         </w:rPr>
-        <w:t xml:space="preserve">Wir sind in mehreren EU-Ländern registrierungspflichtig. Gibt es bald ein einheitliches Formular oder sogar ein zentrales Register?</w:t>
+        <w:t xml:space="preserve">Ab 2030 müssen unsere Kunststoffverpackungen Rezyklat enthalten. Nach welcher Methode wird das berechnet, und ist das schon geregelt?</w:t>
       </w:r>
     </w:p>
     <w:p>
@@ -24307,7 +24307,7 @@
           <w:sz w:val="19"/>
           <w:szCs w:val="19"/>
         </w:rPr>
-        <w:t xml:space="preserve">Einordnung: Art. 44 Abs. 14 PPWR ermächtigt die Kommission, das Format für Registrierung und Berichterstattung in den nationalen Herstellerregistern zu harmonisieren. Der Entwurf einer Durchführungsverordnung lag vom 06.08. bis 10.09.2026 zur Rückmeldung aus; er sieht einheitliche Registrierungs- und Meldeformate sowie ein vereinfachtes Format für Hersteller unter zehn Tonnen pro Jahr und Mitgliedstaat vor. Die ursprünglich für Anfang 2026 geplante Annahme ist überfällig. Ein zentrales EU-Register ist in der Verordnung nicht vorgesehen; die Bundesregierung und mehrere Mitgliedstaaten fordern ein EU-Registrierungsportal, bevor die Registrierungspflicht im Zielland durchgesetzt wird. Folge: Bis zur Annahme gelten die nationalen Formate weiter, in Deutschland die LUCID-Registrierung nach § 6 VerpackDG (vgl. #31, B01, B02). Quellen: Art. 44 PPWR; § 6 VerpackDG; Initiative 15352 (Entwurf). Grenze: Inhalt und Zeitpunkt der endgültigen Verordnung sind offen; der PPWR Radar meldet die Veröffentlichung.</w:t>
+        <w:t xml:space="preserve">Einordnung: Die Mindestrezyklatanteile des Art. 7 Abs. 1 PPWR gelten ab dem 01.01.2030 (vgl. #14). Die Berechnungs- und Nachweismethodik (Art. 7 Abs. 8), die Nachhaltigkeitskriterien für Recyclingtechnologien (Art. 7 Abs. 9) und die Bedingungen für die Anrechnung von Rezyklat aus Drittstaaten (Art. 7 Abs. 10) muss die Kommission bis zum 31.12.2026 festlegen. Dazu laufen seit August 2026 drei Verfahren; die Sondierung endete am 16.09.2026, Rechtsaktentwürfe liegen noch nicht vor, die Annahme ist für das vierte Quartal 2026 geplant. Folge: Für die Planung Ihrer Rezyklatbeschaffung stehen heute nur die Zielwerte fest, nicht die Methode. Ob chemisches Recycling angerechnet wird und unter welchen Bedingungen Importrezyklat zählt, entscheidet sich mit diesen Rechtsakten. Quellen: Art. 7 PPWR; Initiativen 18753, 19033, 18752 (Vorstufe). Grenze: Für PET-Einweggetränkeflaschen gelten bereits die nationale Quote des § 45 VerpackDG und die SUPD-Berechnungsmethode (vgl. C10, C12).</w:t>
       </w:r>
     </w:p>
     <w:p>
@@ -24330,7 +24330,7 @@
           <w:sz w:val="19"/>
           <w:szCs w:val="19"/>
         </w:rPr>
-        <w:t xml:space="preserve">Art. 44 Abs. 1 und 14 PPWR (VO (EU) 2025/40); § 6 VerpackDG (BGBl. 2026 I Nr. 207); Europäische Kommission, Have your say, Initiative 15352 „Packaging and packaging waste – rules on national registers of producers“, Entwurf Ares(2026)7688068 (Durchführungsverordnung, nicht erlassen)</w:t>
+        <w:t xml:space="preserve">Art. 7 Abs. 1, 8, 9 und 10 PPWR (VO (EU) 2025/40); Europäische Kommission, Have your say, Initiativen 18753 (Art. 7 Abs. 8, Berechnung und Verifizierung), 19033 (Art. 7 Abs. 9, Nachhaltigkeitskriterien Recyclingtechnologien) und 18752 (Art. 7 Abs. 10, Drittlandsrezyklat), Call for Evidence 14.08.–16.09.2026 (Vorstufe, nicht erlassen)</w:t>
       </w:r>
     </w:p>
     <w:p>
@@ -24354,7 +24354,7 @@
           <w:sz w:val="19"/>
           <w:szCs w:val="19"/>
         </w:rPr>
-        <w:t xml:space="preserve">Entwurf Durchführungsverordnung Art. 44 Abs. 14 (Initiative 15352, Feedback 06.08.–10.09.2026, 7.667 Rückmeldungen), Annahme überfällig; AT/CZ/EE fordern Zurückstellung (Sekundärquelle). Ergänzt #31.</w:t>
+        <w:t xml:space="preserve">Drei Kommissions-Initiativen (18753, 19033, 18752) im Call-for-Evidence-Stadium, Annahme geplant Q4 2026, gesetzliche Frist 31.12.2026. Ergänzt #14, C10, C12.</w:t>
       </w:r>
     </w:p>
     <w:tbl>
@@ -24504,37 +24504,6 @@
     </w:p>
     <w:p>
       <w:pPr>
-        <w:pStyle w:val="Heading2"/>
-        <w:keepNext/>
-        <w:spacing w:after="120" w:before="280"/>
-      </w:pPr>
-      <w:r>
-        <w:rPr>
-          <w:rFonts w:ascii="Arial" w:cs="Arial" w:eastAsia="Arial" w:hAnsi="Arial"/>
-          <w:b/>
-          <w:bCs/>
-          <w:color w:val="111111"/>
-          <w:sz w:val="26"/>
-          <w:szCs w:val="26"/>
-        </w:rPr>
-        <w:t xml:space="preserve">B.2 Rollen-Engine: Regeln und Definitionen mit Vorbehalt (11)</w:t>
-      </w:r>
-    </w:p>
-    <w:p>
-      <w:pPr>
-        <w:spacing w:after="120" w:before="60"/>
-      </w:pPr>
-      <w:r>
-        <w:rPr>
-          <w:rFonts w:ascii="Arial" w:cs="Arial" w:eastAsia="Arial" w:hAnsi="Arial"/>
-          <w:sz w:val="19"/>
-          <w:szCs w:val="19"/>
-        </w:rPr>
-        <w:t xml:space="preserve">Die Rollen-Engine ist das sensibelste Modul: Aus diesen Regeln leitet das System je Produktlinie ab, ob ein Unternehmen Erzeuger, Hersteller, Importeur oder Vertreiber ist. Regeln mit Vorbehalt (!) werden dem Nutzer heute mit einem Hinweis ausgespielt; nach Ihrer Freigabe entfällt der Hinweis.</w:t>
-      </w:r>
-    </w:p>
-    <w:p>
-      <w:pPr>
         <w:keepNext/>
         <w:pBdr>
           <w:top w:val="single" w:color="24A27F" w:sz="6" w:space="4"/>
@@ -24550,38 +24519,31 @@
           <w:sz w:val="22"/>
           <w:szCs w:val="22"/>
         </w:rPr>
-        <w:t xml:space="preserve">Regel A3  </w:t>
-      </w:r>
-      <w:r>
-        <w:rPr>
-          <w:rFonts w:ascii="Arial" w:cs="Arial" w:eastAsia="Arial" w:hAnsi="Arial"/>
-          <w:sz w:val="20"/>
-          <w:szCs w:val="20"/>
-        </w:rPr>
-        <w:t xml:space="preserve">Block „erzeuger“ · EU-weit</w:t>
-      </w:r>
-    </w:p>
-    <w:p>
-      <w:pPr>
-        <w:spacing w:after="40" w:before="40"/>
-      </w:pPr>
+        <w:t xml:space="preserve">C19  </w:t>
+      </w:r>
       <w:r>
         <w:rPr>
           <w:rFonts w:ascii="Arial" w:cs="Arial" w:eastAsia="Arial" w:hAnsi="Arial"/>
           <w:b/>
           <w:bCs/>
-          <w:sz w:val="19"/>
-          <w:szCs w:val="19"/>
-        </w:rPr>
-        <w:t xml:space="preserve">Wenn: </w:t>
-      </w:r>
-      <w:r>
-        <w:rPr>
-          <w:rFonts w:ascii="Arial" w:cs="Arial" w:eastAsia="Arial" w:hAnsi="Arial"/>
-          <w:sz w:val="19"/>
-          <w:szCs w:val="19"/>
-        </w:rPr>
-        <w:t xml:space="preserve">regel A2 erfüllt UND unternehmensgroesse = kleinstunternehmen (Stand 11.02.2025) UND verpackungslieferant_sitz = gleicher_mitgliedstaat</w:t>
+          <w:sz w:val="22"/>
+          <w:szCs w:val="22"/>
+        </w:rPr>
+        <w:t xml:space="preserve">Herstellerregister: Kommt ein einheitliches EU-Meldeformat?</w:t>
+      </w:r>
+    </w:p>
+    <w:p>
+      <w:pPr>
+        <w:spacing w:after="60" w:before="60"/>
+      </w:pPr>
+      <w:r>
+        <w:rPr>
+          <w:rFonts w:ascii="Arial" w:cs="Arial" w:eastAsia="Arial" w:hAnsi="Arial"/>
+          <w:color w:val="6B7280"/>
+          <w:sz w:val="17"/>
+          <w:szCs w:val="17"/>
+        </w:rPr>
+        <w:t xml:space="preserve">Block C – Konformität, Stoffe, Mehrweg · Rollen / EPR · rechtsverbindlich · Bezug: #31</w:t>
       </w:r>
     </w:p>
     <w:p>
@@ -24596,15 +24558,15 @@
           <w:sz w:val="19"/>
           <w:szCs w:val="19"/>
         </w:rPr>
-        <w:t xml:space="preserve">Dann: </w:t>
-      </w:r>
-      <w:r>
-        <w:rPr>
-          <w:rFonts w:ascii="Arial" w:cs="Arial" w:eastAsia="Arial" w:hAnsi="Arial"/>
-          <w:sz w:val="19"/>
-          <w:szCs w:val="19"/>
-        </w:rPr>
-        <w:t xml:space="preserve">erzeuger_ist_lieferant (eigene Rolle: lieferant_als_erzeuger; Markeninhaber entlastet)</w:t>
+        <w:t xml:space="preserve">Frage aus der Praxis: </w:t>
+      </w:r>
+      <w:r>
+        <w:rPr>
+          <w:rFonts w:ascii="Arial" w:cs="Arial" w:eastAsia="Arial" w:hAnsi="Arial"/>
+          <w:sz w:val="19"/>
+          <w:szCs w:val="19"/>
+        </w:rPr>
+        <w:t xml:space="preserve">Wir sind in mehreren EU-Ländern registrierungspflichtig. Gibt es bald ein einheitliches Formular oder sogar ein zentrales Register?</w:t>
       </w:r>
     </w:p>
     <w:p>
@@ -24619,15 +24581,15 @@
           <w:sz w:val="19"/>
           <w:szCs w:val="19"/>
         </w:rPr>
-        <w:t xml:space="preserve">Fundstellen: </w:t>
-      </w:r>
-      <w:r>
-        <w:rPr>
-          <w:rFonts w:ascii="Arial" w:cs="Arial" w:eastAsia="Arial" w:hAnsi="Arial"/>
-          <w:sz w:val="19"/>
-          <w:szCs w:val="19"/>
-        </w:rPr>
-        <w:t xml:space="preserve">Art. 3 Abs. 1 Nr. 13 lit. b VO (EU) 2025/40; Leitfaden C(2026)3702, Abschn. 2 (gilt unabhängig davon, ob der Lieferant selbst Kleinstunternehmen ist; Verbund-/Franchise-Berechnung nach Art. 3 Empf. 2003/361/EG)</w:t>
+        <w:t xml:space="preserve">Unsere Antwort (Entwurf): </w:t>
+      </w:r>
+      <w:r>
+        <w:rPr>
+          <w:rFonts w:ascii="Arial" w:cs="Arial" w:eastAsia="Arial" w:hAnsi="Arial"/>
+          <w:sz w:val="19"/>
+          <w:szCs w:val="19"/>
+        </w:rPr>
+        <w:t xml:space="preserve">Einordnung: Art. 44 Abs. 14 PPWR ermächtigt die Kommission, das Format für Registrierung und Berichterstattung in den nationalen Herstellerregistern zu harmonisieren. Der Entwurf einer Durchführungsverordnung lag vom 06.08. bis 10.09.2026 zur Rückmeldung aus; er sieht einheitliche Registrierungs- und Meldeformate sowie ein vereinfachtes Format für Hersteller unter zehn Tonnen pro Jahr und Mitgliedstaat vor. Die ursprünglich für Anfang 2026 geplante Annahme ist überfällig. Ein zentrales EU-Register ist in der Verordnung nicht vorgesehen; die Bundesregierung und mehrere Mitgliedstaaten fordern ein EU-Registrierungsportal, bevor die Registrierungspflicht im Zielland durchgesetzt wird. Folge: Bis zur Annahme gelten die nationalen Formate weiter, in Deutschland die LUCID-Registrierung nach § 6 VerpackDG (vgl. #31, B01, B02). Quellen: Art. 44 PPWR; § 6 VerpackDG; Initiative 15352 (Entwurf). Grenze: Inhalt und Zeitpunkt der endgültigen Verordnung sind offen; der PPWR Radar meldet die Veröffentlichung.</w:t>
       </w:r>
     </w:p>
     <w:p>
@@ -24642,15 +24604,15 @@
           <w:sz w:val="19"/>
           <w:szCs w:val="19"/>
         </w:rPr>
-        <w:t xml:space="preserve">Erläuterung: </w:t>
-      </w:r>
-      <w:r>
-        <w:rPr>
-          <w:rFonts w:ascii="Arial" w:cs="Arial" w:eastAsia="Arial" w:hAnsi="Arial"/>
-          <w:sz w:val="19"/>
-          <w:szCs w:val="19"/>
-        </w:rPr>
-        <w:t xml:space="preserve">Kleinstunternehmen: &lt; 10 Beschäftigte UND Jahresumsatz ODER Bilanzsumme ≤ 2 Mio. EUR (Empfehlung 2003/361/EG in der am 11.02.2025 geltenden Fassung). Beide Bedingungen (Größe + Lieferant im selben Mitgliedstaat) müssen kumulativ vorliegen, sonst bleibt der Markeninhaber Erzeuger.</w:t>
+        <w:t xml:space="preserve">Fundstellen: </w:t>
+      </w:r>
+      <w:r>
+        <w:rPr>
+          <w:rFonts w:ascii="Arial" w:cs="Arial" w:eastAsia="Arial" w:hAnsi="Arial"/>
+          <w:sz w:val="19"/>
+          <w:szCs w:val="19"/>
+        </w:rPr>
+        <w:t xml:space="preserve">Art. 44 Abs. 1 und 14 PPWR (VO (EU) 2025/40); § 6 VerpackDG (BGBl. 2026 I Nr. 207); Europäische Kommission, Have your say, Initiative 15352 „Packaging and packaging waste – rules on national registers of producers“, Entwurf Ares(2026)7688068 (Durchführungsverordnung, nicht erlassen)</w:t>
       </w:r>
     </w:p>
     <w:p>
@@ -24674,7 +24636,7 @@
           <w:sz w:val="19"/>
           <w:szCs w:val="19"/>
         </w:rPr>
-        <w:t xml:space="preserve">Regel ist als unsicher markiert (!). Bitte Tatbestand, Rechtsfolge und Fundstellen bestätigen oder korrigieren.</w:t>
+        <w:t xml:space="preserve">Entwurf Durchführungsverordnung Art. 44 Abs. 14 (Initiative 15352, Feedback 06.08.–10.09.2026, 7.667 Rückmeldungen), Annahme überfällig; AT/CZ/EE fordern Zurückstellung (Sekundärquelle). Ergänzt #31.</w:t>
       </w:r>
     </w:p>
     <w:tbl>
@@ -24824,6 +24786,37 @@
     </w:p>
     <w:p>
       <w:pPr>
+        <w:pStyle w:val="Heading2"/>
+        <w:keepNext/>
+        <w:spacing w:after="120" w:before="280"/>
+      </w:pPr>
+      <w:r>
+        <w:rPr>
+          <w:rFonts w:ascii="Arial" w:cs="Arial" w:eastAsia="Arial" w:hAnsi="Arial"/>
+          <w:b/>
+          <w:bCs/>
+          <w:color w:val="111111"/>
+          <w:sz w:val="26"/>
+          <w:szCs w:val="26"/>
+        </w:rPr>
+        <w:t xml:space="preserve">B.2 Rollen-Engine: Regeln und Definitionen mit Vorbehalt (16)</w:t>
+      </w:r>
+    </w:p>
+    <w:p>
+      <w:pPr>
+        <w:spacing w:after="120" w:before="60"/>
+      </w:pPr>
+      <w:r>
+        <w:rPr>
+          <w:rFonts w:ascii="Arial" w:cs="Arial" w:eastAsia="Arial" w:hAnsi="Arial"/>
+          <w:sz w:val="19"/>
+          <w:szCs w:val="19"/>
+        </w:rPr>
+        <w:t xml:space="preserve">Die Rollen-Engine ist das sensibelste Modul: Aus diesen Regeln leitet das System je Produktlinie ab, ob ein Unternehmen Erzeuger, Hersteller, Importeur oder Vertreiber ist. Regeln mit Vorbehalt (!) werden dem Nutzer heute mit einem Hinweis ausgespielt; nach Ihrer Freigabe entfällt der Hinweis.</w:t>
+      </w:r>
+    </w:p>
+    <w:p>
+      <w:pPr>
         <w:keepNext/>
         <w:pBdr>
           <w:top w:val="single" w:color="24A27F" w:sz="6" w:space="4"/>
@@ -24839,7 +24832,7 @@
           <w:sz w:val="22"/>
           <w:szCs w:val="22"/>
         </w:rPr>
-        <w:t xml:space="preserve">Regel A5  </w:t>
+        <w:t xml:space="preserve">Regel A3  </w:t>
       </w:r>
       <w:r>
         <w:rPr>
@@ -24870,7 +24863,7 @@
           <w:sz w:val="19"/>
           <w:szCs w:val="19"/>
         </w:rPr>
-        <w:t xml:space="preserve">rolle_basis IN (importeur, vertreiber) UND (bringt_unter_eigenem_namen_in_verkehr = ja ODER veraendert_verpackung_konformitaetsrelevant = ja) UND NOT regel A3</w:t>
+        <w:t xml:space="preserve">regel A2 erfüllt UND unternehmensgroesse = kleinstunternehmen (Stand 11.02.2025) UND verpackungslieferant_sitz = gleicher_mitgliedstaat</w:t>
       </w:r>
     </w:p>
     <w:p>
@@ -24893,7 +24886,7 @@
           <w:sz w:val="19"/>
           <w:szCs w:val="19"/>
         </w:rPr>
-        <w:t xml:space="preserve">erzeuger (Zurechnung; zusätzlich zur Basisrolle)</w:t>
+        <w:t xml:space="preserve">erzeuger_ist_lieferant (eigene Rolle: lieferant_als_erzeuger; Markeninhaber entlastet)</w:t>
       </w:r>
     </w:p>
     <w:p>
@@ -24916,7 +24909,7 @@
           <w:sz w:val="19"/>
           <w:szCs w:val="19"/>
         </w:rPr>
-        <w:t xml:space="preserve">Art. 21 VO (EU) 2025/40; Leitfaden C(2026)3702, Abschn. 2</w:t>
+        <w:t xml:space="preserve">Art. 3 Abs. 1 Nr. 13 lit. b VO (EU) 2025/40; Leitfaden C(2026)3702, Abschn. 2 (gilt unabhängig davon, ob der Lieferant selbst Kleinstunternehmen ist; Verbund-/Franchise-Berechnung nach Art. 3 Empf. 2003/361/EG)</w:t>
       </w:r>
     </w:p>
     <w:p>
@@ -24939,7 +24932,7 @@
           <w:sz w:val="19"/>
           <w:szCs w:val="19"/>
         </w:rPr>
-        <w:t xml:space="preserve">Importeure und Vertreiber gelten als Erzeuger, wenn sie Verpackungen unter eigenem Namen/eigener Marke in Verkehr bringen oder bereits in Verkehr gebrachte Verpackungen so verändern, dass die Konformität berührt sein kann. Übernahme sämtlicher Erzeugerpflichten. [Ergänzt 18.07.2026, aus App-Engine-Test: Der NOT-A3-Vorbehalt verhindert, dass die Art.-21-Zurechnung die Kleinstunternehmen-Entlastung des Art. 3 Abs. 1 Nr. 13 lit. b wieder aushebelt – Wechselwirkung über die Auffang-Vertreiberrolle. In Cattwyk-Session bestätigen.] | Delta 17.10.2026: vgl. Praxisfrage A30 (Versandetikett ist kein Branding, Kommissions-FAQ 2. Ed.).</w:t>
+        <w:t xml:space="preserve">Kleinstunternehmen: &lt; 10 Beschäftigte UND Jahresumsatz ODER Bilanzsumme ≤ 2 Mio. EUR (Empfehlung 2003/361/EG in der am 11.02.2025 geltenden Fassung). Beide Bedingungen (Größe + Lieferant im selben Mitgliedstaat) müssen kumulativ vorliegen, sonst bleibt der Markeninhaber Erzeuger.</w:t>
       </w:r>
     </w:p>
     <w:p>
@@ -25128,7 +25121,7 @@
           <w:sz w:val="22"/>
           <w:szCs w:val="22"/>
         </w:rPr>
-        <w:t xml:space="preserve">Regel B1  </w:t>
+        <w:t xml:space="preserve">Regel A5  </w:t>
       </w:r>
       <w:r>
         <w:rPr>
@@ -25136,7 +25129,7 @@
           <w:sz w:val="20"/>
           <w:szCs w:val="20"/>
         </w:rPr>
-        <w:t xml:space="preserve">Block „hersteller“ · DE (je Mitgliedstaat)</w:t>
+        <w:t xml:space="preserve">Block „erzeuger“ · EU-weit</w:t>
       </w:r>
     </w:p>
     <w:p>
@@ -25159,7 +25152,7 @@
           <w:sz w:val="19"/>
           <w:szCs w:val="19"/>
         </w:rPr>
-        <w:t xml:space="preserve">verpackungsart IN (transport, service, primaerproduktion) UND zustand = leer UND sitz = DE UND erste_bereitstellung_aus_DE_in_DE = ja</w:t>
+        <w:t xml:space="preserve">rolle_basis IN (importeur, vertreiber) UND (bringt_unter_eigenem_namen_in_verkehr = ja ODER veraendert_verpackung_konformitaetsrelevant = ja) UND NOT regel A3</w:t>
       </w:r>
     </w:p>
     <w:p>
@@ -25182,7 +25175,7 @@
           <w:sz w:val="19"/>
           <w:szCs w:val="19"/>
         </w:rPr>
-        <w:t xml:space="preserve">hersteller</w:t>
+        <w:t xml:space="preserve">erzeuger (Zurechnung; zusätzlich zur Basisrolle)</w:t>
       </w:r>
     </w:p>
     <w:p>
@@ -25205,7 +25198,7 @@
           <w:sz w:val="19"/>
           <w:szCs w:val="19"/>
         </w:rPr>
-        <w:t xml:space="preserve">Art. 3 Abs. 1 Nr. 15 lit. a VO (EU) 2025/40; Leitfaden C(2026)3702, Abschn. 3; ErwG 122; EUNR-Papier 06/2026 (Sekundärquelle: Lieferkette beginnt bei der fertigen leeren Verpackung; bei Folien u. ä. erst mit der Befüllung)</w:t>
+        <w:t xml:space="preserve">Art. 21 VO (EU) 2025/40; Leitfaden C(2026)3702, Abschn. 2</w:t>
       </w:r>
     </w:p>
     <w:p>
@@ -25228,7 +25221,7 @@
           <w:sz w:val="19"/>
           <w:szCs w:val="19"/>
         </w:rPr>
-        <w:t xml:space="preserve">Für Transport-, Service- und Primärproduktionsverpackungen wird der Hersteller anhand der LEEREN Verpackung bestimmt (Entlastung kleiner Befüller). Erst-Bereitsteller in DE = Hersteller. | Delta 17.10.2026: vgl. Praxisfrage A31 (Finalform-Doktrin, Kommissions-FAQ 2. Ed.).</w:t>
+        <w:t xml:space="preserve">Importeure und Vertreiber gelten als Erzeuger, wenn sie Verpackungen unter eigenem Namen/eigener Marke in Verkehr bringen oder bereits in Verkehr gebrachte Verpackungen so verändern, dass die Konformität berührt sein kann. Übernahme sämtlicher Erzeugerpflichten. [Ergänzt 18.07.2026, aus App-Engine-Test: Der NOT-A3-Vorbehalt verhindert, dass die Art.-21-Zurechnung die Kleinstunternehmen-Entlastung des Art. 3 Abs. 1 Nr. 13 lit. b wieder aushebelt – Wechselwirkung über die Auffang-Vertreiberrolle. In Cattwyk-Session bestätigen.] | Delta 17.10.2026: vgl. Praxisfrage A30 (Versandetikett ist kein Branding, Kommissions-FAQ 2. Ed.).</w:t>
       </w:r>
     </w:p>
     <w:p>
@@ -25417,7 +25410,7 @@
           <w:sz w:val="22"/>
           <w:szCs w:val="22"/>
         </w:rPr>
-        <w:t xml:space="preserve">Regel B3  </w:t>
+        <w:t xml:space="preserve">Regel B1  </w:t>
       </w:r>
       <w:r>
         <w:rPr>
@@ -25425,7 +25418,7 @@
           <w:sz w:val="20"/>
           <w:szCs w:val="20"/>
         </w:rPr>
-        <w:t xml:space="preserve">Block „hersteller“ · DE</w:t>
+        <w:t xml:space="preserve">Block „hersteller“ · DE (je Mitgliedstaat)</w:t>
       </w:r>
     </w:p>
     <w:p>
@@ -25448,7 +25441,7 @@
           <w:sz w:val="19"/>
           <w:szCs w:val="19"/>
         </w:rPr>
-        <w:t xml:space="preserve">vertriebsweg ENTHÄLT fernabsatz_direkt_an_endabnehmer_DE UND sitz IN (anderer_mitgliedstaat, drittland)</w:t>
+        <w:t xml:space="preserve">verpackungsart IN (transport, service, primaerproduktion) UND zustand = leer UND sitz = DE UND erste_bereitstellung_aus_DE_in_DE = ja</w:t>
       </w:r>
     </w:p>
     <w:p>
@@ -25471,7 +25464,7 @@
           <w:sz w:val="19"/>
           <w:szCs w:val="19"/>
         </w:rPr>
-        <w:t xml:space="preserve">hersteller (in DE) + pflicht_bevollmaechtigter_ehv</w:t>
+        <w:t xml:space="preserve">hersteller</w:t>
       </w:r>
     </w:p>
     <w:p>
@@ -25494,7 +25487,7 @@
           <w:sz w:val="19"/>
           <w:szCs w:val="19"/>
         </w:rPr>
-        <w:t xml:space="preserve">Art. 3 Abs. 1 Nr. 15 lit. c und d VO (EU) 2025/40; § 5 Abs. 2 VerpackDG (BGBl. 2026 I Nr. 207); Leitfaden C(2026)3702, Abschn. 3 (distance seller is the producer; Plattform-Prüfpflichten); ErwG 123, 132</w:t>
+        <w:t xml:space="preserve">Art. 3 Abs. 1 Nr. 15 lit. a VO (EU) 2025/40; Leitfaden C(2026)3702, Abschn. 3; ErwG 122; EUNR-Papier 06/2026 (Sekundärquelle: Lieferkette beginnt bei der fertigen leeren Verpackung; bei Folien u. ä. erst mit der Befüllung)</w:t>
       </w:r>
     </w:p>
     <w:p>
@@ -25517,7 +25510,7 @@
           <w:sz w:val="19"/>
           <w:szCs w:val="19"/>
         </w:rPr>
-        <w:t xml:space="preserve">Wer aus dem Ausland direkt an Endabnehmer in DE liefert, ist Hersteller in DE. Ohne Niederlassung im Bundesgebiet: Pflicht zur Beauftragung/Benennung eines Bevollmächtigten für die erweiterte Herstellerverantwortung vor der ersten Bereitstellung (Registrierung selbst ausgenommen). | Delta 17.10.2026: Watch-Item, vgl. Praxisfrage A35.</w:t>
+        <w:t xml:space="preserve">Für Transport-, Service- und Primärproduktionsverpackungen wird der Hersteller anhand der LEEREN Verpackung bestimmt (Entlastung kleiner Befüller). Erst-Bereitsteller in DE = Hersteller. | Delta 17.10.2026: vgl. Praxisfrage A31 (Finalform-Doktrin, Kommissions-FAQ 2. Ed.).</w:t>
       </w:r>
     </w:p>
     <w:p>
@@ -25706,7 +25699,7 @@
           <w:sz w:val="22"/>
           <w:szCs w:val="22"/>
         </w:rPr>
-        <w:t xml:space="preserve">Regel B4  </w:t>
+        <w:t xml:space="preserve">Regel B3  </w:t>
       </w:r>
       <w:r>
         <w:rPr>
@@ -25737,7 +25730,7 @@
           <w:sz w:val="19"/>
           <w:szCs w:val="19"/>
         </w:rPr>
-        <w:t xml:space="preserve">taetigkeit ENTHÄLT packt_aus UND ist_endabnehmer = nein UND kein_anderer_hersteller_nach_a_bis_d = ja</w:t>
+        <w:t xml:space="preserve">vertriebsweg ENTHÄLT fernabsatz_direkt_an_endabnehmer_DE UND sitz IN (anderer_mitgliedstaat, drittland)</w:t>
       </w:r>
     </w:p>
     <w:p>
@@ -25760,7 +25753,7 @@
           <w:sz w:val="19"/>
           <w:szCs w:val="19"/>
         </w:rPr>
-        <w:t xml:space="preserve">hersteller (Auffangtatbestand)</w:t>
+        <w:t xml:space="preserve">hersteller (in DE) + pflicht_bevollmaechtigter_ehv</w:t>
       </w:r>
     </w:p>
     <w:p>
@@ -25783,7 +25776,7 @@
           <w:sz w:val="19"/>
           <w:szCs w:val="19"/>
         </w:rPr>
-        <w:t xml:space="preserve">Art. 3 Abs. 1 Nr. 15 lit. e VO (EU) 2025/40; § 6 Abs. 1 VerpackDG (Registrierung vor dem Auspacken); Leitfaden C(2026)3702, Abschn. 3 (Logistikunternehmen: Umpacken von Drittlandsware macht zum Hersteller der Transportverpackung, auch ohne Eigentum); ErwG 123</w:t>
+        <w:t xml:space="preserve">Art. 3 Abs. 1 Nr. 15 lit. c und d VO (EU) 2025/40; § 5 Abs. 2 VerpackDG (BGBl. 2026 I Nr. 207); Leitfaden C(2026)3702, Abschn. 3 (distance seller is the producer; Plattform-Prüfpflichten); ErwG 123, 132</w:t>
       </w:r>
     </w:p>
     <w:p>
@@ -25806,7 +25799,7 @@
           <w:sz w:val="19"/>
           <w:szCs w:val="19"/>
         </w:rPr>
-        <w:t xml:space="preserve">Auspacker-Tatbestand: Wer verpackte Produkte auspackt, ohne Endabnehmer zu sein, wird Hersteller der anfallenden Verpackung, sofern kein anderer Hersteller nach lit. a–d existiert. Kernfall: Fulfillment/Logistik mit Drittlandsware. Registrierung VOR dem Auspacken.</w:t>
+        <w:t xml:space="preserve">Wer aus dem Ausland direkt an Endabnehmer in DE liefert, ist Hersteller in DE. Ohne Niederlassung im Bundesgebiet: Pflicht zur Beauftragung/Benennung eines Bevollmächtigten für die erweiterte Herstellerverantwortung vor der ersten Bereitstellung (Registrierung selbst ausgenommen). | Delta 17.10.2026: Watch-Item, vgl. Praxisfrage A35.</w:t>
       </w:r>
     </w:p>
     <w:p>
@@ -25995,7 +25988,7 @@
           <w:sz w:val="22"/>
           <w:szCs w:val="22"/>
         </w:rPr>
-        <w:t xml:space="preserve">Regel B5  </w:t>
+        <w:t xml:space="preserve">Regel B4  </w:t>
       </w:r>
       <w:r>
         <w:rPr>
@@ -26003,7 +25996,7 @@
           <w:sz w:val="20"/>
           <w:szCs w:val="20"/>
         </w:rPr>
-        <w:t xml:space="preserve">Block „hersteller“ · DE/EU</w:t>
+        <w:t xml:space="preserve">Block „hersteller“ · DE</w:t>
       </w:r>
     </w:p>
     <w:p>
@@ -26026,7 +26019,7 @@
           <w:sz w:val="19"/>
           <w:szCs w:val="19"/>
         </w:rPr>
-        <w:t xml:space="preserve">warenstrom = export_aus_EU</w:t>
+        <w:t xml:space="preserve">taetigkeit ENTHÄLT packt_aus UND ist_endabnehmer = nein UND kein_anderer_hersteller_nach_a_bis_d = ja</w:t>
       </w:r>
     </w:p>
     <w:p>
@@ -26049,7 +26042,7 @@
           <w:sz w:val="19"/>
           <w:szCs w:val="19"/>
         </w:rPr>
-        <w:t xml:space="preserve">kein_hersteller (für diese Mengen)</w:t>
+        <w:t xml:space="preserve">hersteller (Auffangtatbestand)</w:t>
       </w:r>
     </w:p>
     <w:p>
@@ -26072,7 +26065,7 @@
           <w:sz w:val="19"/>
           <w:szCs w:val="19"/>
         </w:rPr>
-        <w:t xml:space="preserve">Art. 3 Abs. 1 Nr. 15 i. V. m. Art. 45 VO (EU) 2025/40 (Systematik); Leitfaden C(2026)3702, Abschn. 3 (Export: kein producer, da kein Abfall in der EU erwartet; bei Weitervertrieb in anderen Mitgliedstaat: Gebührenerstattung)</w:t>
+        <w:t xml:space="preserve">Art. 3 Abs. 1 Nr. 15 lit. e VO (EU) 2025/40; § 6 Abs. 1 VerpackDG (Registrierung vor dem Auspacken); Leitfaden C(2026)3702, Abschn. 3 (Logistikunternehmen: Umpacken von Drittlandsware macht zum Hersteller der Transportverpackung, auch ohne Eigentum); ErwG 123</w:t>
       </w:r>
     </w:p>
     <w:p>
@@ -26095,7 +26088,7 @@
           <w:sz w:val="19"/>
           <w:szCs w:val="19"/>
         </w:rPr>
-        <w:t xml:space="preserve">Exportmengen lösen keine EPR in DE aus. Wird nach Gebührenzahlung in DE erstmals in einem anderen Mitgliedstaat bereitgestellt, sind die Beiträge zu erstatten; die Pflicht entsteht dort neu.</w:t>
+        <w:t xml:space="preserve">Auspacker-Tatbestand: Wer verpackte Produkte auspackt, ohne Endabnehmer zu sein, wird Hersteller der anfallenden Verpackung, sofern kein anderer Hersteller nach lit. a–d existiert. Kernfall: Fulfillment/Logistik mit Drittlandsware. Registrierung VOR dem Auspacken.</w:t>
       </w:r>
     </w:p>
     <w:p>
@@ -26284,7 +26277,7 @@
           <w:sz w:val="22"/>
           <w:szCs w:val="22"/>
         </w:rPr>
-        <w:t xml:space="preserve">Regel B6  </w:t>
+        <w:t xml:space="preserve">Regel B5  </w:t>
       </w:r>
       <w:r>
         <w:rPr>
@@ -26292,7 +26285,7 @@
           <w:sz w:val="20"/>
           <w:szCs w:val="20"/>
         </w:rPr>
-        <w:t xml:space="preserve">Block „hersteller“ · DE</w:t>
+        <w:t xml:space="preserve">Block „hersteller“ · DE/EU</w:t>
       </w:r>
     </w:p>
     <w:p>
@@ -26315,7 +26308,7 @@
           <w:sz w:val="19"/>
           <w:szCs w:val="19"/>
         </w:rPr>
-        <w:t xml:space="preserve">rolle = hersteller UND verpackung IN systembeteiligungspflichtig (§ 3 Abs. 6 VerpackDG)</w:t>
+        <w:t xml:space="preserve">warenstrom = export_aus_EU</w:t>
       </w:r>
     </w:p>
     <w:p>
@@ -26338,7 +26331,7 @@
           <w:sz w:val="19"/>
           <w:szCs w:val="19"/>
         </w:rPr>
-        <w:t xml:space="preserve">rechtsfolgen_DE: registrierung_zsvr + systembeteiligung + datenmeldung</w:t>
+        <w:t xml:space="preserve">kein_hersteller (für diese Mengen)</w:t>
       </w:r>
     </w:p>
     <w:p>
@@ -26361,7 +26354,7 @@
           <w:sz w:val="19"/>
           <w:szCs w:val="19"/>
         </w:rPr>
-        <w:t xml:space="preserve">§§ 6, 7, 9, 10 VerpackDG; Art. 44, 45 VO (EU) 2025/40; § 68 VerpackDG (Übergang, final: LUCID-Registrierungen gelten fort, Abs. 2 Satz 1; Änderungsmitteilungen bis 12.11.2026, Abs. 2 Satz 2; erstmals Verpflichtete bis 12.09.2026, Abs. 2 Satz 3; Alt-Systembeteiligungen längstens bis 31.12.2026, Abs. 1); § 68 Abs. 17: Bußgeldtatbestände für PPWR-Verstöße (§ 66 Abs. 2) erst ab 12.02.2027 anwendbar</w:t>
+        <w:t xml:space="preserve">Art. 3 Abs. 1 Nr. 15 i. V. m. Art. 45 VO (EU) 2025/40 (Systematik); Leitfaden C(2026)3702, Abschn. 3 (Export: kein producer, da kein Abfall in der EU erwartet; bei Weitervertrieb in anderen Mitgliedstaat: Gebührenerstattung)</w:t>
       </w:r>
     </w:p>
     <w:p>
@@ -26384,7 +26377,7 @@
           <w:sz w:val="19"/>
           <w:szCs w:val="19"/>
         </w:rPr>
-        <w:t xml:space="preserve">Rechtsfolgen-Kaskade in DE: Registrierung bei der ZSVR vor erstmaliger Bereitstellung bzw. vor dem Auspacken (§ 6 Abs. 1); Systembeteiligung mit Materialart/Masse (§ 7 Abs. 1); bei Serviceverpackungen Übertragungsmöglichkeit auf Vorvertreiber (§ 7 Abs. 2 – Auslegungsfrage, s. Review); Datenmeldung § 9; ggf. Vollständigkeitserklärung § 10.</w:t>
+        <w:t xml:space="preserve">Exportmengen lösen keine EPR in DE aus. Wird nach Gebührenzahlung in DE erstmals in einem anderen Mitgliedstaat bereitgestellt, sind die Beiträge zu erstatten; die Pflicht entsteht dort neu.</w:t>
       </w:r>
     </w:p>
     <w:p>
@@ -26573,7 +26566,7 @@
           <w:sz w:val="22"/>
           <w:szCs w:val="22"/>
         </w:rPr>
-        <w:t xml:space="preserve">Regel C1  </w:t>
+        <w:t xml:space="preserve">Regel B6  </w:t>
       </w:r>
       <w:r>
         <w:rPr>
@@ -26581,7 +26574,7 @@
           <w:sz w:val="20"/>
           <w:szCs w:val="20"/>
         </w:rPr>
-        <w:t xml:space="preserve">Block „weitere“ · EU-weit</w:t>
+        <w:t xml:space="preserve">Block „hersteller“ · DE</w:t>
       </w:r>
     </w:p>
     <w:p>
@@ -26604,7 +26597,7 @@
           <w:sz w:val="19"/>
           <w:szCs w:val="19"/>
         </w:rPr>
-        <w:t xml:space="preserve">taetigkeit ENTHÄLT importiert_drittland UND bringt_in_verkehr = ja UND eu_rechtspersoenlichkeit = ja</w:t>
+        <w:t xml:space="preserve">rolle = hersteller UND verpackung IN systembeteiligungspflichtig (§ 3 Abs. 6 VerpackDG)</w:t>
       </w:r>
     </w:p>
     <w:p>
@@ -26627,7 +26620,7 @@
           <w:sz w:val="19"/>
           <w:szCs w:val="19"/>
         </w:rPr>
-        <w:t xml:space="preserve">importeur</w:t>
+        <w:t xml:space="preserve">rechtsfolgen_DE: registrierung_zsvr + systembeteiligung + datenmeldung</w:t>
       </w:r>
     </w:p>
     <w:p>
@@ -26650,7 +26643,7 @@
           <w:sz w:val="19"/>
           <w:szCs w:val="19"/>
         </w:rPr>
-        <w:t xml:space="preserve">Art. 3 Abs. 1 Nr. 17; Art. 18 VO (EU) 2025/40; Leitfaden C(2026)3702, Abschn. 4 (Zweigniederlassung genügt nicht; harmonisierter Begriff)</w:t>
+        <w:t xml:space="preserve">§§ 6, 7, 9, 10 VerpackDG; Art. 44, 45 VO (EU) 2025/40; § 68 VerpackDG (Übergang, final: LUCID-Registrierungen gelten fort, Abs. 2 Satz 1; Änderungsmitteilungen bis 12.11.2026, Abs. 2 Satz 2; erstmals Verpflichtete bis 12.09.2026, Abs. 2 Satz 3; Alt-Systembeteiligungen längstens bis 31.12.2026, Abs. 1); § 68 Abs. 17: Bußgeldtatbestände für PPWR-Verstöße (§ 66 Abs. 2) erst ab 12.02.2027 anwendbar</w:t>
       </w:r>
     </w:p>
     <w:p>
@@ -26673,7 +26666,7 @@
           <w:sz w:val="19"/>
           <w:szCs w:val="19"/>
         </w:rPr>
-        <w:t xml:space="preserve">Importeur ist nur, wer mit eigener EU-Rechtspersönlichkeit Drittlandsverpackungen erstmals auf dem Unionsmarkt bereitstellt. Zweigniederlassung/USt-Registrierung reicht nicht: dann Tochtergesellschaft oder Bevollmächtigter erforderlich.</w:t>
+        <w:t xml:space="preserve">Rechtsfolgen-Kaskade in DE: Registrierung bei der ZSVR vor erstmaliger Bereitstellung bzw. vor dem Auspacken (§ 6 Abs. 1); Systembeteiligung mit Materialart/Masse (§ 7 Abs. 1); bei Serviceverpackungen Übertragungsmöglichkeit auf Vorvertreiber (§ 7 Abs. 2 – Auslegungsfrage, s. Review); Datenmeldung § 9; ggf. Vollständigkeitserklärung § 10.</w:t>
       </w:r>
     </w:p>
     <w:p>
@@ -26862,7 +26855,7 @@
           <w:sz w:val="22"/>
           <w:szCs w:val="22"/>
         </w:rPr>
-        <w:t xml:space="preserve">Regel C4  </w:t>
+        <w:t xml:space="preserve">Regel D1  </w:t>
       </w:r>
       <w:r>
         <w:rPr>
@@ -26870,7 +26863,7 @@
           <w:sz w:val="20"/>
           <w:szCs w:val="20"/>
         </w:rPr>
-        <w:t xml:space="preserve">Block „weitere“ · EU-weit</w:t>
+        <w:t xml:space="preserve">Block „verpackung“ · DE</w:t>
       </w:r>
     </w:p>
     <w:p>
@@ -26893,7 +26886,7 @@
           <w:sz w:val="19"/>
           <w:szCs w:val="19"/>
         </w:rPr>
-        <w:t xml:space="preserve">taetigkeit ENTHÄLT lagert_und_versendet_fuer_dritte UND eigentum_an_ware = nein UND dienstleistungen &gt;= 2 aus (lagerhaltung, verpackung, adressierung, versand)</w:t>
+        <w:t xml:space="preserve">verpackung.art IN (transport, ecommerce, service, primaerproduktion) UND verpackung.form = formstabil UND verpackung.bezug = fertig_gekauft UND verpackung.lieferant_sitz = DE UND sitz = DE UND verpackung.marke != eigene</w:t>
       </w:r>
     </w:p>
     <w:p>
@@ -26916,7 +26909,7 @@
           <w:sz w:val="19"/>
           <w:szCs w:val="19"/>
         </w:rPr>
-        <w:t xml:space="preserve">fulfillment_dienstleister</w:t>
+        <w:t xml:space="preserve">entlastung: epr_beim_lieferanten (Erzeuger und Hersteller dieser Verpackung ist der Lieferant); Nutzer: vertreiber</w:t>
       </w:r>
     </w:p>
     <w:p>
@@ -26939,7 +26932,7 @@
           <w:sz w:val="19"/>
           <w:szCs w:val="19"/>
         </w:rPr>
-        <w:t xml:space="preserve">Art. 3 Abs. 1 UAbs. 3 VO (EU) 2025/40 i. V. m. Art. 3 Nr. 11 VO (EU) 2019/1020; Art. 20 VO (EU) 2025/40; ErwG 133; Leitfaden C(2026)3702, Abschn. 3</w:t>
+        <w:t xml:space="preserve">Art. 3 Abs. 1 Nr. 13 und Nr. 15 lit. a VO (EU) 2025/40; ZSVR: „Abgrenzung Erzeuger &amp; Hersteller“ (formstabile Transportverpackung ist mit der Herstellung fertig; Behördeninformation); Kommissions-FAQ 2. Ed. (03.08.2026) Kap. II FAQ 5 (unverbindliche Auslegung)</w:t>
       </w:r>
     </w:p>
     <w:p>
@@ -26962,7 +26955,7 @@
           <w:sz w:val="19"/>
           <w:szCs w:val="19"/>
         </w:rPr>
-        <w:t xml:space="preserve">Mindestens zwei der vier Dienstleistungen ohne Eigentum an der Ware; Post-/Paket-/Frachtdienste ausgenommen. Bei Umpacken von Drittlandsware zusätzlich Prüfung Regel B4.</w:t>
+        <w:t xml:space="preserve">Fertig bezogene formstabile Transport-, Service- oder Primärproduktionsverpackung (Karton, Umschlag, Tüte) eines deutschen Lieferanten: Der Lieferant hat sie in ihre endgültige Form gebracht (Erzeuger) und erstmals in Deutschland bereitgestellt (Hersteller, lit. a). Der Nutzer ist für diese Verpackung Vertreiber mit Prüfpflicht (Registrierung des Lieferanten, vgl. B14) und braucht weder Konformitätserklärung noch Systembeteiligung dafür. Gilt nur, solange die Verpackung unverändert verwendet wird (sonst D3) und keine eigene Marke trägt (sonst A2/A5).</w:t>
       </w:r>
     </w:p>
     <w:p>
@@ -27151,7 +27144,7 @@
           <w:sz w:val="22"/>
           <w:szCs w:val="22"/>
         </w:rPr>
-        <w:t xml:space="preserve">Fulfillment-Dienstleister (fulfilment service provider)  </w:t>
+        <w:t xml:space="preserve">Regel D2  </w:t>
       </w:r>
       <w:r>
         <w:rPr>
@@ -27159,7 +27152,7 @@
           <w:sz w:val="20"/>
           <w:szCs w:val="20"/>
         </w:rPr>
-        <w:t xml:space="preserve">(fulfillment_dienstleister, kernrolle)</w:t>
+        <w:t xml:space="preserve">Block „verpackung“ · DE</w:t>
       </w:r>
     </w:p>
     <w:p>
@@ -27174,15 +27167,15 @@
           <w:sz w:val="19"/>
           <w:szCs w:val="19"/>
         </w:rPr>
-        <w:t xml:space="preserve">Definition: </w:t>
-      </w:r>
-      <w:r>
-        <w:rPr>
-          <w:rFonts w:ascii="Arial" w:cs="Arial" w:eastAsia="Arial" w:hAnsi="Arial"/>
-          <w:sz w:val="19"/>
-          <w:szCs w:val="19"/>
-        </w:rPr>
-        <w:t xml:space="preserve">Per Verweis definiert: natürliche oder juristische Person, die im Rahmen einer Geschäftstätigkeit mindestens zwei der folgenden Dienstleistungen anbietet: Lagerhaltung, Verpackung, Adressierung und Versand von Produkten, an denen sie kein Eigentumsrecht hat – ausgenommen Postdienste, Paketzustelldienste und sonstige Post-/Frachtdienste (Wortlaut gegen VO (EU) 2019/1020 pinnen).</w:t>
+        <w:t xml:space="preserve">Wenn: </w:t>
+      </w:r>
+      <w:r>
+        <w:rPr>
+          <w:rFonts w:ascii="Arial" w:cs="Arial" w:eastAsia="Arial" w:hAnsi="Arial"/>
+          <w:sz w:val="19"/>
+          <w:szCs w:val="19"/>
+        </w:rPr>
+        <w:t xml:space="preserve">verpackung.art IN (transport, ecommerce) UND verpackung.form = flexibel UND verpackung.bezug IN (selbst_hergestellt, selbst_zusammengefuegt) UND sitz = DE</w:t>
       </w:r>
     </w:p>
     <w:p>
@@ -27197,15 +27190,15 @@
           <w:sz w:val="19"/>
           <w:szCs w:val="19"/>
         </w:rPr>
-        <w:t xml:space="preserve">Abgrenzung: </w:t>
-      </w:r>
-      <w:r>
-        <w:rPr>
-          <w:rFonts w:ascii="Arial" w:cs="Arial" w:eastAsia="Arial" w:hAnsi="Arial"/>
-          <w:sz w:val="19"/>
-          <w:szCs w:val="19"/>
-        </w:rPr>
-        <w:t xml:space="preserve">Kein Eigentum an der Ware; reine Transport-/Postdienstleister sind ausgenommen. Abgrenzung zum Vertreiber: der Fulfillment-Dienstleister stellt nicht selbst auf dem Markt bereit.</w:t>
+        <w:t xml:space="preserve">Dann: </w:t>
+      </w:r>
+      <w:r>
+        <w:rPr>
+          <w:rFonts w:ascii="Arial" w:cs="Arial" w:eastAsia="Arial" w:hAnsi="Arial"/>
+          <w:sz w:val="19"/>
+          <w:szCs w:val="19"/>
+        </w:rPr>
+        <w:t xml:space="preserve">erzeuger + hersteller (für diese Verpackung)</w:t>
       </w:r>
     </w:p>
     <w:p>
@@ -27220,15 +27213,15 @@
           <w:sz w:val="19"/>
           <w:szCs w:val="19"/>
         </w:rPr>
-        <w:t xml:space="preserve">Fundstelle: </w:t>
-      </w:r>
-      <w:r>
-        <w:rPr>
-          <w:rFonts w:ascii="Arial" w:cs="Arial" w:eastAsia="Arial" w:hAnsi="Arial"/>
-          <w:sz w:val="19"/>
-          <w:szCs w:val="19"/>
-        </w:rPr>
-        <w:t xml:space="preserve">Art. 3 Abs. 1 UAbs. 3 VO (EU) 2025/40 i. V. m. Art. 3 Nr. 11 VO (EU) 2019/1020</w:t>
+        <w:t xml:space="preserve">Fundstellen: </w:t>
+      </w:r>
+      <w:r>
+        <w:rPr>
+          <w:rFonts w:ascii="Arial" w:cs="Arial" w:eastAsia="Arial" w:hAnsi="Arial"/>
+          <w:sz w:val="19"/>
+          <w:szCs w:val="19"/>
+        </w:rPr>
+        <w:t xml:space="preserve">Art. 3 Abs. 1 Nr. 13 und Nr. 15 lit. a VO (EU) 2025/40; ZSVR: „Abgrenzung Erzeuger &amp; Hersteller“ (flexible Verpackung wie Folie oder Umreifung entsteht erst bei der Anwendung; Behördeninformation); Kommissions-FAQ 2. Ed. Kap. II FAQ 5 (unbedruckte Stretchfolie: Folienhersteller ist Erzeuger – abweichende Lesart, (!) vgl. A23, A31)</w:t>
       </w:r>
     </w:p>
     <w:p>
@@ -27243,15 +27236,15 @@
           <w:sz w:val="19"/>
           <w:szCs w:val="19"/>
         </w:rPr>
-        <w:t xml:space="preserve">VerpackDG-Bezug: </w:t>
-      </w:r>
-      <w:r>
-        <w:rPr>
-          <w:rFonts w:ascii="Arial" w:cs="Arial" w:eastAsia="Arial" w:hAnsi="Arial"/>
-          <w:sz w:val="19"/>
-          <w:szCs w:val="19"/>
-        </w:rPr>
-        <w:t xml:space="preserve">§ 13 Abs. 4 VerpackDG: Tätigkeitsverbot bei nicht registrierten Herstellern; verweist auf Art. 3 Nr. 11 VO (EU) 2019/1020 „in der Fassung vom 12. August 2026"; automatisierter Registerdatenabgleich der ZSVR. Bußgeldbewehrte Mitwirkungspflichten (§ 66 VerpackDG i. V. m. Art. 20).</w:t>
+        <w:t xml:space="preserve">Erläuterung: </w:t>
+      </w:r>
+      <w:r>
+        <w:rPr>
+          <w:rFonts w:ascii="Arial" w:cs="Arial" w:eastAsia="Arial" w:hAnsi="Arial"/>
+          <w:sz w:val="19"/>
+          <w:szCs w:val="19"/>
+        </w:rPr>
+        <w:t xml:space="preserve">Flexible Verpackung, die der Nutzer selbst anwendet (Zeitschrift einschweißen, Palette wickeln, Bündel umreifen): Nach der ZSVR-Lesart entsteht die Verpackung erst bei der Anwendung, der Anwender ist Erzeuger und Hersteller. Folge: Konformitätserklärung für die Folienverpackung, Erzeugerkennzeichnung, LUCID-Meldung der Folienmengen. (!) Die Kommission sieht bei unbedruckter Folie den Folienhersteller als Erzeuger; Cattwyk-Einordnung, welche Lesart ausgespielt wird.</w:t>
       </w:r>
     </w:p>
     <w:p>
@@ -27275,7 +27268,7 @@
           <w:sz w:val="19"/>
           <w:szCs w:val="19"/>
         </w:rPr>
-        <w:t xml:space="preserve">Definition ist als unsicher markiert (!). Bitte Wortlautnähe und Abgrenzung bestätigen.</w:t>
+        <w:t xml:space="preserve">Regel ist als unsicher markiert (!). Bitte Tatbestand, Rechtsfolge und Fundstellen bestätigen oder korrigieren.</w:t>
       </w:r>
     </w:p>
     <w:tbl>
@@ -27440,7 +27433,7 @@
           <w:sz w:val="22"/>
           <w:szCs w:val="22"/>
         </w:rPr>
-        <w:t xml:space="preserve">Endabnehmer (end user)  </w:t>
+        <w:t xml:space="preserve">Regel D3  </w:t>
       </w:r>
       <w:r>
         <w:rPr>
@@ -27448,7 +27441,7 @@
           <w:sz w:val="20"/>
           <w:szCs w:val="20"/>
         </w:rPr>
-        <w:t xml:space="preserve">(hb_endabnehmer, hilfsbegriff)</w:t>
+        <w:t xml:space="preserve">Block „verpackung“ · DE</w:t>
       </w:r>
     </w:p>
     <w:p>
@@ -27463,15 +27456,15 @@
           <w:sz w:val="19"/>
           <w:szCs w:val="19"/>
         </w:rPr>
-        <w:t xml:space="preserve">Definition: </w:t>
-      </w:r>
-      <w:r>
-        <w:rPr>
-          <w:rFonts w:ascii="Arial" w:cs="Arial" w:eastAsia="Arial" w:hAnsi="Arial"/>
-          <w:sz w:val="19"/>
-          <w:szCs w:val="19"/>
-        </w:rPr>
-        <w:t xml:space="preserve">Natürliche oder juristische Person mit Wohnsitz/Niederlassung in der Union, der ein Produkt als Verbraucher oder beruflicher Endabnehmer bereitgestellt wird und die es in der gelieferten Form nicht erneut auf dem Markt bereitstellt.</w:t>
+        <w:t xml:space="preserve">Wenn: </w:t>
+      </w:r>
+      <w:r>
+        <w:rPr>
+          <w:rFonts w:ascii="Arial" w:cs="Arial" w:eastAsia="Arial" w:hAnsi="Arial"/>
+          <w:sz w:val="19"/>
+          <w:szCs w:val="19"/>
+        </w:rPr>
+        <w:t xml:space="preserve">verpackung.art IN (transport, ecommerce) UND verpackung.form = formstabil UND verpackung.bezug = selbst_zusammengefuegt UND sitz = DE</w:t>
       </w:r>
     </w:p>
     <w:p>
@@ -27486,15 +27479,15 @@
           <w:sz w:val="19"/>
           <w:szCs w:val="19"/>
         </w:rPr>
-        <w:t xml:space="preserve">Abgrenzung: </w:t>
-      </w:r>
-      <w:r>
-        <w:rPr>
-          <w:rFonts w:ascii="Arial" w:cs="Arial" w:eastAsia="Arial" w:hAnsi="Arial"/>
-          <w:sz w:val="19"/>
-          <w:szCs w:val="19"/>
-        </w:rPr>
-        <w:t xml:space="preserve">Beruflicher Endabnehmer: verwendet das Produkt selbst (z. B. Abfüller ist Endabnehmer der zugekauften LEEREN Folien/Paletten aus anderem Mitgliedstaat? NEIN – EUNR: der Befüller ist für Verpackungsmaterial gerade KEIN Endabnehmer; Klärung mit Cattwyk).</w:t>
+        <w:t xml:space="preserve">Dann: </w:t>
+      </w:r>
+      <w:r>
+        <w:rPr>
+          <w:rFonts w:ascii="Arial" w:cs="Arial" w:eastAsia="Arial" w:hAnsi="Arial"/>
+          <w:sz w:val="19"/>
+          <w:szCs w:val="19"/>
+        </w:rPr>
+        <w:t xml:space="preserve">erzeuger + hersteller (für diese Verpackung) – mit Vorbehalt</w:t>
       </w:r>
     </w:p>
     <w:p>
@@ -27509,15 +27502,15 @@
           <w:sz w:val="19"/>
           <w:szCs w:val="19"/>
         </w:rPr>
-        <w:t xml:space="preserve">Fundstelle: </w:t>
-      </w:r>
-      <w:r>
-        <w:rPr>
-          <w:rFonts w:ascii="Arial" w:cs="Arial" w:eastAsia="Arial" w:hAnsi="Arial"/>
-          <w:sz w:val="19"/>
-          <w:szCs w:val="19"/>
-        </w:rPr>
-        <w:t xml:space="preserve">Art. 3 Abs. 1 Nr. 23 VO (EU) 2025/40</w:t>
+        <w:t xml:space="preserve">Fundstellen: </w:t>
+      </w:r>
+      <w:r>
+        <w:rPr>
+          <w:rFonts w:ascii="Arial" w:cs="Arial" w:eastAsia="Arial" w:hAnsi="Arial"/>
+          <w:sz w:val="19"/>
+          <w:szCs w:val="19"/>
+        </w:rPr>
+        <w:t xml:space="preserve">Art. 3 Abs. 1 Nr. 13 VO (EU) 2025/40; Art. 21 VO (EU) 2025/40; ZSVR: „Versand- und Onlinehandel“, Fall B.2 (wer Materialien zur vollständigen Versandverpackung zusammenfügt, ist Erzeuger und Hersteller; Behördeninformation); Kommissions-FAQ 2. Ed. Kap. II FAQ 5 (Faltkarton ist mit Herstellung fertig – abweichend, vgl. A31)</w:t>
       </w:r>
     </w:p>
     <w:p>
@@ -27532,15 +27525,15 @@
           <w:sz w:val="19"/>
           <w:szCs w:val="19"/>
         </w:rPr>
-        <w:t xml:space="preserve">VerpackDG-Bezug: </w:t>
-      </w:r>
-      <w:r>
-        <w:rPr>
-          <w:rFonts w:ascii="Arial" w:cs="Arial" w:eastAsia="Arial" w:hAnsi="Arial"/>
-          <w:sz w:val="19"/>
-          <w:szCs w:val="19"/>
-        </w:rPr>
-        <w:t xml:space="preserve">—</w:t>
+        <w:t xml:space="preserve">Erläuterung: </w:t>
+      </w:r>
+      <w:r>
+        <w:rPr>
+          <w:rFonts w:ascii="Arial" w:cs="Arial" w:eastAsia="Arial" w:hAnsi="Arial"/>
+          <w:sz w:val="19"/>
+          <w:szCs w:val="19"/>
+        </w:rPr>
+        <w:t xml:space="preserve">Aus Teilen zusammengefügte Versandverpackung (Faltkarton selbst aufgerichtet und verklebt, Zuschnitt, Füllmaterial): Die ZSVR ordnet den Zusammenfügenden als Erzeuger und Hersteller ein, die Kommission sieht den Kartonhersteller als Erzeuger. Bis zur Klärung wird die strengere ZSVR-Lesart mit Vorbehalt ausgespielt; der Nutzer sollte beide Wege dokumentieren (Lieferantenangaben nach Art. 16 einholen, eigene Konfektionierung festhalten).</w:t>
       </w:r>
     </w:p>
     <w:p>
@@ -27564,7 +27557,7 @@
           <w:sz w:val="19"/>
           <w:szCs w:val="19"/>
         </w:rPr>
-        <w:t xml:space="preserve">Definition ist als unsicher markiert (!). Bitte Wortlautnähe und Abgrenzung bestätigen.</w:t>
+        <w:t xml:space="preserve">Regel ist als unsicher markiert (!). Bitte Tatbestand, Rechtsfolge und Fundstellen bestätigen oder korrigieren.</w:t>
       </w:r>
     </w:p>
     <w:tbl>
@@ -27714,6 +27707,1740 @@
     </w:p>
     <w:p>
       <w:pPr>
+        <w:keepNext/>
+        <w:pBdr>
+          <w:top w:val="single" w:color="24A27F" w:sz="6" w:space="4"/>
+        </w:pBdr>
+        <w:spacing w:after="40" w:before="240"/>
+      </w:pPr>
+      <w:r>
+        <w:rPr>
+          <w:rFonts w:ascii="Arial" w:cs="Arial" w:eastAsia="Arial" w:hAnsi="Arial"/>
+          <w:b/>
+          <w:bCs/>
+          <w:color w:val="004494"/>
+          <w:sz w:val="22"/>
+          <w:szCs w:val="22"/>
+        </w:rPr>
+        <w:t xml:space="preserve">Regel D4  </w:t>
+      </w:r>
+      <w:r>
+        <w:rPr>
+          <w:rFonts w:ascii="Arial" w:cs="Arial" w:eastAsia="Arial" w:hAnsi="Arial"/>
+          <w:sz w:val="20"/>
+          <w:szCs w:val="20"/>
+        </w:rPr>
+        <w:t xml:space="preserve">Block „verpackung“ · DE</w:t>
+      </w:r>
+    </w:p>
+    <w:p>
+      <w:pPr>
+        <w:spacing w:after="40" w:before="40"/>
+      </w:pPr>
+      <w:r>
+        <w:rPr>
+          <w:rFonts w:ascii="Arial" w:cs="Arial" w:eastAsia="Arial" w:hAnsi="Arial"/>
+          <w:b/>
+          <w:bCs/>
+          <w:sz w:val="19"/>
+          <w:szCs w:val="19"/>
+        </w:rPr>
+        <w:t xml:space="preserve">Wenn: </w:t>
+      </w:r>
+      <w:r>
+        <w:rPr>
+          <w:rFonts w:ascii="Arial" w:cs="Arial" w:eastAsia="Arial" w:hAnsi="Arial"/>
+          <w:sz w:val="19"/>
+          <w:szCs w:val="19"/>
+        </w:rPr>
+        <w:t xml:space="preserve">verpackung.art IN (transport, ecommerce, service, primaerproduktion) UND verpackung.bezug = fertig_gekauft UND verpackung.lieferant_sitz IN (EU, drittland) UND sitz = DE</w:t>
+      </w:r>
+    </w:p>
+    <w:p>
+      <w:pPr>
+        <w:spacing w:after="40" w:before="40"/>
+      </w:pPr>
+      <w:r>
+        <w:rPr>
+          <w:rFonts w:ascii="Arial" w:cs="Arial" w:eastAsia="Arial" w:hAnsi="Arial"/>
+          <w:b/>
+          <w:bCs/>
+          <w:sz w:val="19"/>
+          <w:szCs w:val="19"/>
+        </w:rPr>
+        <w:t xml:space="preserve">Dann: </w:t>
+      </w:r>
+      <w:r>
+        <w:rPr>
+          <w:rFonts w:ascii="Arial" w:cs="Arial" w:eastAsia="Arial" w:hAnsi="Arial"/>
+          <w:sz w:val="19"/>
+          <w:szCs w:val="19"/>
+        </w:rPr>
+        <w:t xml:space="preserve">hersteller (erste Bereitstellung in DE); bei drittland zusätzlich importeur</w:t>
+      </w:r>
+    </w:p>
+    <w:p>
+      <w:pPr>
+        <w:spacing w:after="40" w:before="40"/>
+      </w:pPr>
+      <w:r>
+        <w:rPr>
+          <w:rFonts w:ascii="Arial" w:cs="Arial" w:eastAsia="Arial" w:hAnsi="Arial"/>
+          <w:b/>
+          <w:bCs/>
+          <w:sz w:val="19"/>
+          <w:szCs w:val="19"/>
+        </w:rPr>
+        <w:t xml:space="preserve">Fundstellen: </w:t>
+      </w:r>
+      <w:r>
+        <w:rPr>
+          <w:rFonts w:ascii="Arial" w:cs="Arial" w:eastAsia="Arial" w:hAnsi="Arial"/>
+          <w:sz w:val="19"/>
+          <w:szCs w:val="19"/>
+        </w:rPr>
+        <w:t xml:space="preserve">Art. 3 Abs. 1 Nr. 15 lit. a und Nr. 17 VO (EU) 2025/40; §§ 6, 7 VerpackDG (BGBl. 2026 I Nr. 207); Leitfaden C(2026) 3702 Abschn. 3 und 4 (unverbindliche Auslegung); ZSVR: „Abgrenzung Erzeuger &amp; Hersteller“ (Inlandsvorrang)</w:t>
+      </w:r>
+    </w:p>
+    <w:p>
+      <w:pPr>
+        <w:spacing w:after="40" w:before="40"/>
+      </w:pPr>
+      <w:r>
+        <w:rPr>
+          <w:rFonts w:ascii="Arial" w:cs="Arial" w:eastAsia="Arial" w:hAnsi="Arial"/>
+          <w:b/>
+          <w:bCs/>
+          <w:sz w:val="19"/>
+          <w:szCs w:val="19"/>
+        </w:rPr>
+        <w:t xml:space="preserve">Erläuterung: </w:t>
+      </w:r>
+      <w:r>
+        <w:rPr>
+          <w:rFonts w:ascii="Arial" w:cs="Arial" w:eastAsia="Arial" w:hAnsi="Arial"/>
+          <w:sz w:val="19"/>
+          <w:szCs w:val="19"/>
+        </w:rPr>
+        <w:t xml:space="preserve">Wer leere Transportverpackung aus einem anderen Mitgliedstaat oder Drittland bezieht und erstmals in Deutschland bereitstellt, ist für diese Verpackung Hersteller (Registrierung, Systembeteiligung, Datenmeldung). Beim Bezug aus einem Drittland kommt die Importeursrolle hinzu (Prüfung, dass der Drittlandserzeuger Konformitätsbewertung und Erklärung vorgenommen hat, Art. 18). Der Erzeuger bleibt der ausländische Verpackungshersteller.</w:t>
+      </w:r>
+    </w:p>
+    <w:p>
+      <w:pPr>
+        <w:shd w:fill="FFF7E0" w:color="auto" w:val="clear"/>
+        <w:spacing w:after="60" w:before="60"/>
+      </w:pPr>
+      <w:r>
+        <w:rPr>
+          <w:rFonts w:ascii="Arial" w:cs="Arial" w:eastAsia="Arial" w:hAnsi="Arial"/>
+          <w:b/>
+          <w:bCs/>
+          <w:sz w:val="19"/>
+          <w:szCs w:val="19"/>
+        </w:rPr>
+        <w:t xml:space="preserve">Offener Punkt für die Kanzlei: </w:t>
+      </w:r>
+      <w:r>
+        <w:rPr>
+          <w:rFonts w:ascii="Arial" w:cs="Arial" w:eastAsia="Arial" w:hAnsi="Arial"/>
+          <w:sz w:val="19"/>
+          <w:szCs w:val="19"/>
+        </w:rPr>
+        <w:t xml:space="preserve">Regel ist als unsicher markiert (!). Bitte Tatbestand, Rechtsfolge und Fundstellen bestätigen oder korrigieren.</w:t>
+      </w:r>
+    </w:p>
+    <w:tbl>
+      <w:tblPr>
+        <w:tblW w:type="dxa" w:w="9638"/>
+        <w:tblBorders>
+          <w:top w:val="single" w:color="auto" w:sz="4"/>
+          <w:left w:val="single" w:color="auto" w:sz="4"/>
+          <w:bottom w:val="single" w:color="auto" w:sz="4"/>
+          <w:right w:val="single" w:color="auto" w:sz="4"/>
+          <w:insideH w:val="single" w:color="auto" w:sz="4"/>
+          <w:insideV w:val="single" w:color="auto" w:sz="4"/>
+        </w:tblBorders>
+        <w:tblLayout w:type="fixed"/>
+      </w:tblPr>
+      <w:tblGrid>
+        <w:gridCol w:w="3212"/>
+        <w:gridCol w:w="3213"/>
+        <w:gridCol w:w="3213"/>
+      </w:tblGrid>
+      <w:tr>
+        <w:trPr>
+          <w:cantSplit/>
+          <w:tblHeader w:val="false"/>
+        </w:trPr>
+        <w:tc>
+          <w:tcPr>
+            <w:tcW w:type="dxa" w:w="3212"/>
+            <w:shd w:fill="F3F4F6" w:color="auto" w:val="clear"/>
+            <w:tcMar>
+              <w:top w:type="dxa" w:w="60"/>
+              <w:left w:type="dxa" w:w="90"/>
+              <w:bottom w:type="dxa" w:w="60"/>
+              <w:right w:type="dxa" w:w="90"/>
+            </w:tcMar>
+            <w:vAlign w:val="top"/>
+          </w:tcPr>
+          <w:p>
+            <w:pPr>
+              <w:spacing w:after="20" w:before="0"/>
+            </w:pPr>
+            <w:r>
+              <w:rPr>
+                <w:rFonts w:ascii="Arial" w:cs="Arial" w:eastAsia="Arial" w:hAnsi="Arial"/>
+                <w:sz w:val="18"/>
+                <w:szCs w:val="18"/>
+              </w:rPr>
+              <w:t xml:space="preserve">☐ Freigeben wie vorgelegt</w:t>
+            </w:r>
+          </w:p>
+        </w:tc>
+        <w:tc>
+          <w:tcPr>
+            <w:tcW w:type="dxa" w:w="3213"/>
+            <w:shd w:fill="F3F4F6" w:color="auto" w:val="clear"/>
+            <w:tcMar>
+              <w:top w:type="dxa" w:w="60"/>
+              <w:left w:type="dxa" w:w="90"/>
+              <w:bottom w:type="dxa" w:w="60"/>
+              <w:right w:type="dxa" w:w="90"/>
+            </w:tcMar>
+            <w:vAlign w:val="top"/>
+          </w:tcPr>
+          <w:p>
+            <w:pPr>
+              <w:spacing w:after="20" w:before="0"/>
+            </w:pPr>
+            <w:r>
+              <w:rPr>
+                <w:rFonts w:ascii="Arial" w:cs="Arial" w:eastAsia="Arial" w:hAnsi="Arial"/>
+                <w:sz w:val="18"/>
+                <w:szCs w:val="18"/>
+              </w:rPr>
+              <w:t xml:space="preserve">☐ Ändern (Hinweis unten)</w:t>
+            </w:r>
+          </w:p>
+        </w:tc>
+        <w:tc>
+          <w:tcPr>
+            <w:tcW w:type="dxa" w:w="3213"/>
+            <w:shd w:fill="F3F4F6" w:color="auto" w:val="clear"/>
+            <w:tcMar>
+              <w:top w:type="dxa" w:w="60"/>
+              <w:left w:type="dxa" w:w="90"/>
+              <w:bottom w:type="dxa" w:w="60"/>
+              <w:right w:type="dxa" w:w="90"/>
+            </w:tcMar>
+            <w:vAlign w:val="top"/>
+          </w:tcPr>
+          <w:p>
+            <w:pPr>
+              <w:spacing w:after="20" w:before="0"/>
+            </w:pPr>
+            <w:r>
+              <w:rPr>
+                <w:rFonts w:ascii="Arial" w:cs="Arial" w:eastAsia="Arial" w:hAnsi="Arial"/>
+                <w:sz w:val="18"/>
+                <w:szCs w:val="18"/>
+              </w:rPr>
+              <w:t xml:space="preserve">☐ Streichen / nicht ausspielen</w:t>
+            </w:r>
+          </w:p>
+        </w:tc>
+      </w:tr>
+    </w:tbl>
+    <w:p>
+      <w:pPr>
+        <w:spacing w:after="20" w:before="80"/>
+      </w:pPr>
+      <w:r>
+        <w:rPr>
+          <w:rFonts w:ascii="Arial" w:cs="Arial" w:eastAsia="Arial" w:hAnsi="Arial"/>
+          <w:b/>
+          <w:bCs/>
+          <w:sz w:val="18"/>
+          <w:szCs w:val="18"/>
+        </w:rPr>
+        <w:t xml:space="preserve">Anmerkung der Kanzlei:</w:t>
+      </w:r>
+    </w:p>
+    <w:p>
+      <w:pPr>
+        <w:spacing w:after="0" w:before="60"/>
+      </w:pPr>
+      <w:r>
+        <w:rPr>
+          <w:rFonts w:ascii="Arial" w:cs="Arial" w:eastAsia="Arial" w:hAnsi="Arial"/>
+          <w:sz w:val="20"/>
+          <w:szCs w:val="20"/>
+        </w:rPr>
+        <w:t xml:space="preserve"/>
+      </w:r>
+    </w:p>
+    <w:p>
+      <w:pPr>
+        <w:spacing w:after="160" w:before="0"/>
+      </w:pPr>
+      <w:r>
+        <w:rPr>
+          <w:rFonts w:ascii="Arial" w:cs="Arial" w:eastAsia="Arial" w:hAnsi="Arial"/>
+          <w:color w:val="6B7280"/>
+          <w:sz w:val="18"/>
+          <w:szCs w:val="18"/>
+        </w:rPr>
+        <w:t xml:space="preserve">______________________________________________________________________________________</w:t>
+      </w:r>
+    </w:p>
+    <w:p>
+      <w:pPr>
+        <w:keepNext/>
+        <w:pBdr>
+          <w:top w:val="single" w:color="24A27F" w:sz="6" w:space="4"/>
+        </w:pBdr>
+        <w:spacing w:after="40" w:before="240"/>
+      </w:pPr>
+      <w:r>
+        <w:rPr>
+          <w:rFonts w:ascii="Arial" w:cs="Arial" w:eastAsia="Arial" w:hAnsi="Arial"/>
+          <w:b/>
+          <w:bCs/>
+          <w:color w:val="004494"/>
+          <w:sz w:val="22"/>
+          <w:szCs w:val="22"/>
+        </w:rPr>
+        <w:t xml:space="preserve">Regel D5  </w:t>
+      </w:r>
+      <w:r>
+        <w:rPr>
+          <w:rFonts w:ascii="Arial" w:cs="Arial" w:eastAsia="Arial" w:hAnsi="Arial"/>
+          <w:sz w:val="20"/>
+          <w:szCs w:val="20"/>
+        </w:rPr>
+        <w:t xml:space="preserve">Block „verpackung“ · EU/DE</w:t>
+      </w:r>
+    </w:p>
+    <w:p>
+      <w:pPr>
+        <w:spacing w:after="40" w:before="40"/>
+      </w:pPr>
+      <w:r>
+        <w:rPr>
+          <w:rFonts w:ascii="Arial" w:cs="Arial" w:eastAsia="Arial" w:hAnsi="Arial"/>
+          <w:b/>
+          <w:bCs/>
+          <w:sz w:val="19"/>
+          <w:szCs w:val="19"/>
+        </w:rPr>
+        <w:t xml:space="preserve">Wenn: </w:t>
+      </w:r>
+      <w:r>
+        <w:rPr>
+          <w:rFonts w:ascii="Arial" w:cs="Arial" w:eastAsia="Arial" w:hAnsi="Arial"/>
+          <w:sz w:val="19"/>
+          <w:szCs w:val="19"/>
+        </w:rPr>
+        <w:t xml:space="preserve">verpackung.bezug = lohnfertigung</w:t>
+      </w:r>
+    </w:p>
+    <w:p>
+      <w:pPr>
+        <w:spacing w:after="40" w:before="40"/>
+      </w:pPr>
+      <w:r>
+        <w:rPr>
+          <w:rFonts w:ascii="Arial" w:cs="Arial" w:eastAsia="Arial" w:hAnsi="Arial"/>
+          <w:b/>
+          <w:bCs/>
+          <w:sz w:val="19"/>
+          <w:szCs w:val="19"/>
+        </w:rPr>
+        <w:t xml:space="preserve">Dann: </w:t>
+      </w:r>
+      <w:r>
+        <w:rPr>
+          <w:rFonts w:ascii="Arial" w:cs="Arial" w:eastAsia="Arial" w:hAnsi="Arial"/>
+          <w:sz w:val="19"/>
+          <w:szCs w:val="19"/>
+        </w:rPr>
+        <w:t xml:space="preserve">unklar (Rollen hängen vom Vertrag mit dem Dienstleister ab) – Verweis A01/A02</w:t>
+      </w:r>
+    </w:p>
+    <w:p>
+      <w:pPr>
+        <w:spacing w:after="40" w:before="40"/>
+      </w:pPr>
+      <w:r>
+        <w:rPr>
+          <w:rFonts w:ascii="Arial" w:cs="Arial" w:eastAsia="Arial" w:hAnsi="Arial"/>
+          <w:b/>
+          <w:bCs/>
+          <w:sz w:val="19"/>
+          <w:szCs w:val="19"/>
+        </w:rPr>
+        <w:t xml:space="preserve">Fundstellen: </w:t>
+      </w:r>
+      <w:r>
+        <w:rPr>
+          <w:rFonts w:ascii="Arial" w:cs="Arial" w:eastAsia="Arial" w:hAnsi="Arial"/>
+          <w:sz w:val="19"/>
+          <w:szCs w:val="19"/>
+        </w:rPr>
+        <w:t xml:space="preserve">Art. 3 Abs. 1 Nr. 13 lit. a und Nr. 15 lit. b VO (EU) 2025/40; Leitfaden C(2026) 3702 Abschn. 2 und 3 (unverbindliche Auslegung); Praxisfragen A01, A02 (Lohnabfüllung, Flag offen)</w:t>
+      </w:r>
+    </w:p>
+    <w:p>
+      <w:pPr>
+        <w:spacing w:after="40" w:before="40"/>
+      </w:pPr>
+      <w:r>
+        <w:rPr>
+          <w:rFonts w:ascii="Arial" w:cs="Arial" w:eastAsia="Arial" w:hAnsi="Arial"/>
+          <w:b/>
+          <w:bCs/>
+          <w:sz w:val="19"/>
+          <w:szCs w:val="19"/>
+        </w:rPr>
+        <w:t xml:space="preserve">Erläuterung: </w:t>
+      </w:r>
+      <w:r>
+        <w:rPr>
+          <w:rFonts w:ascii="Arial" w:cs="Arial" w:eastAsia="Arial" w:hAnsi="Arial"/>
+          <w:sz w:val="19"/>
+          <w:szCs w:val="19"/>
+        </w:rPr>
+        <w:t xml:space="preserve">Wird die Verpackung durch einen Dienstleister im Auftrag angebracht oder befüllt (Druckerei, Konfektionär, Lohnabfüller), entscheidet die Vertragsgestaltung über Erzeuger- und Herstellerrolle. Das System gibt keine Rolle vor, sondern zeigt die Fragen, die im Vertrag geklärt sein müssen, und verweist auf A01/A02. (!) Lohnfertigungs-Zuordnung ist Cattwyk-Pin (A02).</w:t>
+      </w:r>
+    </w:p>
+    <w:p>
+      <w:pPr>
+        <w:shd w:fill="FFF7E0" w:color="auto" w:val="clear"/>
+        <w:spacing w:after="60" w:before="60"/>
+      </w:pPr>
+      <w:r>
+        <w:rPr>
+          <w:rFonts w:ascii="Arial" w:cs="Arial" w:eastAsia="Arial" w:hAnsi="Arial"/>
+          <w:b/>
+          <w:bCs/>
+          <w:sz w:val="19"/>
+          <w:szCs w:val="19"/>
+        </w:rPr>
+        <w:t xml:space="preserve">Offener Punkt für die Kanzlei: </w:t>
+      </w:r>
+      <w:r>
+        <w:rPr>
+          <w:rFonts w:ascii="Arial" w:cs="Arial" w:eastAsia="Arial" w:hAnsi="Arial"/>
+          <w:sz w:val="19"/>
+          <w:szCs w:val="19"/>
+        </w:rPr>
+        <w:t xml:space="preserve">Regel ist als unsicher markiert (!). Bitte Tatbestand, Rechtsfolge und Fundstellen bestätigen oder korrigieren.</w:t>
+      </w:r>
+    </w:p>
+    <w:tbl>
+      <w:tblPr>
+        <w:tblW w:type="dxa" w:w="9638"/>
+        <w:tblBorders>
+          <w:top w:val="single" w:color="auto" w:sz="4"/>
+          <w:left w:val="single" w:color="auto" w:sz="4"/>
+          <w:bottom w:val="single" w:color="auto" w:sz="4"/>
+          <w:right w:val="single" w:color="auto" w:sz="4"/>
+          <w:insideH w:val="single" w:color="auto" w:sz="4"/>
+          <w:insideV w:val="single" w:color="auto" w:sz="4"/>
+        </w:tblBorders>
+        <w:tblLayout w:type="fixed"/>
+      </w:tblPr>
+      <w:tblGrid>
+        <w:gridCol w:w="3212"/>
+        <w:gridCol w:w="3213"/>
+        <w:gridCol w:w="3213"/>
+      </w:tblGrid>
+      <w:tr>
+        <w:trPr>
+          <w:cantSplit/>
+          <w:tblHeader w:val="false"/>
+        </w:trPr>
+        <w:tc>
+          <w:tcPr>
+            <w:tcW w:type="dxa" w:w="3212"/>
+            <w:shd w:fill="F3F4F6" w:color="auto" w:val="clear"/>
+            <w:tcMar>
+              <w:top w:type="dxa" w:w="60"/>
+              <w:left w:type="dxa" w:w="90"/>
+              <w:bottom w:type="dxa" w:w="60"/>
+              <w:right w:type="dxa" w:w="90"/>
+            </w:tcMar>
+            <w:vAlign w:val="top"/>
+          </w:tcPr>
+          <w:p>
+            <w:pPr>
+              <w:spacing w:after="20" w:before="0"/>
+            </w:pPr>
+            <w:r>
+              <w:rPr>
+                <w:rFonts w:ascii="Arial" w:cs="Arial" w:eastAsia="Arial" w:hAnsi="Arial"/>
+                <w:sz w:val="18"/>
+                <w:szCs w:val="18"/>
+              </w:rPr>
+              <w:t xml:space="preserve">☐ Freigeben wie vorgelegt</w:t>
+            </w:r>
+          </w:p>
+        </w:tc>
+        <w:tc>
+          <w:tcPr>
+            <w:tcW w:type="dxa" w:w="3213"/>
+            <w:shd w:fill="F3F4F6" w:color="auto" w:val="clear"/>
+            <w:tcMar>
+              <w:top w:type="dxa" w:w="60"/>
+              <w:left w:type="dxa" w:w="90"/>
+              <w:bottom w:type="dxa" w:w="60"/>
+              <w:right w:type="dxa" w:w="90"/>
+            </w:tcMar>
+            <w:vAlign w:val="top"/>
+          </w:tcPr>
+          <w:p>
+            <w:pPr>
+              <w:spacing w:after="20" w:before="0"/>
+            </w:pPr>
+            <w:r>
+              <w:rPr>
+                <w:rFonts w:ascii="Arial" w:cs="Arial" w:eastAsia="Arial" w:hAnsi="Arial"/>
+                <w:sz w:val="18"/>
+                <w:szCs w:val="18"/>
+              </w:rPr>
+              <w:t xml:space="preserve">☐ Ändern (Hinweis unten)</w:t>
+            </w:r>
+          </w:p>
+        </w:tc>
+        <w:tc>
+          <w:tcPr>
+            <w:tcW w:type="dxa" w:w="3213"/>
+            <w:shd w:fill="F3F4F6" w:color="auto" w:val="clear"/>
+            <w:tcMar>
+              <w:top w:type="dxa" w:w="60"/>
+              <w:left w:type="dxa" w:w="90"/>
+              <w:bottom w:type="dxa" w:w="60"/>
+              <w:right w:type="dxa" w:w="90"/>
+            </w:tcMar>
+            <w:vAlign w:val="top"/>
+          </w:tcPr>
+          <w:p>
+            <w:pPr>
+              <w:spacing w:after="20" w:before="0"/>
+            </w:pPr>
+            <w:r>
+              <w:rPr>
+                <w:rFonts w:ascii="Arial" w:cs="Arial" w:eastAsia="Arial" w:hAnsi="Arial"/>
+                <w:sz w:val="18"/>
+                <w:szCs w:val="18"/>
+              </w:rPr>
+              <w:t xml:space="preserve">☐ Streichen / nicht ausspielen</w:t>
+            </w:r>
+          </w:p>
+        </w:tc>
+      </w:tr>
+    </w:tbl>
+    <w:p>
+      <w:pPr>
+        <w:spacing w:after="20" w:before="80"/>
+      </w:pPr>
+      <w:r>
+        <w:rPr>
+          <w:rFonts w:ascii="Arial" w:cs="Arial" w:eastAsia="Arial" w:hAnsi="Arial"/>
+          <w:b/>
+          <w:bCs/>
+          <w:sz w:val="18"/>
+          <w:szCs w:val="18"/>
+        </w:rPr>
+        <w:t xml:space="preserve">Anmerkung der Kanzlei:</w:t>
+      </w:r>
+    </w:p>
+    <w:p>
+      <w:pPr>
+        <w:spacing w:after="0" w:before="60"/>
+      </w:pPr>
+      <w:r>
+        <w:rPr>
+          <w:rFonts w:ascii="Arial" w:cs="Arial" w:eastAsia="Arial" w:hAnsi="Arial"/>
+          <w:sz w:val="20"/>
+          <w:szCs w:val="20"/>
+        </w:rPr>
+        <w:t xml:space="preserve"/>
+      </w:r>
+    </w:p>
+    <w:p>
+      <w:pPr>
+        <w:spacing w:after="160" w:before="0"/>
+      </w:pPr>
+      <w:r>
+        <w:rPr>
+          <w:rFonts w:ascii="Arial" w:cs="Arial" w:eastAsia="Arial" w:hAnsi="Arial"/>
+          <w:color w:val="6B7280"/>
+          <w:sz w:val="18"/>
+          <w:szCs w:val="18"/>
+        </w:rPr>
+        <w:t xml:space="preserve">______________________________________________________________________________________</w:t>
+      </w:r>
+    </w:p>
+    <w:p>
+      <w:pPr>
+        <w:keepNext/>
+        <w:pBdr>
+          <w:top w:val="single" w:color="24A27F" w:sz="6" w:space="4"/>
+        </w:pBdr>
+        <w:spacing w:after="40" w:before="240"/>
+      </w:pPr>
+      <w:r>
+        <w:rPr>
+          <w:rFonts w:ascii="Arial" w:cs="Arial" w:eastAsia="Arial" w:hAnsi="Arial"/>
+          <w:b/>
+          <w:bCs/>
+          <w:color w:val="004494"/>
+          <w:sz w:val="22"/>
+          <w:szCs w:val="22"/>
+        </w:rPr>
+        <w:t xml:space="preserve">Regel C1  </w:t>
+      </w:r>
+      <w:r>
+        <w:rPr>
+          <w:rFonts w:ascii="Arial" w:cs="Arial" w:eastAsia="Arial" w:hAnsi="Arial"/>
+          <w:sz w:val="20"/>
+          <w:szCs w:val="20"/>
+        </w:rPr>
+        <w:t xml:space="preserve">Block „weitere“ · EU-weit</w:t>
+      </w:r>
+    </w:p>
+    <w:p>
+      <w:pPr>
+        <w:spacing w:after="40" w:before="40"/>
+      </w:pPr>
+      <w:r>
+        <w:rPr>
+          <w:rFonts w:ascii="Arial" w:cs="Arial" w:eastAsia="Arial" w:hAnsi="Arial"/>
+          <w:b/>
+          <w:bCs/>
+          <w:sz w:val="19"/>
+          <w:szCs w:val="19"/>
+        </w:rPr>
+        <w:t xml:space="preserve">Wenn: </w:t>
+      </w:r>
+      <w:r>
+        <w:rPr>
+          <w:rFonts w:ascii="Arial" w:cs="Arial" w:eastAsia="Arial" w:hAnsi="Arial"/>
+          <w:sz w:val="19"/>
+          <w:szCs w:val="19"/>
+        </w:rPr>
+        <w:t xml:space="preserve">taetigkeit ENTHÄLT importiert_drittland UND bringt_in_verkehr = ja UND eu_rechtspersoenlichkeit = ja</w:t>
+      </w:r>
+    </w:p>
+    <w:p>
+      <w:pPr>
+        <w:spacing w:after="40" w:before="40"/>
+      </w:pPr>
+      <w:r>
+        <w:rPr>
+          <w:rFonts w:ascii="Arial" w:cs="Arial" w:eastAsia="Arial" w:hAnsi="Arial"/>
+          <w:b/>
+          <w:bCs/>
+          <w:sz w:val="19"/>
+          <w:szCs w:val="19"/>
+        </w:rPr>
+        <w:t xml:space="preserve">Dann: </w:t>
+      </w:r>
+      <w:r>
+        <w:rPr>
+          <w:rFonts w:ascii="Arial" w:cs="Arial" w:eastAsia="Arial" w:hAnsi="Arial"/>
+          <w:sz w:val="19"/>
+          <w:szCs w:val="19"/>
+        </w:rPr>
+        <w:t xml:space="preserve">importeur</w:t>
+      </w:r>
+    </w:p>
+    <w:p>
+      <w:pPr>
+        <w:spacing w:after="40" w:before="40"/>
+      </w:pPr>
+      <w:r>
+        <w:rPr>
+          <w:rFonts w:ascii="Arial" w:cs="Arial" w:eastAsia="Arial" w:hAnsi="Arial"/>
+          <w:b/>
+          <w:bCs/>
+          <w:sz w:val="19"/>
+          <w:szCs w:val="19"/>
+        </w:rPr>
+        <w:t xml:space="preserve">Fundstellen: </w:t>
+      </w:r>
+      <w:r>
+        <w:rPr>
+          <w:rFonts w:ascii="Arial" w:cs="Arial" w:eastAsia="Arial" w:hAnsi="Arial"/>
+          <w:sz w:val="19"/>
+          <w:szCs w:val="19"/>
+        </w:rPr>
+        <w:t xml:space="preserve">Art. 3 Abs. 1 Nr. 17; Art. 18 VO (EU) 2025/40; Leitfaden C(2026)3702, Abschn. 4 (Zweigniederlassung genügt nicht; harmonisierter Begriff)</w:t>
+      </w:r>
+    </w:p>
+    <w:p>
+      <w:pPr>
+        <w:spacing w:after="40" w:before="40"/>
+      </w:pPr>
+      <w:r>
+        <w:rPr>
+          <w:rFonts w:ascii="Arial" w:cs="Arial" w:eastAsia="Arial" w:hAnsi="Arial"/>
+          <w:b/>
+          <w:bCs/>
+          <w:sz w:val="19"/>
+          <w:szCs w:val="19"/>
+        </w:rPr>
+        <w:t xml:space="preserve">Erläuterung: </w:t>
+      </w:r>
+      <w:r>
+        <w:rPr>
+          <w:rFonts w:ascii="Arial" w:cs="Arial" w:eastAsia="Arial" w:hAnsi="Arial"/>
+          <w:sz w:val="19"/>
+          <w:szCs w:val="19"/>
+        </w:rPr>
+        <w:t xml:space="preserve">Importeur ist nur, wer mit eigener EU-Rechtspersönlichkeit Drittlandsverpackungen erstmals auf dem Unionsmarkt bereitstellt. Zweigniederlassung/USt-Registrierung reicht nicht: dann Tochtergesellschaft oder Bevollmächtigter erforderlich.</w:t>
+      </w:r>
+    </w:p>
+    <w:p>
+      <w:pPr>
+        <w:shd w:fill="FFF7E0" w:color="auto" w:val="clear"/>
+        <w:spacing w:after="60" w:before="60"/>
+      </w:pPr>
+      <w:r>
+        <w:rPr>
+          <w:rFonts w:ascii="Arial" w:cs="Arial" w:eastAsia="Arial" w:hAnsi="Arial"/>
+          <w:b/>
+          <w:bCs/>
+          <w:sz w:val="19"/>
+          <w:szCs w:val="19"/>
+        </w:rPr>
+        <w:t xml:space="preserve">Offener Punkt für die Kanzlei: </w:t>
+      </w:r>
+      <w:r>
+        <w:rPr>
+          <w:rFonts w:ascii="Arial" w:cs="Arial" w:eastAsia="Arial" w:hAnsi="Arial"/>
+          <w:sz w:val="19"/>
+          <w:szCs w:val="19"/>
+        </w:rPr>
+        <w:t xml:space="preserve">Regel ist als unsicher markiert (!). Bitte Tatbestand, Rechtsfolge und Fundstellen bestätigen oder korrigieren.</w:t>
+      </w:r>
+    </w:p>
+    <w:tbl>
+      <w:tblPr>
+        <w:tblW w:type="dxa" w:w="9638"/>
+        <w:tblBorders>
+          <w:top w:val="single" w:color="auto" w:sz="4"/>
+          <w:left w:val="single" w:color="auto" w:sz="4"/>
+          <w:bottom w:val="single" w:color="auto" w:sz="4"/>
+          <w:right w:val="single" w:color="auto" w:sz="4"/>
+          <w:insideH w:val="single" w:color="auto" w:sz="4"/>
+          <w:insideV w:val="single" w:color="auto" w:sz="4"/>
+        </w:tblBorders>
+        <w:tblLayout w:type="fixed"/>
+      </w:tblPr>
+      <w:tblGrid>
+        <w:gridCol w:w="3212"/>
+        <w:gridCol w:w="3213"/>
+        <w:gridCol w:w="3213"/>
+      </w:tblGrid>
+      <w:tr>
+        <w:trPr>
+          <w:cantSplit/>
+          <w:tblHeader w:val="false"/>
+        </w:trPr>
+        <w:tc>
+          <w:tcPr>
+            <w:tcW w:type="dxa" w:w="3212"/>
+            <w:shd w:fill="F3F4F6" w:color="auto" w:val="clear"/>
+            <w:tcMar>
+              <w:top w:type="dxa" w:w="60"/>
+              <w:left w:type="dxa" w:w="90"/>
+              <w:bottom w:type="dxa" w:w="60"/>
+              <w:right w:type="dxa" w:w="90"/>
+            </w:tcMar>
+            <w:vAlign w:val="top"/>
+          </w:tcPr>
+          <w:p>
+            <w:pPr>
+              <w:spacing w:after="20" w:before="0"/>
+            </w:pPr>
+            <w:r>
+              <w:rPr>
+                <w:rFonts w:ascii="Arial" w:cs="Arial" w:eastAsia="Arial" w:hAnsi="Arial"/>
+                <w:sz w:val="18"/>
+                <w:szCs w:val="18"/>
+              </w:rPr>
+              <w:t xml:space="preserve">☐ Freigeben wie vorgelegt</w:t>
+            </w:r>
+          </w:p>
+        </w:tc>
+        <w:tc>
+          <w:tcPr>
+            <w:tcW w:type="dxa" w:w="3213"/>
+            <w:shd w:fill="F3F4F6" w:color="auto" w:val="clear"/>
+            <w:tcMar>
+              <w:top w:type="dxa" w:w="60"/>
+              <w:left w:type="dxa" w:w="90"/>
+              <w:bottom w:type="dxa" w:w="60"/>
+              <w:right w:type="dxa" w:w="90"/>
+            </w:tcMar>
+            <w:vAlign w:val="top"/>
+          </w:tcPr>
+          <w:p>
+            <w:pPr>
+              <w:spacing w:after="20" w:before="0"/>
+            </w:pPr>
+            <w:r>
+              <w:rPr>
+                <w:rFonts w:ascii="Arial" w:cs="Arial" w:eastAsia="Arial" w:hAnsi="Arial"/>
+                <w:sz w:val="18"/>
+                <w:szCs w:val="18"/>
+              </w:rPr>
+              <w:t xml:space="preserve">☐ Ändern (Hinweis unten)</w:t>
+            </w:r>
+          </w:p>
+        </w:tc>
+        <w:tc>
+          <w:tcPr>
+            <w:tcW w:type="dxa" w:w="3213"/>
+            <w:shd w:fill="F3F4F6" w:color="auto" w:val="clear"/>
+            <w:tcMar>
+              <w:top w:type="dxa" w:w="60"/>
+              <w:left w:type="dxa" w:w="90"/>
+              <w:bottom w:type="dxa" w:w="60"/>
+              <w:right w:type="dxa" w:w="90"/>
+            </w:tcMar>
+            <w:vAlign w:val="top"/>
+          </w:tcPr>
+          <w:p>
+            <w:pPr>
+              <w:spacing w:after="20" w:before="0"/>
+            </w:pPr>
+            <w:r>
+              <w:rPr>
+                <w:rFonts w:ascii="Arial" w:cs="Arial" w:eastAsia="Arial" w:hAnsi="Arial"/>
+                <w:sz w:val="18"/>
+                <w:szCs w:val="18"/>
+              </w:rPr>
+              <w:t xml:space="preserve">☐ Streichen / nicht ausspielen</w:t>
+            </w:r>
+          </w:p>
+        </w:tc>
+      </w:tr>
+    </w:tbl>
+    <w:p>
+      <w:pPr>
+        <w:spacing w:after="20" w:before="80"/>
+      </w:pPr>
+      <w:r>
+        <w:rPr>
+          <w:rFonts w:ascii="Arial" w:cs="Arial" w:eastAsia="Arial" w:hAnsi="Arial"/>
+          <w:b/>
+          <w:bCs/>
+          <w:sz w:val="18"/>
+          <w:szCs w:val="18"/>
+        </w:rPr>
+        <w:t xml:space="preserve">Anmerkung der Kanzlei:</w:t>
+      </w:r>
+    </w:p>
+    <w:p>
+      <w:pPr>
+        <w:spacing w:after="0" w:before="60"/>
+      </w:pPr>
+      <w:r>
+        <w:rPr>
+          <w:rFonts w:ascii="Arial" w:cs="Arial" w:eastAsia="Arial" w:hAnsi="Arial"/>
+          <w:sz w:val="20"/>
+          <w:szCs w:val="20"/>
+        </w:rPr>
+        <w:t xml:space="preserve"/>
+      </w:r>
+    </w:p>
+    <w:p>
+      <w:pPr>
+        <w:spacing w:after="160" w:before="0"/>
+      </w:pPr>
+      <w:r>
+        <w:rPr>
+          <w:rFonts w:ascii="Arial" w:cs="Arial" w:eastAsia="Arial" w:hAnsi="Arial"/>
+          <w:color w:val="6B7280"/>
+          <w:sz w:val="18"/>
+          <w:szCs w:val="18"/>
+        </w:rPr>
+        <w:t xml:space="preserve">______________________________________________________________________________________</w:t>
+      </w:r>
+    </w:p>
+    <w:p>
+      <w:pPr>
+        <w:keepNext/>
+        <w:pBdr>
+          <w:top w:val="single" w:color="24A27F" w:sz="6" w:space="4"/>
+        </w:pBdr>
+        <w:spacing w:after="40" w:before="240"/>
+      </w:pPr>
+      <w:r>
+        <w:rPr>
+          <w:rFonts w:ascii="Arial" w:cs="Arial" w:eastAsia="Arial" w:hAnsi="Arial"/>
+          <w:b/>
+          <w:bCs/>
+          <w:color w:val="004494"/>
+          <w:sz w:val="22"/>
+          <w:szCs w:val="22"/>
+        </w:rPr>
+        <w:t xml:space="preserve">Regel C4  </w:t>
+      </w:r>
+      <w:r>
+        <w:rPr>
+          <w:rFonts w:ascii="Arial" w:cs="Arial" w:eastAsia="Arial" w:hAnsi="Arial"/>
+          <w:sz w:val="20"/>
+          <w:szCs w:val="20"/>
+        </w:rPr>
+        <w:t xml:space="preserve">Block „weitere“ · EU-weit</w:t>
+      </w:r>
+    </w:p>
+    <w:p>
+      <w:pPr>
+        <w:spacing w:after="40" w:before="40"/>
+      </w:pPr>
+      <w:r>
+        <w:rPr>
+          <w:rFonts w:ascii="Arial" w:cs="Arial" w:eastAsia="Arial" w:hAnsi="Arial"/>
+          <w:b/>
+          <w:bCs/>
+          <w:sz w:val="19"/>
+          <w:szCs w:val="19"/>
+        </w:rPr>
+        <w:t xml:space="preserve">Wenn: </w:t>
+      </w:r>
+      <w:r>
+        <w:rPr>
+          <w:rFonts w:ascii="Arial" w:cs="Arial" w:eastAsia="Arial" w:hAnsi="Arial"/>
+          <w:sz w:val="19"/>
+          <w:szCs w:val="19"/>
+        </w:rPr>
+        <w:t xml:space="preserve">taetigkeit ENTHÄLT lagert_und_versendet_fuer_dritte UND eigentum_an_ware = nein UND dienstleistungen &gt;= 2 aus (lagerhaltung, verpackung, adressierung, versand)</w:t>
+      </w:r>
+    </w:p>
+    <w:p>
+      <w:pPr>
+        <w:spacing w:after="40" w:before="40"/>
+      </w:pPr>
+      <w:r>
+        <w:rPr>
+          <w:rFonts w:ascii="Arial" w:cs="Arial" w:eastAsia="Arial" w:hAnsi="Arial"/>
+          <w:b/>
+          <w:bCs/>
+          <w:sz w:val="19"/>
+          <w:szCs w:val="19"/>
+        </w:rPr>
+        <w:t xml:space="preserve">Dann: </w:t>
+      </w:r>
+      <w:r>
+        <w:rPr>
+          <w:rFonts w:ascii="Arial" w:cs="Arial" w:eastAsia="Arial" w:hAnsi="Arial"/>
+          <w:sz w:val="19"/>
+          <w:szCs w:val="19"/>
+        </w:rPr>
+        <w:t xml:space="preserve">fulfillment_dienstleister</w:t>
+      </w:r>
+    </w:p>
+    <w:p>
+      <w:pPr>
+        <w:spacing w:after="40" w:before="40"/>
+      </w:pPr>
+      <w:r>
+        <w:rPr>
+          <w:rFonts w:ascii="Arial" w:cs="Arial" w:eastAsia="Arial" w:hAnsi="Arial"/>
+          <w:b/>
+          <w:bCs/>
+          <w:sz w:val="19"/>
+          <w:szCs w:val="19"/>
+        </w:rPr>
+        <w:t xml:space="preserve">Fundstellen: </w:t>
+      </w:r>
+      <w:r>
+        <w:rPr>
+          <w:rFonts w:ascii="Arial" w:cs="Arial" w:eastAsia="Arial" w:hAnsi="Arial"/>
+          <w:sz w:val="19"/>
+          <w:szCs w:val="19"/>
+        </w:rPr>
+        <w:t xml:space="preserve">Art. 3 Abs. 1 UAbs. 3 VO (EU) 2025/40 i. V. m. Art. 3 Nr. 11 VO (EU) 2019/1020; Art. 20 VO (EU) 2025/40; ErwG 133; Leitfaden C(2026)3702, Abschn. 3</w:t>
+      </w:r>
+    </w:p>
+    <w:p>
+      <w:pPr>
+        <w:spacing w:after="40" w:before="40"/>
+      </w:pPr>
+      <w:r>
+        <w:rPr>
+          <w:rFonts w:ascii="Arial" w:cs="Arial" w:eastAsia="Arial" w:hAnsi="Arial"/>
+          <w:b/>
+          <w:bCs/>
+          <w:sz w:val="19"/>
+          <w:szCs w:val="19"/>
+        </w:rPr>
+        <w:t xml:space="preserve">Erläuterung: </w:t>
+      </w:r>
+      <w:r>
+        <w:rPr>
+          <w:rFonts w:ascii="Arial" w:cs="Arial" w:eastAsia="Arial" w:hAnsi="Arial"/>
+          <w:sz w:val="19"/>
+          <w:szCs w:val="19"/>
+        </w:rPr>
+        <w:t xml:space="preserve">Mindestens zwei der vier Dienstleistungen ohne Eigentum an der Ware; Post-/Paket-/Frachtdienste ausgenommen. Bei Umpacken von Drittlandsware zusätzlich Prüfung Regel B4.</w:t>
+      </w:r>
+    </w:p>
+    <w:p>
+      <w:pPr>
+        <w:shd w:fill="FFF7E0" w:color="auto" w:val="clear"/>
+        <w:spacing w:after="60" w:before="60"/>
+      </w:pPr>
+      <w:r>
+        <w:rPr>
+          <w:rFonts w:ascii="Arial" w:cs="Arial" w:eastAsia="Arial" w:hAnsi="Arial"/>
+          <w:b/>
+          <w:bCs/>
+          <w:sz w:val="19"/>
+          <w:szCs w:val="19"/>
+        </w:rPr>
+        <w:t xml:space="preserve">Offener Punkt für die Kanzlei: </w:t>
+      </w:r>
+      <w:r>
+        <w:rPr>
+          <w:rFonts w:ascii="Arial" w:cs="Arial" w:eastAsia="Arial" w:hAnsi="Arial"/>
+          <w:sz w:val="19"/>
+          <w:szCs w:val="19"/>
+        </w:rPr>
+        <w:t xml:space="preserve">Regel ist als unsicher markiert (!). Bitte Tatbestand, Rechtsfolge und Fundstellen bestätigen oder korrigieren.</w:t>
+      </w:r>
+    </w:p>
+    <w:tbl>
+      <w:tblPr>
+        <w:tblW w:type="dxa" w:w="9638"/>
+        <w:tblBorders>
+          <w:top w:val="single" w:color="auto" w:sz="4"/>
+          <w:left w:val="single" w:color="auto" w:sz="4"/>
+          <w:bottom w:val="single" w:color="auto" w:sz="4"/>
+          <w:right w:val="single" w:color="auto" w:sz="4"/>
+          <w:insideH w:val="single" w:color="auto" w:sz="4"/>
+          <w:insideV w:val="single" w:color="auto" w:sz="4"/>
+        </w:tblBorders>
+        <w:tblLayout w:type="fixed"/>
+      </w:tblPr>
+      <w:tblGrid>
+        <w:gridCol w:w="3212"/>
+        <w:gridCol w:w="3213"/>
+        <w:gridCol w:w="3213"/>
+      </w:tblGrid>
+      <w:tr>
+        <w:trPr>
+          <w:cantSplit/>
+          <w:tblHeader w:val="false"/>
+        </w:trPr>
+        <w:tc>
+          <w:tcPr>
+            <w:tcW w:type="dxa" w:w="3212"/>
+            <w:shd w:fill="F3F4F6" w:color="auto" w:val="clear"/>
+            <w:tcMar>
+              <w:top w:type="dxa" w:w="60"/>
+              <w:left w:type="dxa" w:w="90"/>
+              <w:bottom w:type="dxa" w:w="60"/>
+              <w:right w:type="dxa" w:w="90"/>
+            </w:tcMar>
+            <w:vAlign w:val="top"/>
+          </w:tcPr>
+          <w:p>
+            <w:pPr>
+              <w:spacing w:after="20" w:before="0"/>
+            </w:pPr>
+            <w:r>
+              <w:rPr>
+                <w:rFonts w:ascii="Arial" w:cs="Arial" w:eastAsia="Arial" w:hAnsi="Arial"/>
+                <w:sz w:val="18"/>
+                <w:szCs w:val="18"/>
+              </w:rPr>
+              <w:t xml:space="preserve">☐ Freigeben wie vorgelegt</w:t>
+            </w:r>
+          </w:p>
+        </w:tc>
+        <w:tc>
+          <w:tcPr>
+            <w:tcW w:type="dxa" w:w="3213"/>
+            <w:shd w:fill="F3F4F6" w:color="auto" w:val="clear"/>
+            <w:tcMar>
+              <w:top w:type="dxa" w:w="60"/>
+              <w:left w:type="dxa" w:w="90"/>
+              <w:bottom w:type="dxa" w:w="60"/>
+              <w:right w:type="dxa" w:w="90"/>
+            </w:tcMar>
+            <w:vAlign w:val="top"/>
+          </w:tcPr>
+          <w:p>
+            <w:pPr>
+              <w:spacing w:after="20" w:before="0"/>
+            </w:pPr>
+            <w:r>
+              <w:rPr>
+                <w:rFonts w:ascii="Arial" w:cs="Arial" w:eastAsia="Arial" w:hAnsi="Arial"/>
+                <w:sz w:val="18"/>
+                <w:szCs w:val="18"/>
+              </w:rPr>
+              <w:t xml:space="preserve">☐ Ändern (Hinweis unten)</w:t>
+            </w:r>
+          </w:p>
+        </w:tc>
+        <w:tc>
+          <w:tcPr>
+            <w:tcW w:type="dxa" w:w="3213"/>
+            <w:shd w:fill="F3F4F6" w:color="auto" w:val="clear"/>
+            <w:tcMar>
+              <w:top w:type="dxa" w:w="60"/>
+              <w:left w:type="dxa" w:w="90"/>
+              <w:bottom w:type="dxa" w:w="60"/>
+              <w:right w:type="dxa" w:w="90"/>
+            </w:tcMar>
+            <w:vAlign w:val="top"/>
+          </w:tcPr>
+          <w:p>
+            <w:pPr>
+              <w:spacing w:after="20" w:before="0"/>
+            </w:pPr>
+            <w:r>
+              <w:rPr>
+                <w:rFonts w:ascii="Arial" w:cs="Arial" w:eastAsia="Arial" w:hAnsi="Arial"/>
+                <w:sz w:val="18"/>
+                <w:szCs w:val="18"/>
+              </w:rPr>
+              <w:t xml:space="preserve">☐ Streichen / nicht ausspielen</w:t>
+            </w:r>
+          </w:p>
+        </w:tc>
+      </w:tr>
+    </w:tbl>
+    <w:p>
+      <w:pPr>
+        <w:spacing w:after="20" w:before="80"/>
+      </w:pPr>
+      <w:r>
+        <w:rPr>
+          <w:rFonts w:ascii="Arial" w:cs="Arial" w:eastAsia="Arial" w:hAnsi="Arial"/>
+          <w:b/>
+          <w:bCs/>
+          <w:sz w:val="18"/>
+          <w:szCs w:val="18"/>
+        </w:rPr>
+        <w:t xml:space="preserve">Anmerkung der Kanzlei:</w:t>
+      </w:r>
+    </w:p>
+    <w:p>
+      <w:pPr>
+        <w:spacing w:after="0" w:before="60"/>
+      </w:pPr>
+      <w:r>
+        <w:rPr>
+          <w:rFonts w:ascii="Arial" w:cs="Arial" w:eastAsia="Arial" w:hAnsi="Arial"/>
+          <w:sz w:val="20"/>
+          <w:szCs w:val="20"/>
+        </w:rPr>
+        <w:t xml:space="preserve"/>
+      </w:r>
+    </w:p>
+    <w:p>
+      <w:pPr>
+        <w:spacing w:after="160" w:before="0"/>
+      </w:pPr>
+      <w:r>
+        <w:rPr>
+          <w:rFonts w:ascii="Arial" w:cs="Arial" w:eastAsia="Arial" w:hAnsi="Arial"/>
+          <w:color w:val="6B7280"/>
+          <w:sz w:val="18"/>
+          <w:szCs w:val="18"/>
+        </w:rPr>
+        <w:t xml:space="preserve">______________________________________________________________________________________</w:t>
+      </w:r>
+    </w:p>
+    <w:p>
+      <w:pPr>
+        <w:keepNext/>
+        <w:pBdr>
+          <w:top w:val="single" w:color="24A27F" w:sz="6" w:space="4"/>
+        </w:pBdr>
+        <w:spacing w:after="40" w:before="240"/>
+      </w:pPr>
+      <w:r>
+        <w:rPr>
+          <w:rFonts w:ascii="Arial" w:cs="Arial" w:eastAsia="Arial" w:hAnsi="Arial"/>
+          <w:b/>
+          <w:bCs/>
+          <w:color w:val="004494"/>
+          <w:sz w:val="22"/>
+          <w:szCs w:val="22"/>
+        </w:rPr>
+        <w:t xml:space="preserve">Fulfillment-Dienstleister (fulfilment service provider)  </w:t>
+      </w:r>
+      <w:r>
+        <w:rPr>
+          <w:rFonts w:ascii="Arial" w:cs="Arial" w:eastAsia="Arial" w:hAnsi="Arial"/>
+          <w:sz w:val="20"/>
+          <w:szCs w:val="20"/>
+        </w:rPr>
+        <w:t xml:space="preserve">(fulfillment_dienstleister, kernrolle)</w:t>
+      </w:r>
+    </w:p>
+    <w:p>
+      <w:pPr>
+        <w:spacing w:after="40" w:before="40"/>
+      </w:pPr>
+      <w:r>
+        <w:rPr>
+          <w:rFonts w:ascii="Arial" w:cs="Arial" w:eastAsia="Arial" w:hAnsi="Arial"/>
+          <w:b/>
+          <w:bCs/>
+          <w:sz w:val="19"/>
+          <w:szCs w:val="19"/>
+        </w:rPr>
+        <w:t xml:space="preserve">Definition: </w:t>
+      </w:r>
+      <w:r>
+        <w:rPr>
+          <w:rFonts w:ascii="Arial" w:cs="Arial" w:eastAsia="Arial" w:hAnsi="Arial"/>
+          <w:sz w:val="19"/>
+          <w:szCs w:val="19"/>
+        </w:rPr>
+        <w:t xml:space="preserve">Per Verweis definiert: natürliche oder juristische Person, die im Rahmen einer Geschäftstätigkeit mindestens zwei der folgenden Dienstleistungen anbietet: Lagerhaltung, Verpackung, Adressierung und Versand von Produkten, an denen sie kein Eigentumsrecht hat – ausgenommen Postdienste, Paketzustelldienste und sonstige Post-/Frachtdienste (Wortlaut gegen VO (EU) 2019/1020 pinnen).</w:t>
+      </w:r>
+    </w:p>
+    <w:p>
+      <w:pPr>
+        <w:spacing w:after="40" w:before="40"/>
+      </w:pPr>
+      <w:r>
+        <w:rPr>
+          <w:rFonts w:ascii="Arial" w:cs="Arial" w:eastAsia="Arial" w:hAnsi="Arial"/>
+          <w:b/>
+          <w:bCs/>
+          <w:sz w:val="19"/>
+          <w:szCs w:val="19"/>
+        </w:rPr>
+        <w:t xml:space="preserve">Abgrenzung: </w:t>
+      </w:r>
+      <w:r>
+        <w:rPr>
+          <w:rFonts w:ascii="Arial" w:cs="Arial" w:eastAsia="Arial" w:hAnsi="Arial"/>
+          <w:sz w:val="19"/>
+          <w:szCs w:val="19"/>
+        </w:rPr>
+        <w:t xml:space="preserve">Kein Eigentum an der Ware; reine Transport-/Postdienstleister sind ausgenommen. Abgrenzung zum Vertreiber: der Fulfillment-Dienstleister stellt nicht selbst auf dem Markt bereit.</w:t>
+      </w:r>
+    </w:p>
+    <w:p>
+      <w:pPr>
+        <w:spacing w:after="40" w:before="40"/>
+      </w:pPr>
+      <w:r>
+        <w:rPr>
+          <w:rFonts w:ascii="Arial" w:cs="Arial" w:eastAsia="Arial" w:hAnsi="Arial"/>
+          <w:b/>
+          <w:bCs/>
+          <w:sz w:val="19"/>
+          <w:szCs w:val="19"/>
+        </w:rPr>
+        <w:t xml:space="preserve">Fundstelle: </w:t>
+      </w:r>
+      <w:r>
+        <w:rPr>
+          <w:rFonts w:ascii="Arial" w:cs="Arial" w:eastAsia="Arial" w:hAnsi="Arial"/>
+          <w:sz w:val="19"/>
+          <w:szCs w:val="19"/>
+        </w:rPr>
+        <w:t xml:space="preserve">Art. 3 Abs. 1 UAbs. 3 VO (EU) 2025/40 i. V. m. Art. 3 Nr. 11 VO (EU) 2019/1020</w:t>
+      </w:r>
+    </w:p>
+    <w:p>
+      <w:pPr>
+        <w:spacing w:after="40" w:before="40"/>
+      </w:pPr>
+      <w:r>
+        <w:rPr>
+          <w:rFonts w:ascii="Arial" w:cs="Arial" w:eastAsia="Arial" w:hAnsi="Arial"/>
+          <w:b/>
+          <w:bCs/>
+          <w:sz w:val="19"/>
+          <w:szCs w:val="19"/>
+        </w:rPr>
+        <w:t xml:space="preserve">VerpackDG-Bezug: </w:t>
+      </w:r>
+      <w:r>
+        <w:rPr>
+          <w:rFonts w:ascii="Arial" w:cs="Arial" w:eastAsia="Arial" w:hAnsi="Arial"/>
+          <w:sz w:val="19"/>
+          <w:szCs w:val="19"/>
+        </w:rPr>
+        <w:t xml:space="preserve">§ 13 Abs. 4 VerpackDG: Tätigkeitsverbot bei nicht registrierten Herstellern; verweist auf Art. 3 Nr. 11 VO (EU) 2019/1020 „in der Fassung vom 12. August 2026"; automatisierter Registerdatenabgleich der ZSVR. Bußgeldbewehrte Mitwirkungspflichten (§ 66 VerpackDG i. V. m. Art. 20).</w:t>
+      </w:r>
+    </w:p>
+    <w:p>
+      <w:pPr>
+        <w:shd w:fill="FFF7E0" w:color="auto" w:val="clear"/>
+        <w:spacing w:after="60" w:before="60"/>
+      </w:pPr>
+      <w:r>
+        <w:rPr>
+          <w:rFonts w:ascii="Arial" w:cs="Arial" w:eastAsia="Arial" w:hAnsi="Arial"/>
+          <w:b/>
+          <w:bCs/>
+          <w:sz w:val="19"/>
+          <w:szCs w:val="19"/>
+        </w:rPr>
+        <w:t xml:space="preserve">Offener Punkt für die Kanzlei: </w:t>
+      </w:r>
+      <w:r>
+        <w:rPr>
+          <w:rFonts w:ascii="Arial" w:cs="Arial" w:eastAsia="Arial" w:hAnsi="Arial"/>
+          <w:sz w:val="19"/>
+          <w:szCs w:val="19"/>
+        </w:rPr>
+        <w:t xml:space="preserve">Definition ist als unsicher markiert (!). Bitte Wortlautnähe und Abgrenzung bestätigen.</w:t>
+      </w:r>
+    </w:p>
+    <w:tbl>
+      <w:tblPr>
+        <w:tblW w:type="dxa" w:w="9638"/>
+        <w:tblBorders>
+          <w:top w:val="single" w:color="auto" w:sz="4"/>
+          <w:left w:val="single" w:color="auto" w:sz="4"/>
+          <w:bottom w:val="single" w:color="auto" w:sz="4"/>
+          <w:right w:val="single" w:color="auto" w:sz="4"/>
+          <w:insideH w:val="single" w:color="auto" w:sz="4"/>
+          <w:insideV w:val="single" w:color="auto" w:sz="4"/>
+        </w:tblBorders>
+        <w:tblLayout w:type="fixed"/>
+      </w:tblPr>
+      <w:tblGrid>
+        <w:gridCol w:w="3212"/>
+        <w:gridCol w:w="3213"/>
+        <w:gridCol w:w="3213"/>
+      </w:tblGrid>
+      <w:tr>
+        <w:trPr>
+          <w:cantSplit/>
+          <w:tblHeader w:val="false"/>
+        </w:trPr>
+        <w:tc>
+          <w:tcPr>
+            <w:tcW w:type="dxa" w:w="3212"/>
+            <w:shd w:fill="F3F4F6" w:color="auto" w:val="clear"/>
+            <w:tcMar>
+              <w:top w:type="dxa" w:w="60"/>
+              <w:left w:type="dxa" w:w="90"/>
+              <w:bottom w:type="dxa" w:w="60"/>
+              <w:right w:type="dxa" w:w="90"/>
+            </w:tcMar>
+            <w:vAlign w:val="top"/>
+          </w:tcPr>
+          <w:p>
+            <w:pPr>
+              <w:spacing w:after="20" w:before="0"/>
+            </w:pPr>
+            <w:r>
+              <w:rPr>
+                <w:rFonts w:ascii="Arial" w:cs="Arial" w:eastAsia="Arial" w:hAnsi="Arial"/>
+                <w:sz w:val="18"/>
+                <w:szCs w:val="18"/>
+              </w:rPr>
+              <w:t xml:space="preserve">☐ Freigeben wie vorgelegt</w:t>
+            </w:r>
+          </w:p>
+        </w:tc>
+        <w:tc>
+          <w:tcPr>
+            <w:tcW w:type="dxa" w:w="3213"/>
+            <w:shd w:fill="F3F4F6" w:color="auto" w:val="clear"/>
+            <w:tcMar>
+              <w:top w:type="dxa" w:w="60"/>
+              <w:left w:type="dxa" w:w="90"/>
+              <w:bottom w:type="dxa" w:w="60"/>
+              <w:right w:type="dxa" w:w="90"/>
+            </w:tcMar>
+            <w:vAlign w:val="top"/>
+          </w:tcPr>
+          <w:p>
+            <w:pPr>
+              <w:spacing w:after="20" w:before="0"/>
+            </w:pPr>
+            <w:r>
+              <w:rPr>
+                <w:rFonts w:ascii="Arial" w:cs="Arial" w:eastAsia="Arial" w:hAnsi="Arial"/>
+                <w:sz w:val="18"/>
+                <w:szCs w:val="18"/>
+              </w:rPr>
+              <w:t xml:space="preserve">☐ Ändern (Hinweis unten)</w:t>
+            </w:r>
+          </w:p>
+        </w:tc>
+        <w:tc>
+          <w:tcPr>
+            <w:tcW w:type="dxa" w:w="3213"/>
+            <w:shd w:fill="F3F4F6" w:color="auto" w:val="clear"/>
+            <w:tcMar>
+              <w:top w:type="dxa" w:w="60"/>
+              <w:left w:type="dxa" w:w="90"/>
+              <w:bottom w:type="dxa" w:w="60"/>
+              <w:right w:type="dxa" w:w="90"/>
+            </w:tcMar>
+            <w:vAlign w:val="top"/>
+          </w:tcPr>
+          <w:p>
+            <w:pPr>
+              <w:spacing w:after="20" w:before="0"/>
+            </w:pPr>
+            <w:r>
+              <w:rPr>
+                <w:rFonts w:ascii="Arial" w:cs="Arial" w:eastAsia="Arial" w:hAnsi="Arial"/>
+                <w:sz w:val="18"/>
+                <w:szCs w:val="18"/>
+              </w:rPr>
+              <w:t xml:space="preserve">☐ Streichen / nicht ausspielen</w:t>
+            </w:r>
+          </w:p>
+        </w:tc>
+      </w:tr>
+    </w:tbl>
+    <w:p>
+      <w:pPr>
+        <w:spacing w:after="20" w:before="80"/>
+      </w:pPr>
+      <w:r>
+        <w:rPr>
+          <w:rFonts w:ascii="Arial" w:cs="Arial" w:eastAsia="Arial" w:hAnsi="Arial"/>
+          <w:b/>
+          <w:bCs/>
+          <w:sz w:val="18"/>
+          <w:szCs w:val="18"/>
+        </w:rPr>
+        <w:t xml:space="preserve">Anmerkung der Kanzlei:</w:t>
+      </w:r>
+    </w:p>
+    <w:p>
+      <w:pPr>
+        <w:spacing w:after="0" w:before="60"/>
+      </w:pPr>
+      <w:r>
+        <w:rPr>
+          <w:rFonts w:ascii="Arial" w:cs="Arial" w:eastAsia="Arial" w:hAnsi="Arial"/>
+          <w:sz w:val="20"/>
+          <w:szCs w:val="20"/>
+        </w:rPr>
+        <w:t xml:space="preserve"/>
+      </w:r>
+    </w:p>
+    <w:p>
+      <w:pPr>
+        <w:spacing w:after="160" w:before="0"/>
+      </w:pPr>
+      <w:r>
+        <w:rPr>
+          <w:rFonts w:ascii="Arial" w:cs="Arial" w:eastAsia="Arial" w:hAnsi="Arial"/>
+          <w:color w:val="6B7280"/>
+          <w:sz w:val="18"/>
+          <w:szCs w:val="18"/>
+        </w:rPr>
+        <w:t xml:space="preserve">______________________________________________________________________________________</w:t>
+      </w:r>
+    </w:p>
+    <w:p>
+      <w:pPr>
+        <w:keepNext/>
+        <w:pBdr>
+          <w:top w:val="single" w:color="24A27F" w:sz="6" w:space="4"/>
+        </w:pBdr>
+        <w:spacing w:after="40" w:before="240"/>
+      </w:pPr>
+      <w:r>
+        <w:rPr>
+          <w:rFonts w:ascii="Arial" w:cs="Arial" w:eastAsia="Arial" w:hAnsi="Arial"/>
+          <w:b/>
+          <w:bCs/>
+          <w:color w:val="004494"/>
+          <w:sz w:val="22"/>
+          <w:szCs w:val="22"/>
+        </w:rPr>
+        <w:t xml:space="preserve">Endabnehmer (end user)  </w:t>
+      </w:r>
+      <w:r>
+        <w:rPr>
+          <w:rFonts w:ascii="Arial" w:cs="Arial" w:eastAsia="Arial" w:hAnsi="Arial"/>
+          <w:sz w:val="20"/>
+          <w:szCs w:val="20"/>
+        </w:rPr>
+        <w:t xml:space="preserve">(hb_endabnehmer, hilfsbegriff)</w:t>
+      </w:r>
+    </w:p>
+    <w:p>
+      <w:pPr>
+        <w:spacing w:after="40" w:before="40"/>
+      </w:pPr>
+      <w:r>
+        <w:rPr>
+          <w:rFonts w:ascii="Arial" w:cs="Arial" w:eastAsia="Arial" w:hAnsi="Arial"/>
+          <w:b/>
+          <w:bCs/>
+          <w:sz w:val="19"/>
+          <w:szCs w:val="19"/>
+        </w:rPr>
+        <w:t xml:space="preserve">Definition: </w:t>
+      </w:r>
+      <w:r>
+        <w:rPr>
+          <w:rFonts w:ascii="Arial" w:cs="Arial" w:eastAsia="Arial" w:hAnsi="Arial"/>
+          <w:sz w:val="19"/>
+          <w:szCs w:val="19"/>
+        </w:rPr>
+        <w:t xml:space="preserve">Natürliche oder juristische Person mit Wohnsitz/Niederlassung in der Union, der ein Produkt als Verbraucher oder beruflicher Endabnehmer bereitgestellt wird und die es in der gelieferten Form nicht erneut auf dem Markt bereitstellt.</w:t>
+      </w:r>
+    </w:p>
+    <w:p>
+      <w:pPr>
+        <w:spacing w:after="40" w:before="40"/>
+      </w:pPr>
+      <w:r>
+        <w:rPr>
+          <w:rFonts w:ascii="Arial" w:cs="Arial" w:eastAsia="Arial" w:hAnsi="Arial"/>
+          <w:b/>
+          <w:bCs/>
+          <w:sz w:val="19"/>
+          <w:szCs w:val="19"/>
+        </w:rPr>
+        <w:t xml:space="preserve">Abgrenzung: </w:t>
+      </w:r>
+      <w:r>
+        <w:rPr>
+          <w:rFonts w:ascii="Arial" w:cs="Arial" w:eastAsia="Arial" w:hAnsi="Arial"/>
+          <w:sz w:val="19"/>
+          <w:szCs w:val="19"/>
+        </w:rPr>
+        <w:t xml:space="preserve">Beruflicher Endabnehmer: verwendet das Produkt selbst (z. B. Abfüller ist Endabnehmer der zugekauften LEEREN Folien/Paletten aus anderem Mitgliedstaat? NEIN – EUNR: der Befüller ist für Verpackungsmaterial gerade KEIN Endabnehmer; Klärung mit Cattwyk).</w:t>
+      </w:r>
+    </w:p>
+    <w:p>
+      <w:pPr>
+        <w:spacing w:after="40" w:before="40"/>
+      </w:pPr>
+      <w:r>
+        <w:rPr>
+          <w:rFonts w:ascii="Arial" w:cs="Arial" w:eastAsia="Arial" w:hAnsi="Arial"/>
+          <w:b/>
+          <w:bCs/>
+          <w:sz w:val="19"/>
+          <w:szCs w:val="19"/>
+        </w:rPr>
+        <w:t xml:space="preserve">Fundstelle: </w:t>
+      </w:r>
+      <w:r>
+        <w:rPr>
+          <w:rFonts w:ascii="Arial" w:cs="Arial" w:eastAsia="Arial" w:hAnsi="Arial"/>
+          <w:sz w:val="19"/>
+          <w:szCs w:val="19"/>
+        </w:rPr>
+        <w:t xml:space="preserve">Art. 3 Abs. 1 Nr. 23 VO (EU) 2025/40</w:t>
+      </w:r>
+    </w:p>
+    <w:p>
+      <w:pPr>
+        <w:spacing w:after="40" w:before="40"/>
+      </w:pPr>
+      <w:r>
+        <w:rPr>
+          <w:rFonts w:ascii="Arial" w:cs="Arial" w:eastAsia="Arial" w:hAnsi="Arial"/>
+          <w:b/>
+          <w:bCs/>
+          <w:sz w:val="19"/>
+          <w:szCs w:val="19"/>
+        </w:rPr>
+        <w:t xml:space="preserve">VerpackDG-Bezug: </w:t>
+      </w:r>
+      <w:r>
+        <w:rPr>
+          <w:rFonts w:ascii="Arial" w:cs="Arial" w:eastAsia="Arial" w:hAnsi="Arial"/>
+          <w:sz w:val="19"/>
+          <w:szCs w:val="19"/>
+        </w:rPr>
+        <w:t xml:space="preserve">—</w:t>
+      </w:r>
+    </w:p>
+    <w:p>
+      <w:pPr>
+        <w:shd w:fill="FFF7E0" w:color="auto" w:val="clear"/>
+        <w:spacing w:after="60" w:before="60"/>
+      </w:pPr>
+      <w:r>
+        <w:rPr>
+          <w:rFonts w:ascii="Arial" w:cs="Arial" w:eastAsia="Arial" w:hAnsi="Arial"/>
+          <w:b/>
+          <w:bCs/>
+          <w:sz w:val="19"/>
+          <w:szCs w:val="19"/>
+        </w:rPr>
+        <w:t xml:space="preserve">Offener Punkt für die Kanzlei: </w:t>
+      </w:r>
+      <w:r>
+        <w:rPr>
+          <w:rFonts w:ascii="Arial" w:cs="Arial" w:eastAsia="Arial" w:hAnsi="Arial"/>
+          <w:sz w:val="19"/>
+          <w:szCs w:val="19"/>
+        </w:rPr>
+        <w:t xml:space="preserve">Definition ist als unsicher markiert (!). Bitte Wortlautnähe und Abgrenzung bestätigen.</w:t>
+      </w:r>
+    </w:p>
+    <w:tbl>
+      <w:tblPr>
+        <w:tblW w:type="dxa" w:w="9638"/>
+        <w:tblBorders>
+          <w:top w:val="single" w:color="auto" w:sz="4"/>
+          <w:left w:val="single" w:color="auto" w:sz="4"/>
+          <w:bottom w:val="single" w:color="auto" w:sz="4"/>
+          <w:right w:val="single" w:color="auto" w:sz="4"/>
+          <w:insideH w:val="single" w:color="auto" w:sz="4"/>
+          <w:insideV w:val="single" w:color="auto" w:sz="4"/>
+        </w:tblBorders>
+        <w:tblLayout w:type="fixed"/>
+      </w:tblPr>
+      <w:tblGrid>
+        <w:gridCol w:w="3212"/>
+        <w:gridCol w:w="3213"/>
+        <w:gridCol w:w="3213"/>
+      </w:tblGrid>
+      <w:tr>
+        <w:trPr>
+          <w:cantSplit/>
+          <w:tblHeader w:val="false"/>
+        </w:trPr>
+        <w:tc>
+          <w:tcPr>
+            <w:tcW w:type="dxa" w:w="3212"/>
+            <w:shd w:fill="F3F4F6" w:color="auto" w:val="clear"/>
+            <w:tcMar>
+              <w:top w:type="dxa" w:w="60"/>
+              <w:left w:type="dxa" w:w="90"/>
+              <w:bottom w:type="dxa" w:w="60"/>
+              <w:right w:type="dxa" w:w="90"/>
+            </w:tcMar>
+            <w:vAlign w:val="top"/>
+          </w:tcPr>
+          <w:p>
+            <w:pPr>
+              <w:spacing w:after="20" w:before="0"/>
+            </w:pPr>
+            <w:r>
+              <w:rPr>
+                <w:rFonts w:ascii="Arial" w:cs="Arial" w:eastAsia="Arial" w:hAnsi="Arial"/>
+                <w:sz w:val="18"/>
+                <w:szCs w:val="18"/>
+              </w:rPr>
+              <w:t xml:space="preserve">☐ Freigeben wie vorgelegt</w:t>
+            </w:r>
+          </w:p>
+        </w:tc>
+        <w:tc>
+          <w:tcPr>
+            <w:tcW w:type="dxa" w:w="3213"/>
+            <w:shd w:fill="F3F4F6" w:color="auto" w:val="clear"/>
+            <w:tcMar>
+              <w:top w:type="dxa" w:w="60"/>
+              <w:left w:type="dxa" w:w="90"/>
+              <w:bottom w:type="dxa" w:w="60"/>
+              <w:right w:type="dxa" w:w="90"/>
+            </w:tcMar>
+            <w:vAlign w:val="top"/>
+          </w:tcPr>
+          <w:p>
+            <w:pPr>
+              <w:spacing w:after="20" w:before="0"/>
+            </w:pPr>
+            <w:r>
+              <w:rPr>
+                <w:rFonts w:ascii="Arial" w:cs="Arial" w:eastAsia="Arial" w:hAnsi="Arial"/>
+                <w:sz w:val="18"/>
+                <w:szCs w:val="18"/>
+              </w:rPr>
+              <w:t xml:space="preserve">☐ Ändern (Hinweis unten)</w:t>
+            </w:r>
+          </w:p>
+        </w:tc>
+        <w:tc>
+          <w:tcPr>
+            <w:tcW w:type="dxa" w:w="3213"/>
+            <w:shd w:fill="F3F4F6" w:color="auto" w:val="clear"/>
+            <w:tcMar>
+              <w:top w:type="dxa" w:w="60"/>
+              <w:left w:type="dxa" w:w="90"/>
+              <w:bottom w:type="dxa" w:w="60"/>
+              <w:right w:type="dxa" w:w="90"/>
+            </w:tcMar>
+            <w:vAlign w:val="top"/>
+          </w:tcPr>
+          <w:p>
+            <w:pPr>
+              <w:spacing w:after="20" w:before="0"/>
+            </w:pPr>
+            <w:r>
+              <w:rPr>
+                <w:rFonts w:ascii="Arial" w:cs="Arial" w:eastAsia="Arial" w:hAnsi="Arial"/>
+                <w:sz w:val="18"/>
+                <w:szCs w:val="18"/>
+              </w:rPr>
+              <w:t xml:space="preserve">☐ Streichen / nicht ausspielen</w:t>
+            </w:r>
+          </w:p>
+        </w:tc>
+      </w:tr>
+    </w:tbl>
+    <w:p>
+      <w:pPr>
+        <w:spacing w:after="20" w:before="80"/>
+      </w:pPr>
+      <w:r>
+        <w:rPr>
+          <w:rFonts w:ascii="Arial" w:cs="Arial" w:eastAsia="Arial" w:hAnsi="Arial"/>
+          <w:b/>
+          <w:bCs/>
+          <w:sz w:val="18"/>
+          <w:szCs w:val="18"/>
+        </w:rPr>
+        <w:t xml:space="preserve">Anmerkung der Kanzlei:</w:t>
+      </w:r>
+    </w:p>
+    <w:p>
+      <w:pPr>
+        <w:spacing w:after="0" w:before="60"/>
+      </w:pPr>
+      <w:r>
+        <w:rPr>
+          <w:rFonts w:ascii="Arial" w:cs="Arial" w:eastAsia="Arial" w:hAnsi="Arial"/>
+          <w:sz w:val="20"/>
+          <w:szCs w:val="20"/>
+        </w:rPr>
+        <w:t xml:space="preserve"/>
+      </w:r>
+    </w:p>
+    <w:p>
+      <w:pPr>
+        <w:spacing w:after="160" w:before="0"/>
+      </w:pPr>
+      <w:r>
+        <w:rPr>
+          <w:rFonts w:ascii="Arial" w:cs="Arial" w:eastAsia="Arial" w:hAnsi="Arial"/>
+          <w:color w:val="6B7280"/>
+          <w:sz w:val="18"/>
+          <w:szCs w:val="18"/>
+        </w:rPr>
+        <w:t xml:space="preserve">______________________________________________________________________________________</w:t>
+      </w:r>
+    </w:p>
+    <w:p>
+      <w:pPr>
         <w:pStyle w:val="Heading2"/>
         <w:keepNext/>
         <w:spacing w:after="120" w:before="280"/>
@@ -27727,7 +29454,2110 @@
           <w:sz w:val="26"/>
           <w:szCs w:val="26"/>
         </w:rPr>
-        <w:t xml:space="preserve">B.3 Praxisfragen mit offenem Punkt aus früheren Paketen (21)</w:t>
+        <w:t xml:space="preserve">B.3 Vereinfachungs-Hinweise der Verpackungs-Ebene (8)</w:t>
+      </w:r>
+    </w:p>
+    <w:p>
+      <w:pPr>
+        <w:spacing w:after="120" w:before="60"/>
+      </w:pPr>
+      <w:r>
+        <w:rPr>
+          <w:rFonts w:ascii="Arial" w:cs="Arial" w:eastAsia="Arial" w:hAnsi="Arial"/>
+          <w:sz w:val="19"/>
+          <w:szCs w:val="19"/>
+        </w:rPr>
+        <w:t xml:space="preserve">Neu seit 17.10.2026: Das System bestimmt Rollen und Pflichten je Verpackung (Regeln D1–D5 in B.2) und zeigt dem Nutzer dazu Hinweise, wie er Pflichten durch Beschaffung oder Verpackungswahl vereinfachen kann, etwa Umschlag statt selbst angewendeter Folie oder Bezug beim deutschen Lieferanten. Jeder Hinweis trägt den festen Satz, dass es sich um einen Hinweis zur Vereinfachung und nicht um eine Empfehlung im Einzelfall handelt. Bitte prüfen: Ist die Aussage so tragfähig, und ist die Abgrenzung zur Rechtsberatung gewahrt?</w:t>
+      </w:r>
+    </w:p>
+    <w:p>
+      <w:pPr>
+        <w:keepNext/>
+        <w:pBdr>
+          <w:top w:val="single" w:color="24A27F" w:sz="6" w:space="4"/>
+        </w:pBdr>
+        <w:spacing w:after="40" w:before="240"/>
+      </w:pPr>
+      <w:r>
+        <w:rPr>
+          <w:rFonts w:ascii="Arial" w:cs="Arial" w:eastAsia="Arial" w:hAnsi="Arial"/>
+          <w:b/>
+          <w:bCs/>
+          <w:color w:val="004494"/>
+          <w:sz w:val="22"/>
+          <w:szCs w:val="22"/>
+        </w:rPr>
+        <w:t xml:space="preserve">H01  </w:t>
+      </w:r>
+      <w:r>
+        <w:rPr>
+          <w:rFonts w:ascii="Arial" w:cs="Arial" w:eastAsia="Arial" w:hAnsi="Arial"/>
+          <w:b/>
+          <w:bCs/>
+          <w:sz w:val="22"/>
+          <w:szCs w:val="22"/>
+        </w:rPr>
+        <w:t xml:space="preserve">Umschlag oder Karton statt Folie prüfen</w:t>
+      </w:r>
+    </w:p>
+    <w:p>
+      <w:pPr>
+        <w:spacing w:after="60" w:before="60"/>
+      </w:pPr>
+      <w:r>
+        <w:rPr>
+          <w:rFonts w:ascii="Arial" w:cs="Arial" w:eastAsia="Arial" w:hAnsi="Arial"/>
+          <w:color w:val="6B7280"/>
+          <w:sz w:val="17"/>
+          <w:szCs w:val="17"/>
+        </w:rPr>
+        <w:t xml:space="preserve">Vereinfachungs-Hinweis · wird dem Nutzer angezeigt, wenn Bedingung „folie_selbst_angewendet“ greift · Verweise: A31, A23</w:t>
+      </w:r>
+    </w:p>
+    <w:p>
+      <w:pPr>
+        <w:spacing w:after="40" w:before="40"/>
+      </w:pPr>
+      <w:r>
+        <w:rPr>
+          <w:rFonts w:ascii="Arial" w:cs="Arial" w:eastAsia="Arial" w:hAnsi="Arial"/>
+          <w:b/>
+          <w:bCs/>
+          <w:sz w:val="19"/>
+          <w:szCs w:val="19"/>
+        </w:rPr>
+        <w:t xml:space="preserve">Text (Entwurf): </w:t>
+      </w:r>
+      <w:r>
+        <w:rPr>
+          <w:rFonts w:ascii="Arial" w:cs="Arial" w:eastAsia="Arial" w:hAnsi="Arial"/>
+          <w:sz w:val="19"/>
+          <w:szCs w:val="19"/>
+        </w:rPr>
+        <w:t xml:space="preserve">Für Folie, die Sie selbst anwenden, tragen Sie nach der Lesart der ZSVR Erzeuger- und Herstellerpflichten: Konformitätserklärung, Erzeugerkennzeichnung, LUCID-Meldung. Bei einem fertig gekauften Umschlag oder Karton eines deutschen Lieferanten liegen beide Rollen beim Lieferanten; Sie prüfen nur dessen Registrierung. Ob ein Umschlag die Folie ersetzen kann, ist eine Frage von Produktschutz, Porto und Kosten. Das ist ein Hinweis zur Vereinfachung, keine Empfehlung für Ihren Einzelfall.</w:t>
+      </w:r>
+    </w:p>
+    <w:p>
+      <w:pPr>
+        <w:spacing w:after="40" w:before="40"/>
+      </w:pPr>
+      <w:r>
+        <w:rPr>
+          <w:rFonts w:ascii="Arial" w:cs="Arial" w:eastAsia="Arial" w:hAnsi="Arial"/>
+          <w:b/>
+          <w:bCs/>
+          <w:sz w:val="19"/>
+          <w:szCs w:val="19"/>
+        </w:rPr>
+        <w:t xml:space="preserve">Fundstellen: </w:t>
+      </w:r>
+      <w:r>
+        <w:rPr>
+          <w:rFonts w:ascii="Arial" w:cs="Arial" w:eastAsia="Arial" w:hAnsi="Arial"/>
+          <w:sz w:val="19"/>
+          <w:szCs w:val="19"/>
+        </w:rPr>
+        <w:t xml:space="preserve">Art. 3 Abs. 1 Nr. 13 und Nr. 15 lit. a PPWR (VO (EU) 2025/40); ZSVR: „Abgrenzung Erzeuger &amp; Hersteller“ (Behördeninformation, keine Rechtsnorm)</w:t>
+      </w:r>
+    </w:p>
+    <w:p>
+      <w:pPr>
+        <w:shd w:fill="FFF7E0" w:color="auto" w:val="clear"/>
+        <w:spacing w:after="60" w:before="60"/>
+      </w:pPr>
+      <w:r>
+        <w:rPr>
+          <w:rFonts w:ascii="Arial" w:cs="Arial" w:eastAsia="Arial" w:hAnsi="Arial"/>
+          <w:b/>
+          <w:bCs/>
+          <w:sz w:val="19"/>
+          <w:szCs w:val="19"/>
+        </w:rPr>
+        <w:t xml:space="preserve">Offener Punkt für die Kanzlei: </w:t>
+      </w:r>
+      <w:r>
+        <w:rPr>
+          <w:rFonts w:ascii="Arial" w:cs="Arial" w:eastAsia="Arial" w:hAnsi="Arial"/>
+          <w:sz w:val="19"/>
+          <w:szCs w:val="19"/>
+        </w:rPr>
+        <w:t xml:space="preserve">Beruht auf der ZSVR-Lesart zu flexibler Verpackung (Regel D2); Kommissions-FAQ sieht den Folienhersteller als Erzeuger. Freigabe zusammen mit D2.</w:t>
+      </w:r>
+    </w:p>
+    <w:tbl>
+      <w:tblPr>
+        <w:tblW w:type="dxa" w:w="9638"/>
+        <w:tblBorders>
+          <w:top w:val="single" w:color="auto" w:sz="4"/>
+          <w:left w:val="single" w:color="auto" w:sz="4"/>
+          <w:bottom w:val="single" w:color="auto" w:sz="4"/>
+          <w:right w:val="single" w:color="auto" w:sz="4"/>
+          <w:insideH w:val="single" w:color="auto" w:sz="4"/>
+          <w:insideV w:val="single" w:color="auto" w:sz="4"/>
+        </w:tblBorders>
+        <w:tblLayout w:type="fixed"/>
+      </w:tblPr>
+      <w:tblGrid>
+        <w:gridCol w:w="3212"/>
+        <w:gridCol w:w="3213"/>
+        <w:gridCol w:w="3213"/>
+      </w:tblGrid>
+      <w:tr>
+        <w:trPr>
+          <w:cantSplit/>
+          <w:tblHeader w:val="false"/>
+        </w:trPr>
+        <w:tc>
+          <w:tcPr>
+            <w:tcW w:type="dxa" w:w="3212"/>
+            <w:shd w:fill="F3F4F6" w:color="auto" w:val="clear"/>
+            <w:tcMar>
+              <w:top w:type="dxa" w:w="60"/>
+              <w:left w:type="dxa" w:w="90"/>
+              <w:bottom w:type="dxa" w:w="60"/>
+              <w:right w:type="dxa" w:w="90"/>
+            </w:tcMar>
+            <w:vAlign w:val="top"/>
+          </w:tcPr>
+          <w:p>
+            <w:pPr>
+              <w:spacing w:after="20" w:before="0"/>
+            </w:pPr>
+            <w:r>
+              <w:rPr>
+                <w:rFonts w:ascii="Arial" w:cs="Arial" w:eastAsia="Arial" w:hAnsi="Arial"/>
+                <w:sz w:val="18"/>
+                <w:szCs w:val="18"/>
+              </w:rPr>
+              <w:t xml:space="preserve">☐ Freigeben wie vorgelegt</w:t>
+            </w:r>
+          </w:p>
+        </w:tc>
+        <w:tc>
+          <w:tcPr>
+            <w:tcW w:type="dxa" w:w="3213"/>
+            <w:shd w:fill="F3F4F6" w:color="auto" w:val="clear"/>
+            <w:tcMar>
+              <w:top w:type="dxa" w:w="60"/>
+              <w:left w:type="dxa" w:w="90"/>
+              <w:bottom w:type="dxa" w:w="60"/>
+              <w:right w:type="dxa" w:w="90"/>
+            </w:tcMar>
+            <w:vAlign w:val="top"/>
+          </w:tcPr>
+          <w:p>
+            <w:pPr>
+              <w:spacing w:after="20" w:before="0"/>
+            </w:pPr>
+            <w:r>
+              <w:rPr>
+                <w:rFonts w:ascii="Arial" w:cs="Arial" w:eastAsia="Arial" w:hAnsi="Arial"/>
+                <w:sz w:val="18"/>
+                <w:szCs w:val="18"/>
+              </w:rPr>
+              <w:t xml:space="preserve">☐ Ändern (Hinweis unten)</w:t>
+            </w:r>
+          </w:p>
+        </w:tc>
+        <w:tc>
+          <w:tcPr>
+            <w:tcW w:type="dxa" w:w="3213"/>
+            <w:shd w:fill="F3F4F6" w:color="auto" w:val="clear"/>
+            <w:tcMar>
+              <w:top w:type="dxa" w:w="60"/>
+              <w:left w:type="dxa" w:w="90"/>
+              <w:bottom w:type="dxa" w:w="60"/>
+              <w:right w:type="dxa" w:w="90"/>
+            </w:tcMar>
+            <w:vAlign w:val="top"/>
+          </w:tcPr>
+          <w:p>
+            <w:pPr>
+              <w:spacing w:after="20" w:before="0"/>
+            </w:pPr>
+            <w:r>
+              <w:rPr>
+                <w:rFonts w:ascii="Arial" w:cs="Arial" w:eastAsia="Arial" w:hAnsi="Arial"/>
+                <w:sz w:val="18"/>
+                <w:szCs w:val="18"/>
+              </w:rPr>
+              <w:t xml:space="preserve">☐ Streichen / nicht ausspielen</w:t>
+            </w:r>
+          </w:p>
+        </w:tc>
+      </w:tr>
+    </w:tbl>
+    <w:p>
+      <w:pPr>
+        <w:spacing w:after="20" w:before="80"/>
+      </w:pPr>
+      <w:r>
+        <w:rPr>
+          <w:rFonts w:ascii="Arial" w:cs="Arial" w:eastAsia="Arial" w:hAnsi="Arial"/>
+          <w:b/>
+          <w:bCs/>
+          <w:sz w:val="18"/>
+          <w:szCs w:val="18"/>
+        </w:rPr>
+        <w:t xml:space="preserve">Anmerkung der Kanzlei:</w:t>
+      </w:r>
+    </w:p>
+    <w:p>
+      <w:pPr>
+        <w:spacing w:after="0" w:before="60"/>
+      </w:pPr>
+      <w:r>
+        <w:rPr>
+          <w:rFonts w:ascii="Arial" w:cs="Arial" w:eastAsia="Arial" w:hAnsi="Arial"/>
+          <w:sz w:val="20"/>
+          <w:szCs w:val="20"/>
+        </w:rPr>
+        <w:t xml:space="preserve"/>
+      </w:r>
+    </w:p>
+    <w:p>
+      <w:pPr>
+        <w:spacing w:after="160" w:before="0"/>
+      </w:pPr>
+      <w:r>
+        <w:rPr>
+          <w:rFonts w:ascii="Arial" w:cs="Arial" w:eastAsia="Arial" w:hAnsi="Arial"/>
+          <w:color w:val="6B7280"/>
+          <w:sz w:val="18"/>
+          <w:szCs w:val="18"/>
+        </w:rPr>
+        <w:t xml:space="preserve">______________________________________________________________________________________</w:t>
+      </w:r>
+    </w:p>
+    <w:p>
+      <w:pPr>
+        <w:keepNext/>
+        <w:pBdr>
+          <w:top w:val="single" w:color="24A27F" w:sz="6" w:space="4"/>
+        </w:pBdr>
+        <w:spacing w:after="40" w:before="240"/>
+      </w:pPr>
+      <w:r>
+        <w:rPr>
+          <w:rFonts w:ascii="Arial" w:cs="Arial" w:eastAsia="Arial" w:hAnsi="Arial"/>
+          <w:b/>
+          <w:bCs/>
+          <w:color w:val="004494"/>
+          <w:sz w:val="22"/>
+          <w:szCs w:val="22"/>
+        </w:rPr>
+        <w:t xml:space="preserve">H02  </w:t>
+      </w:r>
+      <w:r>
+        <w:rPr>
+          <w:rFonts w:ascii="Arial" w:cs="Arial" w:eastAsia="Arial" w:hAnsi="Arial"/>
+          <w:b/>
+          <w:bCs/>
+          <w:sz w:val="22"/>
+          <w:szCs w:val="22"/>
+        </w:rPr>
+        <w:t xml:space="preserve">Bezug aus Deutschland verlagert die Herstellerpflichten</w:t>
+      </w:r>
+    </w:p>
+    <w:p>
+      <w:pPr>
+        <w:spacing w:after="60" w:before="60"/>
+      </w:pPr>
+      <w:r>
+        <w:rPr>
+          <w:rFonts w:ascii="Arial" w:cs="Arial" w:eastAsia="Arial" w:hAnsi="Arial"/>
+          <w:color w:val="6B7280"/>
+          <w:sz w:val="17"/>
+          <w:szCs w:val="17"/>
+        </w:rPr>
+        <w:t xml:space="preserve">Vereinfachungs-Hinweis · wird dem Nutzer angezeigt, wenn Bedingung „lieferant_ausland_formstabil“ greift · Verweise: A19, B14</w:t>
+      </w:r>
+    </w:p>
+    <w:p>
+      <w:pPr>
+        <w:spacing w:after="40" w:before="40"/>
+      </w:pPr>
+      <w:r>
+        <w:rPr>
+          <w:rFonts w:ascii="Arial" w:cs="Arial" w:eastAsia="Arial" w:hAnsi="Arial"/>
+          <w:b/>
+          <w:bCs/>
+          <w:sz w:val="19"/>
+          <w:szCs w:val="19"/>
+        </w:rPr>
+        <w:t xml:space="preserve">Text (Entwurf): </w:t>
+      </w:r>
+      <w:r>
+        <w:rPr>
+          <w:rFonts w:ascii="Arial" w:cs="Arial" w:eastAsia="Arial" w:hAnsi="Arial"/>
+          <w:sz w:val="19"/>
+          <w:szCs w:val="19"/>
+        </w:rPr>
+        <w:t xml:space="preserve">Kaufen Sie leere Transportverpackung im EU-Ausland oder in einem Drittland, sind Sie der erste Bereitsteller in Deutschland und damit Hersteller: Registrierung, Systembeteiligung, Datenmeldung für diese Verpackung. Beziehen Sie dieselbe Verpackung von einem in Deutschland ansässigen Lieferanten, übernimmt dieser die Herstellerrolle, und Sie prüfen nur seine Registrierung. Beim Drittlandbezug kommt die Importeurspflicht hinzu. Ob der Wechsel wirtschaftlich sinnvoll ist, entscheiden Sie.</w:t>
+      </w:r>
+    </w:p>
+    <w:p>
+      <w:pPr>
+        <w:spacing w:after="40" w:before="40"/>
+      </w:pPr>
+      <w:r>
+        <w:rPr>
+          <w:rFonts w:ascii="Arial" w:cs="Arial" w:eastAsia="Arial" w:hAnsi="Arial"/>
+          <w:b/>
+          <w:bCs/>
+          <w:sz w:val="19"/>
+          <w:szCs w:val="19"/>
+        </w:rPr>
+        <w:t xml:space="preserve">Fundstellen: </w:t>
+      </w:r>
+      <w:r>
+        <w:rPr>
+          <w:rFonts w:ascii="Arial" w:cs="Arial" w:eastAsia="Arial" w:hAnsi="Arial"/>
+          <w:sz w:val="19"/>
+          <w:szCs w:val="19"/>
+        </w:rPr>
+        <w:t xml:space="preserve">Art. 3 Abs. 1 Nr. 15 lit. a und Nr. 17 PPWR (VO (EU) 2025/40); Art. 18 PPWR; §§ 6, 7 VerpackDG (BGBl. 2026 I Nr. 207)</w:t>
+      </w:r>
+    </w:p>
+    <w:p>
+      <w:pPr>
+        <w:shd w:fill="FFF7E0" w:color="auto" w:val="clear"/>
+        <w:spacing w:after="60" w:before="60"/>
+      </w:pPr>
+      <w:r>
+        <w:rPr>
+          <w:rFonts w:ascii="Arial" w:cs="Arial" w:eastAsia="Arial" w:hAnsi="Arial"/>
+          <w:b/>
+          <w:bCs/>
+          <w:sz w:val="19"/>
+          <w:szCs w:val="19"/>
+        </w:rPr>
+        <w:t xml:space="preserve">Offener Punkt für die Kanzlei: </w:t>
+      </w:r>
+      <w:r>
+        <w:rPr>
+          <w:rFonts w:ascii="Arial" w:cs="Arial" w:eastAsia="Arial" w:hAnsi="Arial"/>
+          <w:sz w:val="19"/>
+          <w:szCs w:val="19"/>
+        </w:rPr>
+        <w:t xml:space="preserve">Regel D4; Fundstellen am Volltext pinnen (lit. a vs. lit. b bei verpackter Ware).</w:t>
+      </w:r>
+    </w:p>
+    <w:tbl>
+      <w:tblPr>
+        <w:tblW w:type="dxa" w:w="9638"/>
+        <w:tblBorders>
+          <w:top w:val="single" w:color="auto" w:sz="4"/>
+          <w:left w:val="single" w:color="auto" w:sz="4"/>
+          <w:bottom w:val="single" w:color="auto" w:sz="4"/>
+          <w:right w:val="single" w:color="auto" w:sz="4"/>
+          <w:insideH w:val="single" w:color="auto" w:sz="4"/>
+          <w:insideV w:val="single" w:color="auto" w:sz="4"/>
+        </w:tblBorders>
+        <w:tblLayout w:type="fixed"/>
+      </w:tblPr>
+      <w:tblGrid>
+        <w:gridCol w:w="3212"/>
+        <w:gridCol w:w="3213"/>
+        <w:gridCol w:w="3213"/>
+      </w:tblGrid>
+      <w:tr>
+        <w:trPr>
+          <w:cantSplit/>
+          <w:tblHeader w:val="false"/>
+        </w:trPr>
+        <w:tc>
+          <w:tcPr>
+            <w:tcW w:type="dxa" w:w="3212"/>
+            <w:shd w:fill="F3F4F6" w:color="auto" w:val="clear"/>
+            <w:tcMar>
+              <w:top w:type="dxa" w:w="60"/>
+              <w:left w:type="dxa" w:w="90"/>
+              <w:bottom w:type="dxa" w:w="60"/>
+              <w:right w:type="dxa" w:w="90"/>
+            </w:tcMar>
+            <w:vAlign w:val="top"/>
+          </w:tcPr>
+          <w:p>
+            <w:pPr>
+              <w:spacing w:after="20" w:before="0"/>
+            </w:pPr>
+            <w:r>
+              <w:rPr>
+                <w:rFonts w:ascii="Arial" w:cs="Arial" w:eastAsia="Arial" w:hAnsi="Arial"/>
+                <w:sz w:val="18"/>
+                <w:szCs w:val="18"/>
+              </w:rPr>
+              <w:t xml:space="preserve">☐ Freigeben wie vorgelegt</w:t>
+            </w:r>
+          </w:p>
+        </w:tc>
+        <w:tc>
+          <w:tcPr>
+            <w:tcW w:type="dxa" w:w="3213"/>
+            <w:shd w:fill="F3F4F6" w:color="auto" w:val="clear"/>
+            <w:tcMar>
+              <w:top w:type="dxa" w:w="60"/>
+              <w:left w:type="dxa" w:w="90"/>
+              <w:bottom w:type="dxa" w:w="60"/>
+              <w:right w:type="dxa" w:w="90"/>
+            </w:tcMar>
+            <w:vAlign w:val="top"/>
+          </w:tcPr>
+          <w:p>
+            <w:pPr>
+              <w:spacing w:after="20" w:before="0"/>
+            </w:pPr>
+            <w:r>
+              <w:rPr>
+                <w:rFonts w:ascii="Arial" w:cs="Arial" w:eastAsia="Arial" w:hAnsi="Arial"/>
+                <w:sz w:val="18"/>
+                <w:szCs w:val="18"/>
+              </w:rPr>
+              <w:t xml:space="preserve">☐ Ändern (Hinweis unten)</w:t>
+            </w:r>
+          </w:p>
+        </w:tc>
+        <w:tc>
+          <w:tcPr>
+            <w:tcW w:type="dxa" w:w="3213"/>
+            <w:shd w:fill="F3F4F6" w:color="auto" w:val="clear"/>
+            <w:tcMar>
+              <w:top w:type="dxa" w:w="60"/>
+              <w:left w:type="dxa" w:w="90"/>
+              <w:bottom w:type="dxa" w:w="60"/>
+              <w:right w:type="dxa" w:w="90"/>
+            </w:tcMar>
+            <w:vAlign w:val="top"/>
+          </w:tcPr>
+          <w:p>
+            <w:pPr>
+              <w:spacing w:after="20" w:before="0"/>
+            </w:pPr>
+            <w:r>
+              <w:rPr>
+                <w:rFonts w:ascii="Arial" w:cs="Arial" w:eastAsia="Arial" w:hAnsi="Arial"/>
+                <w:sz w:val="18"/>
+                <w:szCs w:val="18"/>
+              </w:rPr>
+              <w:t xml:space="preserve">☐ Streichen / nicht ausspielen</w:t>
+            </w:r>
+          </w:p>
+        </w:tc>
+      </w:tr>
+    </w:tbl>
+    <w:p>
+      <w:pPr>
+        <w:spacing w:after="20" w:before="80"/>
+      </w:pPr>
+      <w:r>
+        <w:rPr>
+          <w:rFonts w:ascii="Arial" w:cs="Arial" w:eastAsia="Arial" w:hAnsi="Arial"/>
+          <w:b/>
+          <w:bCs/>
+          <w:sz w:val="18"/>
+          <w:szCs w:val="18"/>
+        </w:rPr>
+        <w:t xml:space="preserve">Anmerkung der Kanzlei:</w:t>
+      </w:r>
+    </w:p>
+    <w:p>
+      <w:pPr>
+        <w:spacing w:after="0" w:before="60"/>
+      </w:pPr>
+      <w:r>
+        <w:rPr>
+          <w:rFonts w:ascii="Arial" w:cs="Arial" w:eastAsia="Arial" w:hAnsi="Arial"/>
+          <w:sz w:val="20"/>
+          <w:szCs w:val="20"/>
+        </w:rPr>
+        <w:t xml:space="preserve"/>
+      </w:r>
+    </w:p>
+    <w:p>
+      <w:pPr>
+        <w:spacing w:after="160" w:before="0"/>
+      </w:pPr>
+      <w:r>
+        <w:rPr>
+          <w:rFonts w:ascii="Arial" w:cs="Arial" w:eastAsia="Arial" w:hAnsi="Arial"/>
+          <w:color w:val="6B7280"/>
+          <w:sz w:val="18"/>
+          <w:szCs w:val="18"/>
+        </w:rPr>
+        <w:t xml:space="preserve">______________________________________________________________________________________</w:t>
+      </w:r>
+    </w:p>
+    <w:p>
+      <w:pPr>
+        <w:keepNext/>
+        <w:pBdr>
+          <w:top w:val="single" w:color="24A27F" w:sz="6" w:space="4"/>
+        </w:pBdr>
+        <w:spacing w:after="40" w:before="240"/>
+      </w:pPr>
+      <w:r>
+        <w:rPr>
+          <w:rFonts w:ascii="Arial" w:cs="Arial" w:eastAsia="Arial" w:hAnsi="Arial"/>
+          <w:b/>
+          <w:bCs/>
+          <w:color w:val="004494"/>
+          <w:sz w:val="22"/>
+          <w:szCs w:val="22"/>
+        </w:rPr>
+        <w:t xml:space="preserve">H03  </w:t>
+      </w:r>
+      <w:r>
+        <w:rPr>
+          <w:rFonts w:ascii="Arial" w:cs="Arial" w:eastAsia="Arial" w:hAnsi="Arial"/>
+          <w:b/>
+          <w:bCs/>
+          <w:sz w:val="22"/>
+          <w:szCs w:val="22"/>
+        </w:rPr>
+        <w:t xml:space="preserve">Fertig konfektionierte Verpackung kaufen</w:t>
+      </w:r>
+    </w:p>
+    <w:p>
+      <w:pPr>
+        <w:spacing w:after="60" w:before="60"/>
+      </w:pPr>
+      <w:r>
+        <w:rPr>
+          <w:rFonts w:ascii="Arial" w:cs="Arial" w:eastAsia="Arial" w:hAnsi="Arial"/>
+          <w:color w:val="6B7280"/>
+          <w:sz w:val="17"/>
+          <w:szCs w:val="17"/>
+        </w:rPr>
+        <w:t xml:space="preserve">Vereinfachungs-Hinweis · wird dem Nutzer angezeigt, wenn Bedingung „selbst_zusammengefuegt“ greift · Verweise: A31, A30</w:t>
+      </w:r>
+    </w:p>
+    <w:p>
+      <w:pPr>
+        <w:spacing w:after="40" w:before="40"/>
+      </w:pPr>
+      <w:r>
+        <w:rPr>
+          <w:rFonts w:ascii="Arial" w:cs="Arial" w:eastAsia="Arial" w:hAnsi="Arial"/>
+          <w:b/>
+          <w:bCs/>
+          <w:sz w:val="19"/>
+          <w:szCs w:val="19"/>
+        </w:rPr>
+        <w:t xml:space="preserve">Text (Entwurf): </w:t>
+      </w:r>
+      <w:r>
+        <w:rPr>
+          <w:rFonts w:ascii="Arial" w:cs="Arial" w:eastAsia="Arial" w:hAnsi="Arial"/>
+          <w:sz w:val="19"/>
+          <w:szCs w:val="19"/>
+        </w:rPr>
+        <w:t xml:space="preserve">Wer Kartons selbst aufrichtet und verklebt oder Zuschnitte selbst konfektioniert, wird nach der Lesart der ZSVR Erzeuger und Hersteller der Versandverpackung. Bei fertig bezogener, unverändert verwendeter Verpackung eines deutschen Lieferanten liegen diese Rollen beim Lieferanten. Die Kommission sieht das weniger streng, die Frage ist offen. Wer die Unsicherheit vermeiden will, kauft fertig konfektioniert und lässt sich die Angaben nach Art. 16 PPWR vom Lieferanten geben.</w:t>
+      </w:r>
+    </w:p>
+    <w:p>
+      <w:pPr>
+        <w:spacing w:after="40" w:before="40"/>
+      </w:pPr>
+      <w:r>
+        <w:rPr>
+          <w:rFonts w:ascii="Arial" w:cs="Arial" w:eastAsia="Arial" w:hAnsi="Arial"/>
+          <w:b/>
+          <w:bCs/>
+          <w:sz w:val="19"/>
+          <w:szCs w:val="19"/>
+        </w:rPr>
+        <w:t xml:space="preserve">Fundstellen: </w:t>
+      </w:r>
+      <w:r>
+        <w:rPr>
+          <w:rFonts w:ascii="Arial" w:cs="Arial" w:eastAsia="Arial" w:hAnsi="Arial"/>
+          <w:sz w:val="19"/>
+          <w:szCs w:val="19"/>
+        </w:rPr>
+        <w:t xml:space="preserve">Art. 3 Abs. 1 Nr. 13 PPWR (VO (EU) 2025/40); Art. 16 Abs. 1 PPWR; ZSVR: „Versand- und Onlinehandel“, Fall B.2 (Behördeninformation); Kommissions-FAQ 2. Ed. Kap. II FAQ 5 (unverbindliche Auslegung)</w:t>
+      </w:r>
+    </w:p>
+    <w:p>
+      <w:pPr>
+        <w:shd w:fill="FFF7E0" w:color="auto" w:val="clear"/>
+        <w:spacing w:after="60" w:before="60"/>
+      </w:pPr>
+      <w:r>
+        <w:rPr>
+          <w:rFonts w:ascii="Arial" w:cs="Arial" w:eastAsia="Arial" w:hAnsi="Arial"/>
+          <w:b/>
+          <w:bCs/>
+          <w:sz w:val="19"/>
+          <w:szCs w:val="19"/>
+        </w:rPr>
+        <w:t xml:space="preserve">Offener Punkt für die Kanzlei: </w:t>
+      </w:r>
+      <w:r>
+        <w:rPr>
+          <w:rFonts w:ascii="Arial" w:cs="Arial" w:eastAsia="Arial" w:hAnsi="Arial"/>
+          <w:sz w:val="19"/>
+          <w:szCs w:val="19"/>
+        </w:rPr>
+        <w:t xml:space="preserve">Regel D3; Divergenz Kommission/ZSVR offen.</w:t>
+      </w:r>
+    </w:p>
+    <w:tbl>
+      <w:tblPr>
+        <w:tblW w:type="dxa" w:w="9638"/>
+        <w:tblBorders>
+          <w:top w:val="single" w:color="auto" w:sz="4"/>
+          <w:left w:val="single" w:color="auto" w:sz="4"/>
+          <w:bottom w:val="single" w:color="auto" w:sz="4"/>
+          <w:right w:val="single" w:color="auto" w:sz="4"/>
+          <w:insideH w:val="single" w:color="auto" w:sz="4"/>
+          <w:insideV w:val="single" w:color="auto" w:sz="4"/>
+        </w:tblBorders>
+        <w:tblLayout w:type="fixed"/>
+      </w:tblPr>
+      <w:tblGrid>
+        <w:gridCol w:w="3212"/>
+        <w:gridCol w:w="3213"/>
+        <w:gridCol w:w="3213"/>
+      </w:tblGrid>
+      <w:tr>
+        <w:trPr>
+          <w:cantSplit/>
+          <w:tblHeader w:val="false"/>
+        </w:trPr>
+        <w:tc>
+          <w:tcPr>
+            <w:tcW w:type="dxa" w:w="3212"/>
+            <w:shd w:fill="F3F4F6" w:color="auto" w:val="clear"/>
+            <w:tcMar>
+              <w:top w:type="dxa" w:w="60"/>
+              <w:left w:type="dxa" w:w="90"/>
+              <w:bottom w:type="dxa" w:w="60"/>
+              <w:right w:type="dxa" w:w="90"/>
+            </w:tcMar>
+            <w:vAlign w:val="top"/>
+          </w:tcPr>
+          <w:p>
+            <w:pPr>
+              <w:spacing w:after="20" w:before="0"/>
+            </w:pPr>
+            <w:r>
+              <w:rPr>
+                <w:rFonts w:ascii="Arial" w:cs="Arial" w:eastAsia="Arial" w:hAnsi="Arial"/>
+                <w:sz w:val="18"/>
+                <w:szCs w:val="18"/>
+              </w:rPr>
+              <w:t xml:space="preserve">☐ Freigeben wie vorgelegt</w:t>
+            </w:r>
+          </w:p>
+        </w:tc>
+        <w:tc>
+          <w:tcPr>
+            <w:tcW w:type="dxa" w:w="3213"/>
+            <w:shd w:fill="F3F4F6" w:color="auto" w:val="clear"/>
+            <w:tcMar>
+              <w:top w:type="dxa" w:w="60"/>
+              <w:left w:type="dxa" w:w="90"/>
+              <w:bottom w:type="dxa" w:w="60"/>
+              <w:right w:type="dxa" w:w="90"/>
+            </w:tcMar>
+            <w:vAlign w:val="top"/>
+          </w:tcPr>
+          <w:p>
+            <w:pPr>
+              <w:spacing w:after="20" w:before="0"/>
+            </w:pPr>
+            <w:r>
+              <w:rPr>
+                <w:rFonts w:ascii="Arial" w:cs="Arial" w:eastAsia="Arial" w:hAnsi="Arial"/>
+                <w:sz w:val="18"/>
+                <w:szCs w:val="18"/>
+              </w:rPr>
+              <w:t xml:space="preserve">☐ Ändern (Hinweis unten)</w:t>
+            </w:r>
+          </w:p>
+        </w:tc>
+        <w:tc>
+          <w:tcPr>
+            <w:tcW w:type="dxa" w:w="3213"/>
+            <w:shd w:fill="F3F4F6" w:color="auto" w:val="clear"/>
+            <w:tcMar>
+              <w:top w:type="dxa" w:w="60"/>
+              <w:left w:type="dxa" w:w="90"/>
+              <w:bottom w:type="dxa" w:w="60"/>
+              <w:right w:type="dxa" w:w="90"/>
+            </w:tcMar>
+            <w:vAlign w:val="top"/>
+          </w:tcPr>
+          <w:p>
+            <w:pPr>
+              <w:spacing w:after="20" w:before="0"/>
+            </w:pPr>
+            <w:r>
+              <w:rPr>
+                <w:rFonts w:ascii="Arial" w:cs="Arial" w:eastAsia="Arial" w:hAnsi="Arial"/>
+                <w:sz w:val="18"/>
+                <w:szCs w:val="18"/>
+              </w:rPr>
+              <w:t xml:space="preserve">☐ Streichen / nicht ausspielen</w:t>
+            </w:r>
+          </w:p>
+        </w:tc>
+      </w:tr>
+    </w:tbl>
+    <w:p>
+      <w:pPr>
+        <w:spacing w:after="20" w:before="80"/>
+      </w:pPr>
+      <w:r>
+        <w:rPr>
+          <w:rFonts w:ascii="Arial" w:cs="Arial" w:eastAsia="Arial" w:hAnsi="Arial"/>
+          <w:b/>
+          <w:bCs/>
+          <w:sz w:val="18"/>
+          <w:szCs w:val="18"/>
+        </w:rPr>
+        <w:t xml:space="preserve">Anmerkung der Kanzlei:</w:t>
+      </w:r>
+    </w:p>
+    <w:p>
+      <w:pPr>
+        <w:spacing w:after="0" w:before="60"/>
+      </w:pPr>
+      <w:r>
+        <w:rPr>
+          <w:rFonts w:ascii="Arial" w:cs="Arial" w:eastAsia="Arial" w:hAnsi="Arial"/>
+          <w:sz w:val="20"/>
+          <w:szCs w:val="20"/>
+        </w:rPr>
+        <w:t xml:space="preserve"/>
+      </w:r>
+    </w:p>
+    <w:p>
+      <w:pPr>
+        <w:spacing w:after="160" w:before="0"/>
+      </w:pPr>
+      <w:r>
+        <w:rPr>
+          <w:rFonts w:ascii="Arial" w:cs="Arial" w:eastAsia="Arial" w:hAnsi="Arial"/>
+          <w:color w:val="6B7280"/>
+          <w:sz w:val="18"/>
+          <w:szCs w:val="18"/>
+        </w:rPr>
+        <w:t xml:space="preserve">______________________________________________________________________________________</w:t>
+      </w:r>
+    </w:p>
+    <w:p>
+      <w:pPr>
+        <w:keepNext/>
+        <w:pBdr>
+          <w:top w:val="single" w:color="24A27F" w:sz="6" w:space="4"/>
+        </w:pBdr>
+        <w:spacing w:after="40" w:before="240"/>
+      </w:pPr>
+      <w:r>
+        <w:rPr>
+          <w:rFonts w:ascii="Arial" w:cs="Arial" w:eastAsia="Arial" w:hAnsi="Arial"/>
+          <w:b/>
+          <w:bCs/>
+          <w:color w:val="004494"/>
+          <w:sz w:val="22"/>
+          <w:szCs w:val="22"/>
+        </w:rPr>
+        <w:t xml:space="preserve">H04  </w:t>
+      </w:r>
+      <w:r>
+        <w:rPr>
+          <w:rFonts w:ascii="Arial" w:cs="Arial" w:eastAsia="Arial" w:hAnsi="Arial"/>
+          <w:b/>
+          <w:bCs/>
+          <w:sz w:val="22"/>
+          <w:szCs w:val="22"/>
+        </w:rPr>
+        <w:t xml:space="preserve">Als Kleinstunternehmen: Lieferant im selben Mitgliedstaat</w:t>
+      </w:r>
+    </w:p>
+    <w:p>
+      <w:pPr>
+        <w:spacing w:after="60" w:before="60"/>
+      </w:pPr>
+      <w:r>
+        <w:rPr>
+          <w:rFonts w:ascii="Arial" w:cs="Arial" w:eastAsia="Arial" w:hAnsi="Arial"/>
+          <w:color w:val="6B7280"/>
+          <w:sz w:val="17"/>
+          <w:szCs w:val="17"/>
+        </w:rPr>
+        <w:t xml:space="preserve">Vereinfachungs-Hinweis · wird dem Nutzer angezeigt, wenn Bedingung „kleinst_lieferant_eu“ greift · Verweise: A04, A05, A06</w:t>
+      </w:r>
+    </w:p>
+    <w:p>
+      <w:pPr>
+        <w:spacing w:after="40" w:before="40"/>
+      </w:pPr>
+      <w:r>
+        <w:rPr>
+          <w:rFonts w:ascii="Arial" w:cs="Arial" w:eastAsia="Arial" w:hAnsi="Arial"/>
+          <w:b/>
+          <w:bCs/>
+          <w:sz w:val="19"/>
+          <w:szCs w:val="19"/>
+        </w:rPr>
+        <w:t xml:space="preserve">Text (Entwurf): </w:t>
+      </w:r>
+      <w:r>
+        <w:rPr>
+          <w:rFonts w:ascii="Arial" w:cs="Arial" w:eastAsia="Arial" w:hAnsi="Arial"/>
+          <w:sz w:val="19"/>
+          <w:szCs w:val="19"/>
+        </w:rPr>
+        <w:t xml:space="preserve">Lassen Sie als Kleinstunternehmen Verpackung unter eigener Marke herstellen, geht die Erzeugerrolle auf den Lieferanten über, wenn dieser im selben Mitgliedstaat sitzt (Art. 3 Abs. 1 Nr. 13 lit. b PPWR). Sitzt Ihr Lieferant im Ausland, bleiben Sie Erzeuger mit Konformitätsbewertung, Dokumentation und Erklärung. Ein Lieferant in Deutschland entlastet Sie von diesen Pflichten; die Kleinstunternehmens-Schwelle (unter 10 Beschäftigte, Umsatz oder Bilanzsumme bis 2 Mio. Euro) müssen Sie dafür einhalten.</w:t>
+      </w:r>
+    </w:p>
+    <w:p>
+      <w:pPr>
+        <w:spacing w:after="40" w:before="40"/>
+      </w:pPr>
+      <w:r>
+        <w:rPr>
+          <w:rFonts w:ascii="Arial" w:cs="Arial" w:eastAsia="Arial" w:hAnsi="Arial"/>
+          <w:b/>
+          <w:bCs/>
+          <w:sz w:val="19"/>
+          <w:szCs w:val="19"/>
+        </w:rPr>
+        <w:t xml:space="preserve">Fundstellen: </w:t>
+      </w:r>
+      <w:r>
+        <w:rPr>
+          <w:rFonts w:ascii="Arial" w:cs="Arial" w:eastAsia="Arial" w:hAnsi="Arial"/>
+          <w:sz w:val="19"/>
+          <w:szCs w:val="19"/>
+        </w:rPr>
+        <w:t xml:space="preserve">Art. 3 Abs. 1 Nr. 13 lit. b PPWR (VO (EU) 2025/40); Empfehlung 2003/361/EG</w:t>
+      </w:r>
+    </w:p>
+    <w:p>
+      <w:pPr>
+        <w:shd w:fill="FFF7E0" w:color="auto" w:val="clear"/>
+        <w:spacing w:after="60" w:before="60"/>
+      </w:pPr>
+      <w:r>
+        <w:rPr>
+          <w:rFonts w:ascii="Arial" w:cs="Arial" w:eastAsia="Arial" w:hAnsi="Arial"/>
+          <w:b/>
+          <w:bCs/>
+          <w:sz w:val="19"/>
+          <w:szCs w:val="19"/>
+        </w:rPr>
+        <w:t xml:space="preserve">Offener Punkt für die Kanzlei: </w:t>
+      </w:r>
+      <w:r>
+        <w:rPr>
+          <w:rFonts w:ascii="Arial" w:cs="Arial" w:eastAsia="Arial" w:hAnsi="Arial"/>
+          <w:sz w:val="19"/>
+          <w:szCs w:val="19"/>
+        </w:rPr>
+        <w:t xml:space="preserve">Regel A3 (Flag offen: Verbund-/Franchise-Berechnung U8).</w:t>
+      </w:r>
+    </w:p>
+    <w:tbl>
+      <w:tblPr>
+        <w:tblW w:type="dxa" w:w="9638"/>
+        <w:tblBorders>
+          <w:top w:val="single" w:color="auto" w:sz="4"/>
+          <w:left w:val="single" w:color="auto" w:sz="4"/>
+          <w:bottom w:val="single" w:color="auto" w:sz="4"/>
+          <w:right w:val="single" w:color="auto" w:sz="4"/>
+          <w:insideH w:val="single" w:color="auto" w:sz="4"/>
+          <w:insideV w:val="single" w:color="auto" w:sz="4"/>
+        </w:tblBorders>
+        <w:tblLayout w:type="fixed"/>
+      </w:tblPr>
+      <w:tblGrid>
+        <w:gridCol w:w="3212"/>
+        <w:gridCol w:w="3213"/>
+        <w:gridCol w:w="3213"/>
+      </w:tblGrid>
+      <w:tr>
+        <w:trPr>
+          <w:cantSplit/>
+          <w:tblHeader w:val="false"/>
+        </w:trPr>
+        <w:tc>
+          <w:tcPr>
+            <w:tcW w:type="dxa" w:w="3212"/>
+            <w:shd w:fill="F3F4F6" w:color="auto" w:val="clear"/>
+            <w:tcMar>
+              <w:top w:type="dxa" w:w="60"/>
+              <w:left w:type="dxa" w:w="90"/>
+              <w:bottom w:type="dxa" w:w="60"/>
+              <w:right w:type="dxa" w:w="90"/>
+            </w:tcMar>
+            <w:vAlign w:val="top"/>
+          </w:tcPr>
+          <w:p>
+            <w:pPr>
+              <w:spacing w:after="20" w:before="0"/>
+            </w:pPr>
+            <w:r>
+              <w:rPr>
+                <w:rFonts w:ascii="Arial" w:cs="Arial" w:eastAsia="Arial" w:hAnsi="Arial"/>
+                <w:sz w:val="18"/>
+                <w:szCs w:val="18"/>
+              </w:rPr>
+              <w:t xml:space="preserve">☐ Freigeben wie vorgelegt</w:t>
+            </w:r>
+          </w:p>
+        </w:tc>
+        <w:tc>
+          <w:tcPr>
+            <w:tcW w:type="dxa" w:w="3213"/>
+            <w:shd w:fill="F3F4F6" w:color="auto" w:val="clear"/>
+            <w:tcMar>
+              <w:top w:type="dxa" w:w="60"/>
+              <w:left w:type="dxa" w:w="90"/>
+              <w:bottom w:type="dxa" w:w="60"/>
+              <w:right w:type="dxa" w:w="90"/>
+            </w:tcMar>
+            <w:vAlign w:val="top"/>
+          </w:tcPr>
+          <w:p>
+            <w:pPr>
+              <w:spacing w:after="20" w:before="0"/>
+            </w:pPr>
+            <w:r>
+              <w:rPr>
+                <w:rFonts w:ascii="Arial" w:cs="Arial" w:eastAsia="Arial" w:hAnsi="Arial"/>
+                <w:sz w:val="18"/>
+                <w:szCs w:val="18"/>
+              </w:rPr>
+              <w:t xml:space="preserve">☐ Ändern (Hinweis unten)</w:t>
+            </w:r>
+          </w:p>
+        </w:tc>
+        <w:tc>
+          <w:tcPr>
+            <w:tcW w:type="dxa" w:w="3213"/>
+            <w:shd w:fill="F3F4F6" w:color="auto" w:val="clear"/>
+            <w:tcMar>
+              <w:top w:type="dxa" w:w="60"/>
+              <w:left w:type="dxa" w:w="90"/>
+              <w:bottom w:type="dxa" w:w="60"/>
+              <w:right w:type="dxa" w:w="90"/>
+            </w:tcMar>
+            <w:vAlign w:val="top"/>
+          </w:tcPr>
+          <w:p>
+            <w:pPr>
+              <w:spacing w:after="20" w:before="0"/>
+            </w:pPr>
+            <w:r>
+              <w:rPr>
+                <w:rFonts w:ascii="Arial" w:cs="Arial" w:eastAsia="Arial" w:hAnsi="Arial"/>
+                <w:sz w:val="18"/>
+                <w:szCs w:val="18"/>
+              </w:rPr>
+              <w:t xml:space="preserve">☐ Streichen / nicht ausspielen</w:t>
+            </w:r>
+          </w:p>
+        </w:tc>
+      </w:tr>
+    </w:tbl>
+    <w:p>
+      <w:pPr>
+        <w:spacing w:after="20" w:before="80"/>
+      </w:pPr>
+      <w:r>
+        <w:rPr>
+          <w:rFonts w:ascii="Arial" w:cs="Arial" w:eastAsia="Arial" w:hAnsi="Arial"/>
+          <w:b/>
+          <w:bCs/>
+          <w:sz w:val="18"/>
+          <w:szCs w:val="18"/>
+        </w:rPr>
+        <w:t xml:space="preserve">Anmerkung der Kanzlei:</w:t>
+      </w:r>
+    </w:p>
+    <w:p>
+      <w:pPr>
+        <w:spacing w:after="0" w:before="60"/>
+      </w:pPr>
+      <w:r>
+        <w:rPr>
+          <w:rFonts w:ascii="Arial" w:cs="Arial" w:eastAsia="Arial" w:hAnsi="Arial"/>
+          <w:sz w:val="20"/>
+          <w:szCs w:val="20"/>
+        </w:rPr>
+        <w:t xml:space="preserve"/>
+      </w:r>
+    </w:p>
+    <w:p>
+      <w:pPr>
+        <w:spacing w:after="160" w:before="0"/>
+      </w:pPr>
+      <w:r>
+        <w:rPr>
+          <w:rFonts w:ascii="Arial" w:cs="Arial" w:eastAsia="Arial" w:hAnsi="Arial"/>
+          <w:color w:val="6B7280"/>
+          <w:sz w:val="18"/>
+          <w:szCs w:val="18"/>
+        </w:rPr>
+        <w:t xml:space="preserve">______________________________________________________________________________________</w:t>
+      </w:r>
+    </w:p>
+    <w:p>
+      <w:pPr>
+        <w:keepNext/>
+        <w:pBdr>
+          <w:top w:val="single" w:color="24A27F" w:sz="6" w:space="4"/>
+        </w:pBdr>
+        <w:spacing w:after="40" w:before="240"/>
+      </w:pPr>
+      <w:r>
+        <w:rPr>
+          <w:rFonts w:ascii="Arial" w:cs="Arial" w:eastAsia="Arial" w:hAnsi="Arial"/>
+          <w:b/>
+          <w:bCs/>
+          <w:color w:val="004494"/>
+          <w:sz w:val="22"/>
+          <w:szCs w:val="22"/>
+        </w:rPr>
+        <w:t xml:space="preserve">H05  </w:t>
+      </w:r>
+      <w:r>
+        <w:rPr>
+          <w:rFonts w:ascii="Arial" w:cs="Arial" w:eastAsia="Arial" w:hAnsi="Arial"/>
+          <w:b/>
+          <w:bCs/>
+          <w:sz w:val="22"/>
+          <w:szCs w:val="22"/>
+        </w:rPr>
+        <w:t xml:space="preserve">Kartongrößen jetzt schon auf die Leerraumquote ausrichten</w:t>
+      </w:r>
+    </w:p>
+    <w:p>
+      <w:pPr>
+        <w:spacing w:after="60" w:before="60"/>
+      </w:pPr>
+      <w:r>
+        <w:rPr>
+          <w:rFonts w:ascii="Arial" w:cs="Arial" w:eastAsia="Arial" w:hAnsi="Arial"/>
+          <w:color w:val="6B7280"/>
+          <w:sz w:val="17"/>
+          <w:szCs w:val="17"/>
+        </w:rPr>
+        <w:t xml:space="preserve">Vereinfachungs-Hinweis · wird dem Nutzer angezeigt, wenn Bedingung „transport_leerraum“ greift</w:t>
+      </w:r>
+    </w:p>
+    <w:p>
+      <w:pPr>
+        <w:spacing w:after="40" w:before="40"/>
+      </w:pPr>
+      <w:r>
+        <w:rPr>
+          <w:rFonts w:ascii="Arial" w:cs="Arial" w:eastAsia="Arial" w:hAnsi="Arial"/>
+          <w:b/>
+          <w:bCs/>
+          <w:sz w:val="19"/>
+          <w:szCs w:val="19"/>
+        </w:rPr>
+        <w:t xml:space="preserve">Text (Entwurf): </w:t>
+      </w:r>
+      <w:r>
+        <w:rPr>
+          <w:rFonts w:ascii="Arial" w:cs="Arial" w:eastAsia="Arial" w:hAnsi="Arial"/>
+          <w:sz w:val="19"/>
+          <w:szCs w:val="19"/>
+        </w:rPr>
+        <w:t xml:space="preserve">Ab dem 01.01.2030 darf der Leerraum in Um-, Transport- und E-Commerce-Verpackungen 50 Prozent nicht überschreiten. Wer Verpackungsgrößen oder Füllmaterial jetzt neu festlegt, spart sich eine zweite Umstellung. Für Versandkartons heißt das: wenige passende Größen statt eines Universalkartons.</w:t>
+      </w:r>
+    </w:p>
+    <w:p>
+      <w:pPr>
+        <w:spacing w:after="40" w:before="40"/>
+      </w:pPr>
+      <w:r>
+        <w:rPr>
+          <w:rFonts w:ascii="Arial" w:cs="Arial" w:eastAsia="Arial" w:hAnsi="Arial"/>
+          <w:b/>
+          <w:bCs/>
+          <w:sz w:val="19"/>
+          <w:szCs w:val="19"/>
+        </w:rPr>
+        <w:t xml:space="preserve">Fundstellen: </w:t>
+      </w:r>
+      <w:r>
+        <w:rPr>
+          <w:rFonts w:ascii="Arial" w:cs="Arial" w:eastAsia="Arial" w:hAnsi="Arial"/>
+          <w:sz w:val="19"/>
+          <w:szCs w:val="19"/>
+        </w:rPr>
+        <w:t xml:space="preserve">Art. 24 Abs. 1 PPWR (VO (EU) 2025/40)</w:t>
+      </w:r>
+    </w:p>
+    <w:p>
+      <w:pPr>
+        <w:shd w:fill="FFF7E0" w:color="auto" w:val="clear"/>
+        <w:spacing w:after="60" w:before="60"/>
+      </w:pPr>
+      <w:r>
+        <w:rPr>
+          <w:rFonts w:ascii="Arial" w:cs="Arial" w:eastAsia="Arial" w:hAnsi="Arial"/>
+          <w:b/>
+          <w:bCs/>
+          <w:sz w:val="19"/>
+          <w:szCs w:val="19"/>
+        </w:rPr>
+        <w:t xml:space="preserve">Offener Punkt für die Kanzlei: </w:t>
+      </w:r>
+      <w:r>
+        <w:rPr>
+          <w:rFonts w:ascii="Arial" w:cs="Arial" w:eastAsia="Arial" w:hAnsi="Arial"/>
+          <w:sz w:val="19"/>
+          <w:szCs w:val="19"/>
+        </w:rPr>
+        <w:t xml:space="preserve">Rechtsakt zur Berechnungsmethode steht aus (Anforderung #18).</w:t>
+      </w:r>
+    </w:p>
+    <w:tbl>
+      <w:tblPr>
+        <w:tblW w:type="dxa" w:w="9638"/>
+        <w:tblBorders>
+          <w:top w:val="single" w:color="auto" w:sz="4"/>
+          <w:left w:val="single" w:color="auto" w:sz="4"/>
+          <w:bottom w:val="single" w:color="auto" w:sz="4"/>
+          <w:right w:val="single" w:color="auto" w:sz="4"/>
+          <w:insideH w:val="single" w:color="auto" w:sz="4"/>
+          <w:insideV w:val="single" w:color="auto" w:sz="4"/>
+        </w:tblBorders>
+        <w:tblLayout w:type="fixed"/>
+      </w:tblPr>
+      <w:tblGrid>
+        <w:gridCol w:w="3212"/>
+        <w:gridCol w:w="3213"/>
+        <w:gridCol w:w="3213"/>
+      </w:tblGrid>
+      <w:tr>
+        <w:trPr>
+          <w:cantSplit/>
+          <w:tblHeader w:val="false"/>
+        </w:trPr>
+        <w:tc>
+          <w:tcPr>
+            <w:tcW w:type="dxa" w:w="3212"/>
+            <w:shd w:fill="F3F4F6" w:color="auto" w:val="clear"/>
+            <w:tcMar>
+              <w:top w:type="dxa" w:w="60"/>
+              <w:left w:type="dxa" w:w="90"/>
+              <w:bottom w:type="dxa" w:w="60"/>
+              <w:right w:type="dxa" w:w="90"/>
+            </w:tcMar>
+            <w:vAlign w:val="top"/>
+          </w:tcPr>
+          <w:p>
+            <w:pPr>
+              <w:spacing w:after="20" w:before="0"/>
+            </w:pPr>
+            <w:r>
+              <w:rPr>
+                <w:rFonts w:ascii="Arial" w:cs="Arial" w:eastAsia="Arial" w:hAnsi="Arial"/>
+                <w:sz w:val="18"/>
+                <w:szCs w:val="18"/>
+              </w:rPr>
+              <w:t xml:space="preserve">☐ Freigeben wie vorgelegt</w:t>
+            </w:r>
+          </w:p>
+        </w:tc>
+        <w:tc>
+          <w:tcPr>
+            <w:tcW w:type="dxa" w:w="3213"/>
+            <w:shd w:fill="F3F4F6" w:color="auto" w:val="clear"/>
+            <w:tcMar>
+              <w:top w:type="dxa" w:w="60"/>
+              <w:left w:type="dxa" w:w="90"/>
+              <w:bottom w:type="dxa" w:w="60"/>
+              <w:right w:type="dxa" w:w="90"/>
+            </w:tcMar>
+            <w:vAlign w:val="top"/>
+          </w:tcPr>
+          <w:p>
+            <w:pPr>
+              <w:spacing w:after="20" w:before="0"/>
+            </w:pPr>
+            <w:r>
+              <w:rPr>
+                <w:rFonts w:ascii="Arial" w:cs="Arial" w:eastAsia="Arial" w:hAnsi="Arial"/>
+                <w:sz w:val="18"/>
+                <w:szCs w:val="18"/>
+              </w:rPr>
+              <w:t xml:space="preserve">☐ Ändern (Hinweis unten)</w:t>
+            </w:r>
+          </w:p>
+        </w:tc>
+        <w:tc>
+          <w:tcPr>
+            <w:tcW w:type="dxa" w:w="3213"/>
+            <w:shd w:fill="F3F4F6" w:color="auto" w:val="clear"/>
+            <w:tcMar>
+              <w:top w:type="dxa" w:w="60"/>
+              <w:left w:type="dxa" w:w="90"/>
+              <w:bottom w:type="dxa" w:w="60"/>
+              <w:right w:type="dxa" w:w="90"/>
+            </w:tcMar>
+            <w:vAlign w:val="top"/>
+          </w:tcPr>
+          <w:p>
+            <w:pPr>
+              <w:spacing w:after="20" w:before="0"/>
+            </w:pPr>
+            <w:r>
+              <w:rPr>
+                <w:rFonts w:ascii="Arial" w:cs="Arial" w:eastAsia="Arial" w:hAnsi="Arial"/>
+                <w:sz w:val="18"/>
+                <w:szCs w:val="18"/>
+              </w:rPr>
+              <w:t xml:space="preserve">☐ Streichen / nicht ausspielen</w:t>
+            </w:r>
+          </w:p>
+        </w:tc>
+      </w:tr>
+    </w:tbl>
+    <w:p>
+      <w:pPr>
+        <w:spacing w:after="20" w:before="80"/>
+      </w:pPr>
+      <w:r>
+        <w:rPr>
+          <w:rFonts w:ascii="Arial" w:cs="Arial" w:eastAsia="Arial" w:hAnsi="Arial"/>
+          <w:b/>
+          <w:bCs/>
+          <w:sz w:val="18"/>
+          <w:szCs w:val="18"/>
+        </w:rPr>
+        <w:t xml:space="preserve">Anmerkung der Kanzlei:</w:t>
+      </w:r>
+    </w:p>
+    <w:p>
+      <w:pPr>
+        <w:spacing w:after="0" w:before="60"/>
+      </w:pPr>
+      <w:r>
+        <w:rPr>
+          <w:rFonts w:ascii="Arial" w:cs="Arial" w:eastAsia="Arial" w:hAnsi="Arial"/>
+          <w:sz w:val="20"/>
+          <w:szCs w:val="20"/>
+        </w:rPr>
+        <w:t xml:space="preserve"/>
+      </w:r>
+    </w:p>
+    <w:p>
+      <w:pPr>
+        <w:spacing w:after="160" w:before="0"/>
+      </w:pPr>
+      <w:r>
+        <w:rPr>
+          <w:rFonts w:ascii="Arial" w:cs="Arial" w:eastAsia="Arial" w:hAnsi="Arial"/>
+          <w:color w:val="6B7280"/>
+          <w:sz w:val="18"/>
+          <w:szCs w:val="18"/>
+        </w:rPr>
+        <w:t xml:space="preserve">______________________________________________________________________________________</w:t>
+      </w:r>
+    </w:p>
+    <w:p>
+      <w:pPr>
+        <w:keepNext/>
+        <w:pBdr>
+          <w:top w:val="single" w:color="24A27F" w:sz="6" w:space="4"/>
+        </w:pBdr>
+        <w:spacing w:after="40" w:before="240"/>
+      </w:pPr>
+      <w:r>
+        <w:rPr>
+          <w:rFonts w:ascii="Arial" w:cs="Arial" w:eastAsia="Arial" w:hAnsi="Arial"/>
+          <w:b/>
+          <w:bCs/>
+          <w:color w:val="004494"/>
+          <w:sz w:val="22"/>
+          <w:szCs w:val="22"/>
+        </w:rPr>
+        <w:t xml:space="preserve">H06  </w:t>
+      </w:r>
+      <w:r>
+        <w:rPr>
+          <w:rFonts w:ascii="Arial" w:cs="Arial" w:eastAsia="Arial" w:hAnsi="Arial"/>
+          <w:b/>
+          <w:bCs/>
+          <w:sz w:val="22"/>
+          <w:szCs w:val="22"/>
+        </w:rPr>
+        <w:t xml:space="preserve">Registrierungsnummer des Lieferanten einholen</w:t>
+      </w:r>
+    </w:p>
+    <w:p>
+      <w:pPr>
+        <w:spacing w:after="60" w:before="60"/>
+      </w:pPr>
+      <w:r>
+        <w:rPr>
+          <w:rFonts w:ascii="Arial" w:cs="Arial" w:eastAsia="Arial" w:hAnsi="Arial"/>
+          <w:color w:val="6B7280"/>
+          <w:sz w:val="17"/>
+          <w:szCs w:val="17"/>
+        </w:rPr>
+        <w:t xml:space="preserve">Vereinfachungs-Hinweis · wird dem Nutzer angezeigt, wenn Bedingung „vertreiber_lieferant_pruefen“ greift · Verweise: B14</w:t>
+      </w:r>
+    </w:p>
+    <w:p>
+      <w:pPr>
+        <w:spacing w:after="40" w:before="40"/>
+      </w:pPr>
+      <w:r>
+        <w:rPr>
+          <w:rFonts w:ascii="Arial" w:cs="Arial" w:eastAsia="Arial" w:hAnsi="Arial"/>
+          <w:b/>
+          <w:bCs/>
+          <w:sz w:val="19"/>
+          <w:szCs w:val="19"/>
+        </w:rPr>
+        <w:t xml:space="preserve">Text (Entwurf): </w:t>
+      </w:r>
+      <w:r>
+        <w:rPr>
+          <w:rFonts w:ascii="Arial" w:cs="Arial" w:eastAsia="Arial" w:hAnsi="Arial"/>
+          <w:sz w:val="19"/>
+          <w:szCs w:val="19"/>
+        </w:rPr>
+        <w:t xml:space="preserve">Für Verpackung, bei der Ihr Lieferant Hersteller ist, müssen Sie als Vertreiber prüfen, dass er im Verpackungsregister LUCID registriert ist, bevor Sie die Verpackung weitergeben. Lassen Sie sich die LUCID-Registrierungsnummer schriftlich bestätigen und legen Sie sie zur Verpackung ab. Das ersetzt für diese Verpackung Ihre eigene Lizenzierung nicht automatisch, belegt aber, dass die Pflicht beim Lieferanten liegt.</w:t>
+      </w:r>
+    </w:p>
+    <w:p>
+      <w:pPr>
+        <w:spacing w:after="40" w:before="40"/>
+      </w:pPr>
+      <w:r>
+        <w:rPr>
+          <w:rFonts w:ascii="Arial" w:cs="Arial" w:eastAsia="Arial" w:hAnsi="Arial"/>
+          <w:b/>
+          <w:bCs/>
+          <w:sz w:val="19"/>
+          <w:szCs w:val="19"/>
+        </w:rPr>
+        <w:t xml:space="preserve">Fundstellen: </w:t>
+      </w:r>
+      <w:r>
+        <w:rPr>
+          <w:rFonts w:ascii="Arial" w:cs="Arial" w:eastAsia="Arial" w:hAnsi="Arial"/>
+          <w:sz w:val="19"/>
+          <w:szCs w:val="19"/>
+        </w:rPr>
+        <w:t xml:space="preserve">Art. 19 PPWR (VO (EU) 2025/40); Art. 44 PPWR; § 13 Abs. 3 VerpackDG (BGBl. 2026 I Nr. 207); § 6 Abs. 4 VerpackDG</w:t>
+      </w:r>
+    </w:p>
+    <w:p>
+      <w:pPr>
+        <w:shd w:fill="FFF7E0" w:color="auto" w:val="clear"/>
+        <w:spacing w:after="60" w:before="60"/>
+      </w:pPr>
+      <w:r>
+        <w:rPr>
+          <w:rFonts w:ascii="Arial" w:cs="Arial" w:eastAsia="Arial" w:hAnsi="Arial"/>
+          <w:b/>
+          <w:bCs/>
+          <w:sz w:val="19"/>
+          <w:szCs w:val="19"/>
+        </w:rPr>
+        <w:t xml:space="preserve">Offener Punkt für die Kanzlei: </w:t>
+      </w:r>
+      <w:r>
+        <w:rPr>
+          <w:rFonts w:ascii="Arial" w:cs="Arial" w:eastAsia="Arial" w:hAnsi="Arial"/>
+          <w:sz w:val="19"/>
+          <w:szCs w:val="19"/>
+        </w:rPr>
+        <w:t xml:space="preserve">Fundstellen aus B14 übernommen, am Volltext pinnen.</w:t>
+      </w:r>
+    </w:p>
+    <w:tbl>
+      <w:tblPr>
+        <w:tblW w:type="dxa" w:w="9638"/>
+        <w:tblBorders>
+          <w:top w:val="single" w:color="auto" w:sz="4"/>
+          <w:left w:val="single" w:color="auto" w:sz="4"/>
+          <w:bottom w:val="single" w:color="auto" w:sz="4"/>
+          <w:right w:val="single" w:color="auto" w:sz="4"/>
+          <w:insideH w:val="single" w:color="auto" w:sz="4"/>
+          <w:insideV w:val="single" w:color="auto" w:sz="4"/>
+        </w:tblBorders>
+        <w:tblLayout w:type="fixed"/>
+      </w:tblPr>
+      <w:tblGrid>
+        <w:gridCol w:w="3212"/>
+        <w:gridCol w:w="3213"/>
+        <w:gridCol w:w="3213"/>
+      </w:tblGrid>
+      <w:tr>
+        <w:trPr>
+          <w:cantSplit/>
+          <w:tblHeader w:val="false"/>
+        </w:trPr>
+        <w:tc>
+          <w:tcPr>
+            <w:tcW w:type="dxa" w:w="3212"/>
+            <w:shd w:fill="F3F4F6" w:color="auto" w:val="clear"/>
+            <w:tcMar>
+              <w:top w:type="dxa" w:w="60"/>
+              <w:left w:type="dxa" w:w="90"/>
+              <w:bottom w:type="dxa" w:w="60"/>
+              <w:right w:type="dxa" w:w="90"/>
+            </w:tcMar>
+            <w:vAlign w:val="top"/>
+          </w:tcPr>
+          <w:p>
+            <w:pPr>
+              <w:spacing w:after="20" w:before="0"/>
+            </w:pPr>
+            <w:r>
+              <w:rPr>
+                <w:rFonts w:ascii="Arial" w:cs="Arial" w:eastAsia="Arial" w:hAnsi="Arial"/>
+                <w:sz w:val="18"/>
+                <w:szCs w:val="18"/>
+              </w:rPr>
+              <w:t xml:space="preserve">☐ Freigeben wie vorgelegt</w:t>
+            </w:r>
+          </w:p>
+        </w:tc>
+        <w:tc>
+          <w:tcPr>
+            <w:tcW w:type="dxa" w:w="3213"/>
+            <w:shd w:fill="F3F4F6" w:color="auto" w:val="clear"/>
+            <w:tcMar>
+              <w:top w:type="dxa" w:w="60"/>
+              <w:left w:type="dxa" w:w="90"/>
+              <w:bottom w:type="dxa" w:w="60"/>
+              <w:right w:type="dxa" w:w="90"/>
+            </w:tcMar>
+            <w:vAlign w:val="top"/>
+          </w:tcPr>
+          <w:p>
+            <w:pPr>
+              <w:spacing w:after="20" w:before="0"/>
+            </w:pPr>
+            <w:r>
+              <w:rPr>
+                <w:rFonts w:ascii="Arial" w:cs="Arial" w:eastAsia="Arial" w:hAnsi="Arial"/>
+                <w:sz w:val="18"/>
+                <w:szCs w:val="18"/>
+              </w:rPr>
+              <w:t xml:space="preserve">☐ Ändern (Hinweis unten)</w:t>
+            </w:r>
+          </w:p>
+        </w:tc>
+        <w:tc>
+          <w:tcPr>
+            <w:tcW w:type="dxa" w:w="3213"/>
+            <w:shd w:fill="F3F4F6" w:color="auto" w:val="clear"/>
+            <w:tcMar>
+              <w:top w:type="dxa" w:w="60"/>
+              <w:left w:type="dxa" w:w="90"/>
+              <w:bottom w:type="dxa" w:w="60"/>
+              <w:right w:type="dxa" w:w="90"/>
+            </w:tcMar>
+            <w:vAlign w:val="top"/>
+          </w:tcPr>
+          <w:p>
+            <w:pPr>
+              <w:spacing w:after="20" w:before="0"/>
+            </w:pPr>
+            <w:r>
+              <w:rPr>
+                <w:rFonts w:ascii="Arial" w:cs="Arial" w:eastAsia="Arial" w:hAnsi="Arial"/>
+                <w:sz w:val="18"/>
+                <w:szCs w:val="18"/>
+              </w:rPr>
+              <w:t xml:space="preserve">☐ Streichen / nicht ausspielen</w:t>
+            </w:r>
+          </w:p>
+        </w:tc>
+      </w:tr>
+    </w:tbl>
+    <w:p>
+      <w:pPr>
+        <w:spacing w:after="20" w:before="80"/>
+      </w:pPr>
+      <w:r>
+        <w:rPr>
+          <w:rFonts w:ascii="Arial" w:cs="Arial" w:eastAsia="Arial" w:hAnsi="Arial"/>
+          <w:b/>
+          <w:bCs/>
+          <w:sz w:val="18"/>
+          <w:szCs w:val="18"/>
+        </w:rPr>
+        <w:t xml:space="preserve">Anmerkung der Kanzlei:</w:t>
+      </w:r>
+    </w:p>
+    <w:p>
+      <w:pPr>
+        <w:spacing w:after="0" w:before="60"/>
+      </w:pPr>
+      <w:r>
+        <w:rPr>
+          <w:rFonts w:ascii="Arial" w:cs="Arial" w:eastAsia="Arial" w:hAnsi="Arial"/>
+          <w:sz w:val="20"/>
+          <w:szCs w:val="20"/>
+        </w:rPr>
+        <w:t xml:space="preserve"/>
+      </w:r>
+    </w:p>
+    <w:p>
+      <w:pPr>
+        <w:spacing w:after="160" w:before="0"/>
+      </w:pPr>
+      <w:r>
+        <w:rPr>
+          <w:rFonts w:ascii="Arial" w:cs="Arial" w:eastAsia="Arial" w:hAnsi="Arial"/>
+          <w:color w:val="6B7280"/>
+          <w:sz w:val="18"/>
+          <w:szCs w:val="18"/>
+        </w:rPr>
+        <w:t xml:space="preserve">______________________________________________________________________________________</w:t>
+      </w:r>
+    </w:p>
+    <w:p>
+      <w:pPr>
+        <w:keepNext/>
+        <w:pBdr>
+          <w:top w:val="single" w:color="24A27F" w:sz="6" w:space="4"/>
+        </w:pBdr>
+        <w:spacing w:after="40" w:before="240"/>
+      </w:pPr>
+      <w:r>
+        <w:rPr>
+          <w:rFonts w:ascii="Arial" w:cs="Arial" w:eastAsia="Arial" w:hAnsi="Arial"/>
+          <w:b/>
+          <w:bCs/>
+          <w:color w:val="004494"/>
+          <w:sz w:val="22"/>
+          <w:szCs w:val="22"/>
+        </w:rPr>
+        <w:t xml:space="preserve">H07  </w:t>
+      </w:r>
+      <w:r>
+        <w:rPr>
+          <w:rFonts w:ascii="Arial" w:cs="Arial" w:eastAsia="Arial" w:hAnsi="Arial"/>
+          <w:b/>
+          <w:bCs/>
+          <w:sz w:val="22"/>
+          <w:szCs w:val="22"/>
+        </w:rPr>
+        <w:t xml:space="preserve">Eine Konformitätserklärung je Verpackungseinheit</w:t>
+      </w:r>
+    </w:p>
+    <w:p>
+      <w:pPr>
+        <w:spacing w:after="60" w:before="60"/>
+      </w:pPr>
+      <w:r>
+        <w:rPr>
+          <w:rFonts w:ascii="Arial" w:cs="Arial" w:eastAsia="Arial" w:hAnsi="Arial"/>
+          <w:color w:val="6B7280"/>
+          <w:sz w:val="17"/>
+          <w:szCs w:val="17"/>
+        </w:rPr>
+        <w:t xml:space="preserve">Vereinfachungs-Hinweis · wird dem Nutzer angezeigt, wenn Bedingung „erzeuger_mehrere_bestandteile“ greift · Verweise: C16, C03</w:t>
+      </w:r>
+    </w:p>
+    <w:p>
+      <w:pPr>
+        <w:spacing w:after="40" w:before="40"/>
+      </w:pPr>
+      <w:r>
+        <w:rPr>
+          <w:rFonts w:ascii="Arial" w:cs="Arial" w:eastAsia="Arial" w:hAnsi="Arial"/>
+          <w:b/>
+          <w:bCs/>
+          <w:sz w:val="19"/>
+          <w:szCs w:val="19"/>
+        </w:rPr>
+        <w:t xml:space="preserve">Text (Entwurf): </w:t>
+      </w:r>
+      <w:r>
+        <w:rPr>
+          <w:rFonts w:ascii="Arial" w:cs="Arial" w:eastAsia="Arial" w:hAnsi="Arial"/>
+          <w:sz w:val="19"/>
+          <w:szCs w:val="19"/>
+        </w:rPr>
+        <w:t xml:space="preserve">Besteht Ihre Verpackung aus mehreren Bestandteilen (Karton, Einlage, Folie), die zusammen in Verkehr gebracht werden, kann eine Konformitätsbewertung und eine Erklärung die gesamte Einheit abdecken. Sie brauchen also nicht je Bestandteil ein Dokument, wohl aber je Bestandteil die Nachweise des Lieferanten. Legen Sie Verpackungen, die immer zusammen versendet werden, als eine Einheit an.</w:t>
+      </w:r>
+    </w:p>
+    <w:p>
+      <w:pPr>
+        <w:spacing w:after="40" w:before="40"/>
+      </w:pPr>
+      <w:r>
+        <w:rPr>
+          <w:rFonts w:ascii="Arial" w:cs="Arial" w:eastAsia="Arial" w:hAnsi="Arial"/>
+          <w:b/>
+          <w:bCs/>
+          <w:sz w:val="19"/>
+          <w:szCs w:val="19"/>
+        </w:rPr>
+        <w:t xml:space="preserve">Fundstellen: </w:t>
+      </w:r>
+      <w:r>
+        <w:rPr>
+          <w:rFonts w:ascii="Arial" w:cs="Arial" w:eastAsia="Arial" w:hAnsi="Arial"/>
+          <w:sz w:val="19"/>
+          <w:szCs w:val="19"/>
+        </w:rPr>
+        <w:t xml:space="preserve">Art. 38 und 39 PPWR (VO (EU) 2025/40); Kommissions-FAQ 2. Ed. Kap. XV FAQ 5 (unverbindliche Auslegung)</w:t>
+      </w:r>
+    </w:p>
+    <w:p>
+      <w:pPr>
+        <w:shd w:fill="FFF7E0" w:color="auto" w:val="clear"/>
+        <w:spacing w:after="60" w:before="60"/>
+      </w:pPr>
+      <w:r>
+        <w:rPr>
+          <w:rFonts w:ascii="Arial" w:cs="Arial" w:eastAsia="Arial" w:hAnsi="Arial"/>
+          <w:b/>
+          <w:bCs/>
+          <w:sz w:val="19"/>
+          <w:szCs w:val="19"/>
+        </w:rPr>
+        <w:t xml:space="preserve">Offener Punkt für die Kanzlei: </w:t>
+      </w:r>
+      <w:r>
+        <w:rPr>
+          <w:rFonts w:ascii="Arial" w:cs="Arial" w:eastAsia="Arial" w:hAnsi="Arial"/>
+          <w:sz w:val="19"/>
+          <w:szCs w:val="19"/>
+        </w:rPr>
+        <w:t xml:space="preserve">Begriff „Verpackungseinheit“ nicht normiert; vgl. C16.</w:t>
+      </w:r>
+    </w:p>
+    <w:tbl>
+      <w:tblPr>
+        <w:tblW w:type="dxa" w:w="9638"/>
+        <w:tblBorders>
+          <w:top w:val="single" w:color="auto" w:sz="4"/>
+          <w:left w:val="single" w:color="auto" w:sz="4"/>
+          <w:bottom w:val="single" w:color="auto" w:sz="4"/>
+          <w:right w:val="single" w:color="auto" w:sz="4"/>
+          <w:insideH w:val="single" w:color="auto" w:sz="4"/>
+          <w:insideV w:val="single" w:color="auto" w:sz="4"/>
+        </w:tblBorders>
+        <w:tblLayout w:type="fixed"/>
+      </w:tblPr>
+      <w:tblGrid>
+        <w:gridCol w:w="3212"/>
+        <w:gridCol w:w="3213"/>
+        <w:gridCol w:w="3213"/>
+      </w:tblGrid>
+      <w:tr>
+        <w:trPr>
+          <w:cantSplit/>
+          <w:tblHeader w:val="false"/>
+        </w:trPr>
+        <w:tc>
+          <w:tcPr>
+            <w:tcW w:type="dxa" w:w="3212"/>
+            <w:shd w:fill="F3F4F6" w:color="auto" w:val="clear"/>
+            <w:tcMar>
+              <w:top w:type="dxa" w:w="60"/>
+              <w:left w:type="dxa" w:w="90"/>
+              <w:bottom w:type="dxa" w:w="60"/>
+              <w:right w:type="dxa" w:w="90"/>
+            </w:tcMar>
+            <w:vAlign w:val="top"/>
+          </w:tcPr>
+          <w:p>
+            <w:pPr>
+              <w:spacing w:after="20" w:before="0"/>
+            </w:pPr>
+            <w:r>
+              <w:rPr>
+                <w:rFonts w:ascii="Arial" w:cs="Arial" w:eastAsia="Arial" w:hAnsi="Arial"/>
+                <w:sz w:val="18"/>
+                <w:szCs w:val="18"/>
+              </w:rPr>
+              <w:t xml:space="preserve">☐ Freigeben wie vorgelegt</w:t>
+            </w:r>
+          </w:p>
+        </w:tc>
+        <w:tc>
+          <w:tcPr>
+            <w:tcW w:type="dxa" w:w="3213"/>
+            <w:shd w:fill="F3F4F6" w:color="auto" w:val="clear"/>
+            <w:tcMar>
+              <w:top w:type="dxa" w:w="60"/>
+              <w:left w:type="dxa" w:w="90"/>
+              <w:bottom w:type="dxa" w:w="60"/>
+              <w:right w:type="dxa" w:w="90"/>
+            </w:tcMar>
+            <w:vAlign w:val="top"/>
+          </w:tcPr>
+          <w:p>
+            <w:pPr>
+              <w:spacing w:after="20" w:before="0"/>
+            </w:pPr>
+            <w:r>
+              <w:rPr>
+                <w:rFonts w:ascii="Arial" w:cs="Arial" w:eastAsia="Arial" w:hAnsi="Arial"/>
+                <w:sz w:val="18"/>
+                <w:szCs w:val="18"/>
+              </w:rPr>
+              <w:t xml:space="preserve">☐ Ändern (Hinweis unten)</w:t>
+            </w:r>
+          </w:p>
+        </w:tc>
+        <w:tc>
+          <w:tcPr>
+            <w:tcW w:type="dxa" w:w="3213"/>
+            <w:shd w:fill="F3F4F6" w:color="auto" w:val="clear"/>
+            <w:tcMar>
+              <w:top w:type="dxa" w:w="60"/>
+              <w:left w:type="dxa" w:w="90"/>
+              <w:bottom w:type="dxa" w:w="60"/>
+              <w:right w:type="dxa" w:w="90"/>
+            </w:tcMar>
+            <w:vAlign w:val="top"/>
+          </w:tcPr>
+          <w:p>
+            <w:pPr>
+              <w:spacing w:after="20" w:before="0"/>
+            </w:pPr>
+            <w:r>
+              <w:rPr>
+                <w:rFonts w:ascii="Arial" w:cs="Arial" w:eastAsia="Arial" w:hAnsi="Arial"/>
+                <w:sz w:val="18"/>
+                <w:szCs w:val="18"/>
+              </w:rPr>
+              <w:t xml:space="preserve">☐ Streichen / nicht ausspielen</w:t>
+            </w:r>
+          </w:p>
+        </w:tc>
+      </w:tr>
+    </w:tbl>
+    <w:p>
+      <w:pPr>
+        <w:spacing w:after="20" w:before="80"/>
+      </w:pPr>
+      <w:r>
+        <w:rPr>
+          <w:rFonts w:ascii="Arial" w:cs="Arial" w:eastAsia="Arial" w:hAnsi="Arial"/>
+          <w:b/>
+          <w:bCs/>
+          <w:sz w:val="18"/>
+          <w:szCs w:val="18"/>
+        </w:rPr>
+        <w:t xml:space="preserve">Anmerkung der Kanzlei:</w:t>
+      </w:r>
+    </w:p>
+    <w:p>
+      <w:pPr>
+        <w:spacing w:after="0" w:before="60"/>
+      </w:pPr>
+      <w:r>
+        <w:rPr>
+          <w:rFonts w:ascii="Arial" w:cs="Arial" w:eastAsia="Arial" w:hAnsi="Arial"/>
+          <w:sz w:val="20"/>
+          <w:szCs w:val="20"/>
+        </w:rPr>
+        <w:t xml:space="preserve"/>
+      </w:r>
+    </w:p>
+    <w:p>
+      <w:pPr>
+        <w:spacing w:after="160" w:before="0"/>
+      </w:pPr>
+      <w:r>
+        <w:rPr>
+          <w:rFonts w:ascii="Arial" w:cs="Arial" w:eastAsia="Arial" w:hAnsi="Arial"/>
+          <w:color w:val="6B7280"/>
+          <w:sz w:val="18"/>
+          <w:szCs w:val="18"/>
+        </w:rPr>
+        <w:t xml:space="preserve">______________________________________________________________________________________</w:t>
+      </w:r>
+    </w:p>
+    <w:p>
+      <w:pPr>
+        <w:keepNext/>
+        <w:pBdr>
+          <w:top w:val="single" w:color="24A27F" w:sz="6" w:space="4"/>
+        </w:pBdr>
+        <w:spacing w:after="40" w:before="240"/>
+      </w:pPr>
+      <w:r>
+        <w:rPr>
+          <w:rFonts w:ascii="Arial" w:cs="Arial" w:eastAsia="Arial" w:hAnsi="Arial"/>
+          <w:b/>
+          <w:bCs/>
+          <w:color w:val="004494"/>
+          <w:sz w:val="22"/>
+          <w:szCs w:val="22"/>
+        </w:rPr>
+        <w:t xml:space="preserve">H08  </w:t>
+      </w:r>
+      <w:r>
+        <w:rPr>
+          <w:rFonts w:ascii="Arial" w:cs="Arial" w:eastAsia="Arial" w:hAnsi="Arial"/>
+          <w:b/>
+          <w:bCs/>
+          <w:sz w:val="22"/>
+          <w:szCs w:val="22"/>
+        </w:rPr>
+        <w:t xml:space="preserve">Lagerbestände nicht umetikettieren</w:t>
+      </w:r>
+    </w:p>
+    <w:p>
+      <w:pPr>
+        <w:spacing w:after="60" w:before="60"/>
+      </w:pPr>
+      <w:r>
+        <w:rPr>
+          <w:rFonts w:ascii="Arial" w:cs="Arial" w:eastAsia="Arial" w:hAnsi="Arial"/>
+          <w:color w:val="6B7280"/>
+          <w:sz w:val="17"/>
+          <w:szCs w:val="17"/>
+        </w:rPr>
+        <w:t xml:space="preserve">Vereinfachungs-Hinweis · wird dem Nutzer angezeigt, wenn Bedingung „erzeuger_lagerware“ greift · Verweise: C15, C01</w:t>
+      </w:r>
+    </w:p>
+    <w:p>
+      <w:pPr>
+        <w:spacing w:after="40" w:before="40"/>
+      </w:pPr>
+      <w:r>
+        <w:rPr>
+          <w:rFonts w:ascii="Arial" w:cs="Arial" w:eastAsia="Arial" w:hAnsi="Arial"/>
+          <w:b/>
+          <w:bCs/>
+          <w:sz w:val="19"/>
+          <w:szCs w:val="19"/>
+        </w:rPr>
+        <w:t xml:space="preserve">Text (Entwurf): </w:t>
+      </w:r>
+      <w:r>
+        <w:rPr>
+          <w:rFonts w:ascii="Arial" w:cs="Arial" w:eastAsia="Arial" w:hAnsi="Arial"/>
+          <w:sz w:val="19"/>
+          <w:szCs w:val="19"/>
+        </w:rPr>
+        <w:t xml:space="preserve">Für Verpackung, die vor dem 12.08.2026 produziert, aber noch nicht in Verkehr gebracht wurde, erwartet die Kommission keine Umetikettierung: Die Erzeugerangaben nach Art. 15 Abs. 5 und 6 dürfen über Begleitdokumente mitgegeben werden, eine Chargennummer genügt. Dokumentieren Sie je Charge Name, Marke, Anschrift und Kontaktweg in den Lieferpapieren, statt Bestände neu zu bedrucken.</w:t>
+      </w:r>
+    </w:p>
+    <w:p>
+      <w:pPr>
+        <w:spacing w:after="40" w:before="40"/>
+      </w:pPr>
+      <w:r>
+        <w:rPr>
+          <w:rFonts w:ascii="Arial" w:cs="Arial" w:eastAsia="Arial" w:hAnsi="Arial"/>
+          <w:b/>
+          <w:bCs/>
+          <w:sz w:val="19"/>
+          <w:szCs w:val="19"/>
+        </w:rPr>
+        <w:t xml:space="preserve">Fundstellen: </w:t>
+      </w:r>
+      <w:r>
+        <w:rPr>
+          <w:rFonts w:ascii="Arial" w:cs="Arial" w:eastAsia="Arial" w:hAnsi="Arial"/>
+          <w:sz w:val="19"/>
+          <w:szCs w:val="19"/>
+        </w:rPr>
+        <w:t xml:space="preserve">Art. 15 Abs. 5 und 6 PPWR (VO (EU) 2025/40); Kommissions-FAQ 2. Ed. Kap. X FAQ 5 (unverbindliche Auslegung)</w:t>
+      </w:r>
+    </w:p>
+    <w:p>
+      <w:pPr>
+        <w:shd w:fill="FFF7E0" w:color="auto" w:val="clear"/>
+        <w:spacing w:after="60" w:before="60"/>
+      </w:pPr>
+      <w:r>
+        <w:rPr>
+          <w:rFonts w:ascii="Arial" w:cs="Arial" w:eastAsia="Arial" w:hAnsi="Arial"/>
+          <w:b/>
+          <w:bCs/>
+          <w:sz w:val="19"/>
+          <w:szCs w:val="19"/>
+        </w:rPr>
+        <w:t xml:space="preserve">Offener Punkt für die Kanzlei: </w:t>
+      </w:r>
+      <w:r>
+        <w:rPr>
+          <w:rFonts w:ascii="Arial" w:cs="Arial" w:eastAsia="Arial" w:hAnsi="Arial"/>
+          <w:sz w:val="19"/>
+          <w:szCs w:val="19"/>
+        </w:rPr>
+        <w:t xml:space="preserve">Spannung zu #10/C01 (kein Abverkaufsprivileg für stoffliche Anforderungen); vgl. C15.</w:t>
+      </w:r>
+    </w:p>
+    <w:tbl>
+      <w:tblPr>
+        <w:tblW w:type="dxa" w:w="9638"/>
+        <w:tblBorders>
+          <w:top w:val="single" w:color="auto" w:sz="4"/>
+          <w:left w:val="single" w:color="auto" w:sz="4"/>
+          <w:bottom w:val="single" w:color="auto" w:sz="4"/>
+          <w:right w:val="single" w:color="auto" w:sz="4"/>
+          <w:insideH w:val="single" w:color="auto" w:sz="4"/>
+          <w:insideV w:val="single" w:color="auto" w:sz="4"/>
+        </w:tblBorders>
+        <w:tblLayout w:type="fixed"/>
+      </w:tblPr>
+      <w:tblGrid>
+        <w:gridCol w:w="3212"/>
+        <w:gridCol w:w="3213"/>
+        <w:gridCol w:w="3213"/>
+      </w:tblGrid>
+      <w:tr>
+        <w:trPr>
+          <w:cantSplit/>
+          <w:tblHeader w:val="false"/>
+        </w:trPr>
+        <w:tc>
+          <w:tcPr>
+            <w:tcW w:type="dxa" w:w="3212"/>
+            <w:shd w:fill="F3F4F6" w:color="auto" w:val="clear"/>
+            <w:tcMar>
+              <w:top w:type="dxa" w:w="60"/>
+              <w:left w:type="dxa" w:w="90"/>
+              <w:bottom w:type="dxa" w:w="60"/>
+              <w:right w:type="dxa" w:w="90"/>
+            </w:tcMar>
+            <w:vAlign w:val="top"/>
+          </w:tcPr>
+          <w:p>
+            <w:pPr>
+              <w:spacing w:after="20" w:before="0"/>
+            </w:pPr>
+            <w:r>
+              <w:rPr>
+                <w:rFonts w:ascii="Arial" w:cs="Arial" w:eastAsia="Arial" w:hAnsi="Arial"/>
+                <w:sz w:val="18"/>
+                <w:szCs w:val="18"/>
+              </w:rPr>
+              <w:t xml:space="preserve">☐ Freigeben wie vorgelegt</w:t>
+            </w:r>
+          </w:p>
+        </w:tc>
+        <w:tc>
+          <w:tcPr>
+            <w:tcW w:type="dxa" w:w="3213"/>
+            <w:shd w:fill="F3F4F6" w:color="auto" w:val="clear"/>
+            <w:tcMar>
+              <w:top w:type="dxa" w:w="60"/>
+              <w:left w:type="dxa" w:w="90"/>
+              <w:bottom w:type="dxa" w:w="60"/>
+              <w:right w:type="dxa" w:w="90"/>
+            </w:tcMar>
+            <w:vAlign w:val="top"/>
+          </w:tcPr>
+          <w:p>
+            <w:pPr>
+              <w:spacing w:after="20" w:before="0"/>
+            </w:pPr>
+            <w:r>
+              <w:rPr>
+                <w:rFonts w:ascii="Arial" w:cs="Arial" w:eastAsia="Arial" w:hAnsi="Arial"/>
+                <w:sz w:val="18"/>
+                <w:szCs w:val="18"/>
+              </w:rPr>
+              <w:t xml:space="preserve">☐ Ändern (Hinweis unten)</w:t>
+            </w:r>
+          </w:p>
+        </w:tc>
+        <w:tc>
+          <w:tcPr>
+            <w:tcW w:type="dxa" w:w="3213"/>
+            <w:shd w:fill="F3F4F6" w:color="auto" w:val="clear"/>
+            <w:tcMar>
+              <w:top w:type="dxa" w:w="60"/>
+              <w:left w:type="dxa" w:w="90"/>
+              <w:bottom w:type="dxa" w:w="60"/>
+              <w:right w:type="dxa" w:w="90"/>
+            </w:tcMar>
+            <w:vAlign w:val="top"/>
+          </w:tcPr>
+          <w:p>
+            <w:pPr>
+              <w:spacing w:after="20" w:before="0"/>
+            </w:pPr>
+            <w:r>
+              <w:rPr>
+                <w:rFonts w:ascii="Arial" w:cs="Arial" w:eastAsia="Arial" w:hAnsi="Arial"/>
+                <w:sz w:val="18"/>
+                <w:szCs w:val="18"/>
+              </w:rPr>
+              <w:t xml:space="preserve">☐ Streichen / nicht ausspielen</w:t>
+            </w:r>
+          </w:p>
+        </w:tc>
+      </w:tr>
+    </w:tbl>
+    <w:p>
+      <w:pPr>
+        <w:spacing w:after="20" w:before="80"/>
+      </w:pPr>
+      <w:r>
+        <w:rPr>
+          <w:rFonts w:ascii="Arial" w:cs="Arial" w:eastAsia="Arial" w:hAnsi="Arial"/>
+          <w:b/>
+          <w:bCs/>
+          <w:sz w:val="18"/>
+          <w:szCs w:val="18"/>
+        </w:rPr>
+        <w:t xml:space="preserve">Anmerkung der Kanzlei:</w:t>
+      </w:r>
+    </w:p>
+    <w:p>
+      <w:pPr>
+        <w:spacing w:after="0" w:before="60"/>
+      </w:pPr>
+      <w:r>
+        <w:rPr>
+          <w:rFonts w:ascii="Arial" w:cs="Arial" w:eastAsia="Arial" w:hAnsi="Arial"/>
+          <w:sz w:val="20"/>
+          <w:szCs w:val="20"/>
+        </w:rPr>
+        <w:t xml:space="preserve"/>
+      </w:r>
+    </w:p>
+    <w:p>
+      <w:pPr>
+        <w:spacing w:after="160" w:before="0"/>
+      </w:pPr>
+      <w:r>
+        <w:rPr>
+          <w:rFonts w:ascii="Arial" w:cs="Arial" w:eastAsia="Arial" w:hAnsi="Arial"/>
+          <w:color w:val="6B7280"/>
+          <w:sz w:val="18"/>
+          <w:szCs w:val="18"/>
+        </w:rPr>
+        <w:t xml:space="preserve">______________________________________________________________________________________</w:t>
+      </w:r>
+    </w:p>
+    <w:p>
+      <w:pPr>
+        <w:pStyle w:val="Heading2"/>
+        <w:keepNext/>
+        <w:spacing w:after="120" w:before="280"/>
+      </w:pPr>
+      <w:r>
+        <w:rPr>
+          <w:rFonts w:ascii="Arial" w:cs="Arial" w:eastAsia="Arial" w:hAnsi="Arial"/>
+          <w:b/>
+          <w:bCs/>
+          <w:color w:val="111111"/>
+          <w:sz w:val="26"/>
+          <w:szCs w:val="26"/>
+        </w:rPr>
+        <w:t xml:space="preserve">B.4 Praxisfragen mit offenem Punkt aus früheren Paketen (21)</w:t>
       </w:r>
     </w:p>
     <w:p>
